--- a/Lenguaje/Introduces.docx
+++ b/Lenguaje/Introduces.docx
@@ -1,6 +1,6 @@
 
 <file path=word/document.xml><?xml version="1.0" encoding="utf-8"?>
-<w:document xmlns:wpc="http://schemas.microsoft.com/office/word/2010/wordprocessingCanvas" xmlns:cx="http://schemas.microsoft.com/office/drawing/2014/chartex" xmlns:cx1="http://schemas.microsoft.com/office/drawing/2015/9/8/chartex" xmlns:cx2="http://schemas.microsoft.com/office/drawing/2015/10/21/chartex" xmlns:cx3="http://schemas.microsoft.com/office/drawing/2016/5/9/chartex" xmlns:cx4="http://schemas.microsoft.com/office/drawing/2016/5/10/chartex" xmlns:cx5="http://schemas.microsoft.com/office/drawing/2016/5/11/chartex" xmlns:cx6="http://schemas.microsoft.com/office/drawing/2016/5/12/chartex" xmlns:cx7="http://schemas.microsoft.com/office/drawing/2016/5/13/chartex" xmlns:cx8="http://schemas.microsoft.com/office/drawing/2016/5/14/chartex" xmlns:mc="http://schemas.openxmlformats.org/markup-compatibility/2006" xmlns:aink="http://schemas.microsoft.com/office/drawing/2016/ink" xmlns:am3d="http://schemas.microsoft.com/office/drawing/2017/model3d" xmlns:o="urn:schemas-microsoft-com:office:office" xmlns:oel="http://schemas.microsoft.com/office/2019/extlst" xmlns:r="http://schemas.openxmlformats.org/officeDocument/2006/relationships" xmlns:m="http://schemas.openxmlformats.org/officeDocument/2006/math" xmlns:v="urn:schemas-microsoft-com:vml" xmlns:wp14="http://schemas.microsoft.com/office/word/2010/wordprocessingDrawing" xmlns:wp="http://schemas.openxmlformats.org/drawingml/2006/wordprocessingDrawing" xmlns:w10="urn:schemas-microsoft-com:office:word" xmlns:w="http://schemas.openxmlformats.org/wordprocessingml/2006/main" xmlns:w14="http://schemas.microsoft.com/office/word/2010/wordml" xmlns:w15="http://schemas.microsoft.com/office/word/2012/wordml" xmlns:w16cex="http://schemas.microsoft.com/office/word/2018/wordml/cex" xmlns:w16cid="http://schemas.microsoft.com/office/word/2016/wordml/cid" xmlns:w16="http://schemas.microsoft.com/office/word/2018/wordml" xmlns:w16du="http://schemas.microsoft.com/office/word/2023/wordml/word16du" xmlns:w16sdtdh="http://schemas.microsoft.com/office/word/2020/wordml/sdtdatahash" xmlns:w16sdtfl="http://schemas.microsoft.com/office/word/2024/wordml/sdtformatlock" xmlns:w16se="http://schemas.microsoft.com/office/word/2015/wordml/symex" xmlns:wpg="http://schemas.microsoft.com/office/word/2010/wordprocessingGroup" xmlns:wpi="http://schemas.microsoft.com/office/word/2010/wordprocessingInk" xmlns:wne="http://schemas.microsoft.com/office/word/2006/wordml" xmlns:wps="http://schemas.microsoft.com/office/word/2010/wordprocessingShape" mc:Ignorable="w14 w15 w16se w16cid w16 w16cex w16sdtdh w16sdtfl w16du wp14">
+<w:document xmlns:wpc="http://schemas.microsoft.com/office/word/2010/wordprocessingCanvas" xmlns:cx="http://schemas.microsoft.com/office/drawing/2014/chartex" xmlns:cx1="http://schemas.microsoft.com/office/drawing/2015/9/8/chartex" xmlns:cx2="http://schemas.microsoft.com/office/drawing/2015/10/21/chartex" xmlns:cx3="http://schemas.microsoft.com/office/drawing/2016/5/9/chartex" xmlns:cx4="http://schemas.microsoft.com/office/drawing/2016/5/10/chartex" xmlns:cx5="http://schemas.microsoft.com/office/drawing/2016/5/11/chartex" xmlns:cx6="http://schemas.microsoft.com/office/drawing/2016/5/12/chartex" xmlns:cx7="http://schemas.microsoft.com/office/drawing/2016/5/13/chartex" xmlns:cx8="http://schemas.microsoft.com/office/drawing/2016/5/14/chartex" xmlns:mc="http://schemas.openxmlformats.org/markup-compatibility/2006" xmlns:aink="http://schemas.microsoft.com/office/drawing/2016/ink" xmlns:am3d="http://schemas.microsoft.com/office/drawing/2017/model3d" xmlns:o="urn:schemas-microsoft-com:office:office" xmlns:r="http://schemas.openxmlformats.org/officeDocument/2006/relationships" xmlns:m="http://schemas.openxmlformats.org/officeDocument/2006/math" xmlns:v="urn:schemas-microsoft-com:vml" xmlns:wp14="http://schemas.microsoft.com/office/word/2010/wordprocessingDrawing" xmlns:wp="http://schemas.openxmlformats.org/drawingml/2006/wordprocessingDrawing" xmlns:w10="urn:schemas-microsoft-com:office:word" xmlns:w="http://schemas.openxmlformats.org/wordprocessingml/2006/main" xmlns:w14="http://schemas.microsoft.com/office/word/2010/wordml" xmlns:w15="http://schemas.microsoft.com/office/word/2012/wordml" xmlns:w16cex="http://schemas.microsoft.com/office/word/2018/wordml/cex" xmlns:w16cid="http://schemas.microsoft.com/office/word/2016/wordml/cid" xmlns:w16="http://schemas.microsoft.com/office/word/2018/wordml" xmlns:w16sdtdh="http://schemas.microsoft.com/office/word/2020/wordml/sdtdatahash" xmlns:w16se="http://schemas.microsoft.com/office/word/2015/wordml/symex" xmlns:wpg="http://schemas.microsoft.com/office/word/2010/wordprocessingGroup" xmlns:wpi="http://schemas.microsoft.com/office/word/2010/wordprocessingInk" xmlns:wne="http://schemas.microsoft.com/office/word/2006/wordml" xmlns:wps="http://schemas.microsoft.com/office/word/2010/wordprocessingShape" mc:Ignorable="w14 w15 w16se w16cid w16 w16cex w16sdtdh wp14">
   <w:body>
     <w:p>
       <w:pPr>
@@ -141,25 +141,14 @@
           <w:lang w:val="en-GB"/>
         </w:rPr>
       </w:pPr>
-      <w:proofErr w:type="gramStart"/>
-      <w:r>
-        <w:rPr>
-          <w:rFonts w:asciiTheme="majorHAnsi" w:eastAsiaTheme="majorHAnsi" w:hAnsiTheme="majorHAnsi" w:cs="Microsoft GothicNeo"/>
-          <w:sz w:val="18"/>
-          <w:szCs w:val="18"/>
-          <w:lang w:val="en-GB"/>
-        </w:rPr>
-        <w:t>斯彼伯</w:t>
-      </w:r>
-      <w:proofErr w:type="gramEnd"/>
-      <w:r>
-        <w:rPr>
-          <w:rFonts w:asciiTheme="majorHAnsi" w:eastAsiaTheme="majorHAnsi" w:hAnsiTheme="majorHAnsi" w:cs="Microsoft GothicNeo"/>
-          <w:sz w:val="18"/>
-          <w:szCs w:val="18"/>
-          <w:lang w:val="en-GB"/>
-        </w:rPr>
-        <w:t>龙帝国</w:t>
+      <w:r>
+        <w:rPr>
+          <w:rFonts w:asciiTheme="majorHAnsi" w:eastAsiaTheme="majorHAnsi" w:hAnsiTheme="majorHAnsi" w:cs="Microsoft GothicNeo"/>
+          <w:sz w:val="18"/>
+          <w:szCs w:val="18"/>
+          <w:lang w:val="en-GB"/>
+        </w:rPr>
+        <w:t>斯彼伯龙帝国</w:t>
       </w:r>
     </w:p>
     <w:p>
@@ -295,66 +284,26 @@
           <w:szCs w:val="18"/>
           <w:lang w:val="en-GB"/>
         </w:rPr>
-        <w:t>卡</w:t>
-      </w:r>
-      <w:proofErr w:type="gramStart"/>
-      <w:r>
-        <w:rPr>
-          <w:rFonts w:asciiTheme="majorHAnsi" w:eastAsiaTheme="majorHAnsi" w:hAnsiTheme="majorHAnsi" w:cs="Microsoft GothicNeo"/>
-          <w:sz w:val="18"/>
-          <w:szCs w:val="18"/>
-          <w:lang w:val="en-GB"/>
-        </w:rPr>
-        <w:t>特</w:t>
-      </w:r>
-      <w:proofErr w:type="gramEnd"/>
-      <w:r>
-        <w:rPr>
-          <w:rFonts w:asciiTheme="majorHAnsi" w:eastAsiaTheme="majorHAnsi" w:hAnsiTheme="majorHAnsi" w:cs="Microsoft GothicNeo"/>
-          <w:sz w:val="18"/>
-          <w:szCs w:val="18"/>
-          <w:lang w:val="en-GB"/>
-        </w:rPr>
-        <w:t>斯从国</w:t>
-      </w:r>
-    </w:p>
-    <w:p>
-      <w:pPr>
-        <w:rPr>
-          <w:rFonts w:asciiTheme="majorHAnsi" w:eastAsiaTheme="majorHAnsi" w:hAnsiTheme="majorHAnsi" w:cs="Microsoft GothicNeo"/>
-          <w:sz w:val="18"/>
-          <w:szCs w:val="18"/>
-          <w:lang w:val="en-GB"/>
-        </w:rPr>
-      </w:pPr>
-      <w:r>
-        <w:rPr>
-          <w:rFonts w:asciiTheme="majorHAnsi" w:eastAsiaTheme="majorHAnsi" w:hAnsiTheme="majorHAnsi" w:cs="Microsoft GothicNeo"/>
-          <w:sz w:val="18"/>
-          <w:szCs w:val="18"/>
-          <w:lang w:val="en-GB"/>
-        </w:rPr>
-        <w:t>寡头制，等待有缘</w:t>
-      </w:r>
-      <w:proofErr w:type="gramStart"/>
-      <w:r>
-        <w:rPr>
-          <w:rFonts w:asciiTheme="majorHAnsi" w:eastAsiaTheme="majorHAnsi" w:hAnsiTheme="majorHAnsi" w:cs="Microsoft GothicNeo"/>
-          <w:sz w:val="18"/>
-          <w:szCs w:val="18"/>
-          <w:lang w:val="en-GB"/>
-        </w:rPr>
-        <w:t>人完善</w:t>
-      </w:r>
-      <w:proofErr w:type="gramEnd"/>
-      <w:r>
-        <w:rPr>
-          <w:rFonts w:asciiTheme="majorHAnsi" w:eastAsiaTheme="majorHAnsi" w:hAnsiTheme="majorHAnsi" w:cs="Microsoft GothicNeo"/>
-          <w:sz w:val="18"/>
-          <w:szCs w:val="18"/>
-          <w:lang w:val="en-GB"/>
-        </w:rPr>
-        <w:t>其特征。</w:t>
+        <w:t>卡特斯从国</w:t>
+      </w:r>
+    </w:p>
+    <w:p>
+      <w:pPr>
+        <w:rPr>
+          <w:rFonts w:asciiTheme="majorHAnsi" w:eastAsiaTheme="majorHAnsi" w:hAnsiTheme="majorHAnsi" w:cs="Microsoft GothicNeo"/>
+          <w:sz w:val="18"/>
+          <w:szCs w:val="18"/>
+          <w:lang w:val="en-GB"/>
+        </w:rPr>
+      </w:pPr>
+      <w:r>
+        <w:rPr>
+          <w:rFonts w:asciiTheme="majorHAnsi" w:eastAsiaTheme="majorHAnsi" w:hAnsiTheme="majorHAnsi" w:cs="Microsoft GothicNeo"/>
+          <w:sz w:val="18"/>
+          <w:szCs w:val="18"/>
+          <w:lang w:val="en-GB"/>
+        </w:rPr>
+        <w:t>寡头制，等待有缘人完善其特征。</w:t>
       </w:r>
     </w:p>
     <w:p>
@@ -412,47 +361,7 @@
           <w:szCs w:val="18"/>
           <w:lang w:val="en-GB"/>
         </w:rPr>
-        <w:t>致力于</w:t>
-      </w:r>
-      <w:proofErr w:type="gramStart"/>
-      <w:r>
-        <w:rPr>
-          <w:rFonts w:asciiTheme="majorHAnsi" w:eastAsiaTheme="majorHAnsi" w:hAnsiTheme="majorHAnsi" w:cs="Microsoft GothicNeo"/>
-          <w:sz w:val="18"/>
-          <w:szCs w:val="18"/>
-          <w:lang w:val="en-GB"/>
-        </w:rPr>
-        <w:t>完善第一</w:t>
-      </w:r>
-      <w:proofErr w:type="gramEnd"/>
-      <w:r>
-        <w:rPr>
-          <w:rFonts w:asciiTheme="majorHAnsi" w:eastAsiaTheme="majorHAnsi" w:hAnsiTheme="majorHAnsi" w:cs="Microsoft GothicNeo"/>
-          <w:sz w:val="18"/>
-          <w:szCs w:val="18"/>
-          <w:lang w:val="en-GB"/>
-        </w:rPr>
-        <w:t>帝国通用语使三大帝国间的交流顺畅，然而大陆久分而不合，再多的努力在大势面前都显得渺小软弱。因此塔</w:t>
-      </w:r>
-      <w:proofErr w:type="gramStart"/>
-      <w:r>
-        <w:rPr>
-          <w:rFonts w:asciiTheme="majorHAnsi" w:eastAsiaTheme="majorHAnsi" w:hAnsiTheme="majorHAnsi" w:cs="Microsoft GothicNeo"/>
-          <w:sz w:val="18"/>
-          <w:szCs w:val="18"/>
-          <w:lang w:val="en-GB"/>
-        </w:rPr>
-        <w:t>萨</w:t>
-      </w:r>
-      <w:proofErr w:type="gramEnd"/>
-      <w:r>
-        <w:rPr>
-          <w:rFonts w:asciiTheme="majorHAnsi" w:eastAsiaTheme="majorHAnsi" w:hAnsiTheme="majorHAnsi" w:cs="Microsoft GothicNeo"/>
-          <w:sz w:val="18"/>
-          <w:szCs w:val="18"/>
-          <w:lang w:val="en-GB"/>
-        </w:rPr>
-        <w:t>文学部</w:t>
+        <w:t>致力于完善第一帝国通用语使三大帝国间的交流顺畅，然而大陆久分而不合，再多的努力在大势面前都显得渺小软弱。因此塔萨文学部</w:t>
       </w:r>
       <w:r>
         <w:rPr>
@@ -474,6 +383,684 @@
         </w:rPr>
         <w:t>，该部的座右铭是Fabula et veritas 即传说与真理。其部员奔走于大陆，誓要发掘并留存大陆的瑰宝。</w:t>
       </w:r>
+    </w:p>
+    <w:p>
+      <w:pPr>
+        <w:rPr>
+          <w:rFonts w:hint="eastAsia"/>
+          <w:lang w:val="en-GB"/>
+        </w:rPr>
+      </w:pPr>
+      <w:r>
+        <w:rPr>
+          <w:rFonts w:hint="eastAsia"/>
+          <w:lang w:val="en-GB"/>
+        </w:rPr>
+        <w:t>六、方言对比扩展（第六点）**</w:t>
+      </w:r>
+    </w:p>
+    <w:p>
+      <w:pPr>
+        <w:rPr>
+          <w:rFonts w:hint="eastAsia"/>
+          <w:lang w:val="en-GB"/>
+        </w:rPr>
+      </w:pPr>
+      <w:r>
+        <w:rPr>
+          <w:rFonts w:hint="eastAsia"/>
+          <w:lang w:val="en-GB"/>
+        </w:rPr>
+        <w:t>根据帝国文化背景，细化三大分支的差异：</w:t>
+      </w:r>
+    </w:p>
+    <w:p>
+      <w:pPr>
+        <w:rPr>
+          <w:rFonts w:hint="eastAsia"/>
+          <w:lang w:val="en-GB"/>
+        </w:rPr>
+      </w:pPr>
+    </w:p>
+    <w:p>
+      <w:pPr>
+        <w:rPr>
+          <w:rFonts w:hint="eastAsia"/>
+          <w:lang w:val="en-GB"/>
+        </w:rPr>
+      </w:pPr>
+      <w:r>
+        <w:rPr>
+          <w:rFonts w:hint="eastAsia"/>
+          <w:lang w:val="en-GB"/>
+        </w:rPr>
+        <w:t>#### **1. 斯彼伯龙帝国（军事独裁）**</w:t>
+      </w:r>
+    </w:p>
+    <w:p>
+      <w:pPr>
+        <w:rPr>
+          <w:rFonts w:hint="eastAsia"/>
+          <w:lang w:val="en-GB"/>
+        </w:rPr>
+      </w:pPr>
+      <w:r>
+        <w:rPr>
+          <w:rFonts w:hint="eastAsia"/>
+          <w:lang w:val="en-GB"/>
+        </w:rPr>
+        <w:t>| 层面       | 特征                                                                 | 示例                                                                 |</w:t>
+      </w:r>
+    </w:p>
+    <w:p>
+      <w:pPr>
+        <w:rPr>
+          <w:rFonts w:hint="eastAsia"/>
+          <w:lang w:val="en-GB"/>
+        </w:rPr>
+      </w:pPr>
+      <w:r>
+        <w:rPr>
+          <w:rFonts w:hint="eastAsia"/>
+          <w:lang w:val="en-GB"/>
+        </w:rPr>
+        <w:t>|------------|----------------------------------------------------------------------|----------------------------------------------------------------------|</w:t>
+      </w:r>
+    </w:p>
+    <w:p>
+      <w:pPr>
+        <w:rPr>
+          <w:rFonts w:hint="eastAsia"/>
+          <w:lang w:val="en-GB"/>
+        </w:rPr>
+      </w:pPr>
+      <w:r>
+        <w:rPr>
+          <w:rFonts w:hint="eastAsia"/>
+          <w:lang w:val="en-GB"/>
+        </w:rPr>
+        <w:t>| **语音**   | 辅音硬化（T→D）、元音缩短                                            | Terra → **</w:t>
+      </w:r>
+      <w:proofErr w:type="spellStart"/>
+      <w:r>
+        <w:rPr>
+          <w:rFonts w:hint="eastAsia"/>
+          <w:lang w:val="en-GB"/>
+        </w:rPr>
+        <w:t>Derra</w:t>
+      </w:r>
+      <w:proofErr w:type="spellEnd"/>
+      <w:r>
+        <w:rPr>
+          <w:rFonts w:hint="eastAsia"/>
+          <w:lang w:val="en-GB"/>
+        </w:rPr>
+        <w:t>**（大地）                                            |</w:t>
+      </w:r>
+    </w:p>
+    <w:p>
+      <w:pPr>
+        <w:rPr>
+          <w:rFonts w:hint="eastAsia"/>
+          <w:lang w:val="en-GB"/>
+        </w:rPr>
+      </w:pPr>
+      <w:r>
+        <w:rPr>
+          <w:rFonts w:hint="eastAsia"/>
+          <w:lang w:val="en-GB"/>
+        </w:rPr>
+        <w:t>| **语法**   | 省略冠词、动词变位简化（仅保留现在时）                               | 平语：**</w:t>
+      </w:r>
+      <w:proofErr w:type="spellStart"/>
+      <w:r>
+        <w:rPr>
+          <w:rFonts w:hint="eastAsia"/>
+          <w:lang w:val="en-GB"/>
+        </w:rPr>
+        <w:t>Veo</w:t>
+      </w:r>
+      <w:proofErr w:type="spellEnd"/>
+      <w:r>
+        <w:rPr>
+          <w:rFonts w:hint="eastAsia"/>
+          <w:lang w:val="en-GB"/>
+        </w:rPr>
+        <w:t xml:space="preserve"> </w:t>
+      </w:r>
+      <w:proofErr w:type="spellStart"/>
+      <w:r>
+        <w:rPr>
+          <w:rFonts w:hint="eastAsia"/>
+          <w:lang w:val="en-GB"/>
+        </w:rPr>
+        <w:t>Bos</w:t>
+      </w:r>
+      <w:proofErr w:type="spellEnd"/>
+      <w:r>
+        <w:rPr>
+          <w:rFonts w:hint="eastAsia"/>
+          <w:lang w:val="en-GB"/>
+        </w:rPr>
+        <w:t>**（见牛）→ 斯彼伯龙：**</w:t>
+      </w:r>
+      <w:proofErr w:type="spellStart"/>
+      <w:r>
+        <w:rPr>
+          <w:rFonts w:hint="eastAsia"/>
+          <w:lang w:val="en-GB"/>
+        </w:rPr>
+        <w:t>Ve</w:t>
+      </w:r>
+      <w:proofErr w:type="spellEnd"/>
+      <w:r>
+        <w:rPr>
+          <w:rFonts w:hint="eastAsia"/>
+          <w:lang w:val="en-GB"/>
+        </w:rPr>
+        <w:t xml:space="preserve"> </w:t>
+      </w:r>
+      <w:proofErr w:type="spellStart"/>
+      <w:r>
+        <w:rPr>
+          <w:rFonts w:hint="eastAsia"/>
+          <w:lang w:val="en-GB"/>
+        </w:rPr>
+        <w:t>Bos</w:t>
+      </w:r>
+      <w:proofErr w:type="spellEnd"/>
+      <w:r>
+        <w:rPr>
+          <w:rFonts w:hint="eastAsia"/>
+          <w:lang w:val="en-GB"/>
+        </w:rPr>
+        <w:t>**                      |</w:t>
+      </w:r>
+    </w:p>
+    <w:p>
+      <w:pPr>
+        <w:rPr>
+          <w:rFonts w:hint="eastAsia"/>
+          <w:lang w:val="en-GB"/>
+        </w:rPr>
+      </w:pPr>
+      <w:r>
+        <w:rPr>
+          <w:rFonts w:hint="eastAsia"/>
+          <w:lang w:val="en-GB"/>
+        </w:rPr>
+        <w:t>| **词汇**   | 军事化复合词、武器与战术术语                                         | **</w:t>
+      </w:r>
+      <w:proofErr w:type="spellStart"/>
+      <w:r>
+        <w:rPr>
+          <w:rFonts w:hint="eastAsia"/>
+          <w:lang w:val="en-GB"/>
+        </w:rPr>
+        <w:t>Spadafort</w:t>
+      </w:r>
+      <w:proofErr w:type="spellEnd"/>
+      <w:r>
+        <w:rPr>
+          <w:rFonts w:hint="eastAsia"/>
+          <w:lang w:val="en-GB"/>
+        </w:rPr>
+        <w:t>**（剑堡，军事据点）                                      |</w:t>
+      </w:r>
+    </w:p>
+    <w:p>
+      <w:pPr>
+        <w:rPr>
+          <w:rFonts w:hint="eastAsia"/>
+          <w:lang w:val="en-GB"/>
+        </w:rPr>
+      </w:pPr>
+    </w:p>
+    <w:p>
+      <w:pPr>
+        <w:rPr>
+          <w:rFonts w:hint="eastAsia"/>
+          <w:lang w:val="en-GB"/>
+        </w:rPr>
+      </w:pPr>
+      <w:r>
+        <w:rPr>
+          <w:rFonts w:hint="eastAsia"/>
+          <w:lang w:val="en-GB"/>
+        </w:rPr>
+        <w:t>#### **2. 威尔迪亚帝国（宗教正统）**</w:t>
+      </w:r>
+    </w:p>
+    <w:p>
+      <w:pPr>
+        <w:rPr>
+          <w:rFonts w:hint="eastAsia"/>
+          <w:lang w:val="en-GB"/>
+        </w:rPr>
+      </w:pPr>
+      <w:r>
+        <w:rPr>
+          <w:rFonts w:hint="eastAsia"/>
+          <w:lang w:val="en-GB"/>
+        </w:rPr>
+        <w:t>| 层面       | 特征                                                                 | 示例                                                                 |</w:t>
+      </w:r>
+    </w:p>
+    <w:p>
+      <w:pPr>
+        <w:rPr>
+          <w:rFonts w:hint="eastAsia"/>
+          <w:lang w:val="en-GB"/>
+        </w:rPr>
+      </w:pPr>
+      <w:r>
+        <w:rPr>
+          <w:rFonts w:hint="eastAsia"/>
+          <w:lang w:val="en-GB"/>
+        </w:rPr>
+        <w:t>|------------|----------------------------------------------------------------------|----------------------------------------------------------------------|</w:t>
+      </w:r>
+    </w:p>
+    <w:p>
+      <w:pPr>
+        <w:rPr>
+          <w:rFonts w:hint="eastAsia"/>
+          <w:lang w:val="en-GB"/>
+        </w:rPr>
+      </w:pPr>
+      <w:r>
+        <w:rPr>
+          <w:rFonts w:hint="eastAsia"/>
+          <w:lang w:val="en-GB"/>
+        </w:rPr>
+        <w:t xml:space="preserve">| **语音**   | 保留长元音和鼻化音                                                   | </w:t>
+      </w:r>
+      <w:proofErr w:type="spellStart"/>
+      <w:r>
+        <w:rPr>
+          <w:rFonts w:hint="eastAsia"/>
+          <w:lang w:val="en-GB"/>
+        </w:rPr>
+        <w:t>Honor</w:t>
+      </w:r>
+      <w:proofErr w:type="spellEnd"/>
+      <w:r>
+        <w:rPr>
+          <w:rFonts w:hint="eastAsia"/>
+          <w:lang w:val="en-GB"/>
+        </w:rPr>
+        <w:t xml:space="preserve"> → **</w:t>
+      </w:r>
+      <w:proofErr w:type="spellStart"/>
+      <w:r>
+        <w:rPr>
+          <w:rFonts w:hint="eastAsia"/>
+          <w:lang w:val="en-GB"/>
+        </w:rPr>
+        <w:t>Honõr</w:t>
+      </w:r>
+      <w:proofErr w:type="spellEnd"/>
+      <w:r>
+        <w:rPr>
+          <w:rFonts w:hint="eastAsia"/>
+          <w:lang w:val="en-GB"/>
+        </w:rPr>
+        <w:t>**（荣誉，鼻化音表神圣）                             |</w:t>
+      </w:r>
+    </w:p>
+    <w:p>
+      <w:pPr>
+        <w:rPr>
+          <w:rFonts w:hint="eastAsia"/>
+          <w:lang w:val="en-GB"/>
+        </w:rPr>
+      </w:pPr>
+      <w:r>
+        <w:rPr>
+          <w:rFonts w:hint="eastAsia"/>
+          <w:lang w:val="en-GB"/>
+        </w:rPr>
+        <w:t>| **语法**   | 复杂敬语系统、保留古语变位（如虚拟式）                               | 敬语：**</w:t>
+      </w:r>
+      <w:proofErr w:type="spellStart"/>
+      <w:r>
+        <w:rPr>
+          <w:rFonts w:hint="eastAsia"/>
+          <w:lang w:val="en-GB"/>
+        </w:rPr>
+        <w:t>Er</w:t>
+      </w:r>
+      <w:proofErr w:type="spellEnd"/>
+      <w:r>
+        <w:rPr>
+          <w:rFonts w:hint="eastAsia"/>
+          <w:lang w:val="en-GB"/>
+        </w:rPr>
+        <w:t xml:space="preserve"> </w:t>
+      </w:r>
+      <w:proofErr w:type="spellStart"/>
+      <w:r>
+        <w:rPr>
+          <w:rFonts w:hint="eastAsia"/>
+          <w:lang w:val="en-GB"/>
+        </w:rPr>
+        <w:t>veo</w:t>
+      </w:r>
+      <w:proofErr w:type="spellEnd"/>
+      <w:r>
+        <w:rPr>
+          <w:rFonts w:hint="eastAsia"/>
+          <w:lang w:val="en-GB"/>
+        </w:rPr>
+        <w:t xml:space="preserve"> </w:t>
+      </w:r>
+      <w:proofErr w:type="spellStart"/>
+      <w:r>
+        <w:rPr>
+          <w:rFonts w:hint="eastAsia"/>
+          <w:lang w:val="en-GB"/>
+        </w:rPr>
+        <w:t>deud</w:t>
+      </w:r>
+      <w:proofErr w:type="spellEnd"/>
+      <w:r>
+        <w:rPr>
+          <w:rFonts w:hint="eastAsia"/>
+          <w:lang w:val="en-GB"/>
+        </w:rPr>
+        <w:t xml:space="preserve"> </w:t>
+      </w:r>
+      <w:proofErr w:type="spellStart"/>
+      <w:r>
+        <w:rPr>
+          <w:rFonts w:hint="eastAsia"/>
+          <w:lang w:val="en-GB"/>
+        </w:rPr>
+        <w:t>Bos</w:t>
+      </w:r>
+      <w:proofErr w:type="spellEnd"/>
+      <w:r>
+        <w:rPr>
+          <w:rFonts w:hint="eastAsia"/>
+          <w:lang w:val="en-GB"/>
+        </w:rPr>
+        <w:t>.** → 古语：**</w:t>
+      </w:r>
+      <w:proofErr w:type="spellStart"/>
+      <w:r>
+        <w:rPr>
+          <w:rFonts w:hint="eastAsia"/>
+          <w:lang w:val="en-GB"/>
+        </w:rPr>
+        <w:t>Er</w:t>
+      </w:r>
+      <w:proofErr w:type="spellEnd"/>
+      <w:r>
+        <w:rPr>
+          <w:rFonts w:hint="eastAsia"/>
+          <w:lang w:val="en-GB"/>
+        </w:rPr>
+        <w:t xml:space="preserve"> </w:t>
+      </w:r>
+      <w:proofErr w:type="spellStart"/>
+      <w:r>
+        <w:rPr>
+          <w:rFonts w:hint="eastAsia"/>
+          <w:lang w:val="en-GB"/>
+        </w:rPr>
+        <w:t>veam</w:t>
+      </w:r>
+      <w:proofErr w:type="spellEnd"/>
+      <w:r>
+        <w:rPr>
+          <w:rFonts w:hint="eastAsia"/>
+          <w:lang w:val="en-GB"/>
+        </w:rPr>
+        <w:t xml:space="preserve"> </w:t>
+      </w:r>
+      <w:proofErr w:type="spellStart"/>
+      <w:r>
+        <w:rPr>
+          <w:rFonts w:hint="eastAsia"/>
+          <w:lang w:val="en-GB"/>
+        </w:rPr>
+        <w:t>deud</w:t>
+      </w:r>
+      <w:proofErr w:type="spellEnd"/>
+      <w:r>
+        <w:rPr>
+          <w:rFonts w:hint="eastAsia"/>
+          <w:lang w:val="en-GB"/>
+        </w:rPr>
+        <w:t xml:space="preserve"> </w:t>
+      </w:r>
+      <w:proofErr w:type="spellStart"/>
+      <w:r>
+        <w:rPr>
+          <w:rFonts w:hint="eastAsia"/>
+          <w:lang w:val="en-GB"/>
+        </w:rPr>
+        <w:t>Bos</w:t>
+      </w:r>
+      <w:proofErr w:type="spellEnd"/>
+      <w:r>
+        <w:rPr>
+          <w:rFonts w:hint="eastAsia"/>
+          <w:lang w:val="en-GB"/>
+        </w:rPr>
+        <w:t>.**            |</w:t>
+      </w:r>
+    </w:p>
+    <w:p>
+      <w:pPr>
+        <w:rPr>
+          <w:rFonts w:hint="eastAsia"/>
+          <w:lang w:val="en-GB"/>
+        </w:rPr>
+      </w:pPr>
+      <w:r>
+        <w:rPr>
+          <w:rFonts w:hint="eastAsia"/>
+          <w:lang w:val="en-GB"/>
+        </w:rPr>
+        <w:t>| **词汇**   | 宗教仪式词汇、神话隐喻                                               | **</w:t>
+      </w:r>
+      <w:proofErr w:type="spellStart"/>
+      <w:r>
+        <w:rPr>
+          <w:rFonts w:hint="eastAsia"/>
+          <w:lang w:val="en-GB"/>
+        </w:rPr>
+        <w:t>Luxdivina</w:t>
+      </w:r>
+      <w:proofErr w:type="spellEnd"/>
+      <w:r>
+        <w:rPr>
+          <w:rFonts w:hint="eastAsia"/>
+          <w:lang w:val="en-GB"/>
+        </w:rPr>
+        <w:t xml:space="preserve">**（圣光，源自拉丁语lux“光”+ </w:t>
+      </w:r>
+      <w:proofErr w:type="spellStart"/>
+      <w:r>
+        <w:rPr>
+          <w:rFonts w:hint="eastAsia"/>
+          <w:lang w:val="en-GB"/>
+        </w:rPr>
+        <w:t>divina</w:t>
+      </w:r>
+      <w:proofErr w:type="spellEnd"/>
+      <w:r>
+        <w:rPr>
+          <w:rFonts w:hint="eastAsia"/>
+          <w:lang w:val="en-GB"/>
+        </w:rPr>
+        <w:t>“神圣”）              |</w:t>
+      </w:r>
+    </w:p>
+    <w:p>
+      <w:pPr>
+        <w:rPr>
+          <w:rFonts w:hint="eastAsia"/>
+          <w:lang w:val="en-GB"/>
+        </w:rPr>
+      </w:pPr>
+    </w:p>
+    <w:p>
+      <w:pPr>
+        <w:rPr>
+          <w:rFonts w:hint="eastAsia"/>
+          <w:lang w:val="en-GB"/>
+        </w:rPr>
+      </w:pPr>
+      <w:r>
+        <w:rPr>
+          <w:rFonts w:hint="eastAsia"/>
+          <w:lang w:val="en-GB"/>
+        </w:rPr>
+        <w:t>#### **3. 卡特斯从国（寡头贸易）**</w:t>
+      </w:r>
+    </w:p>
+    <w:p>
+      <w:pPr>
+        <w:rPr>
+          <w:rFonts w:hint="eastAsia"/>
+          <w:lang w:val="en-GB"/>
+        </w:rPr>
+      </w:pPr>
+      <w:r>
+        <w:rPr>
+          <w:rFonts w:hint="eastAsia"/>
+          <w:lang w:val="en-GB"/>
+        </w:rPr>
+        <w:t>| 层面       | 特征                                                                 | 示例                                                                 |</w:t>
+      </w:r>
+    </w:p>
+    <w:p>
+      <w:pPr>
+        <w:rPr>
+          <w:rFonts w:hint="eastAsia"/>
+          <w:lang w:val="en-GB"/>
+        </w:rPr>
+      </w:pPr>
+      <w:r>
+        <w:rPr>
+          <w:rFonts w:hint="eastAsia"/>
+          <w:lang w:val="en-GB"/>
+        </w:rPr>
+        <w:t>|------------|----------------------------------------------------------------------|----------------------------------------------------------------------|</w:t>
+      </w:r>
+    </w:p>
+    <w:p>
+      <w:pPr>
+        <w:rPr>
+          <w:rFonts w:hint="eastAsia"/>
+          <w:lang w:val="en-GB"/>
+        </w:rPr>
+      </w:pPr>
+      <w:r>
+        <w:rPr>
+          <w:rFonts w:hint="eastAsia"/>
+          <w:lang w:val="en-GB"/>
+        </w:rPr>
+        <w:t>| **语音**   | 辅音软化（K→</w:t>
+      </w:r>
+      <w:proofErr w:type="spellStart"/>
+      <w:r>
+        <w:rPr>
+          <w:rFonts w:hint="eastAsia"/>
+          <w:lang w:val="en-GB"/>
+        </w:rPr>
+        <w:t>Ch</w:t>
+      </w:r>
+      <w:proofErr w:type="spellEnd"/>
+      <w:r>
+        <w:rPr>
+          <w:rFonts w:hint="eastAsia"/>
+          <w:lang w:val="en-GB"/>
+        </w:rPr>
+        <w:t>）、语调起伏（疑问句升调）                             | Kates → **</w:t>
+      </w:r>
+      <w:proofErr w:type="spellStart"/>
+      <w:r>
+        <w:rPr>
+          <w:rFonts w:hint="eastAsia"/>
+          <w:lang w:val="en-GB"/>
+        </w:rPr>
+        <w:t>Chates</w:t>
+      </w:r>
+      <w:proofErr w:type="spellEnd"/>
+      <w:r>
+        <w:rPr>
+          <w:rFonts w:hint="eastAsia"/>
+          <w:lang w:val="en-GB"/>
+        </w:rPr>
+        <w:t>**（卡特斯）                                         |</w:t>
+      </w:r>
+    </w:p>
+    <w:p>
+      <w:pPr>
+        <w:rPr>
+          <w:rFonts w:hint="eastAsia"/>
+          <w:lang w:val="en-GB"/>
+        </w:rPr>
+      </w:pPr>
+      <w:r>
+        <w:rPr>
+          <w:rFonts w:hint="eastAsia"/>
+          <w:lang w:val="en-GB"/>
+        </w:rPr>
+        <w:t>| **语法**   | 词汇分层（贵族用拉丁词根，平民用简化词）                             | 贵族：**</w:t>
+      </w:r>
+      <w:proofErr w:type="spellStart"/>
+      <w:r>
+        <w:rPr>
+          <w:rFonts w:hint="eastAsia"/>
+          <w:lang w:val="en-GB"/>
+        </w:rPr>
+        <w:t>Argentium</w:t>
+      </w:r>
+      <w:proofErr w:type="spellEnd"/>
+      <w:r>
+        <w:rPr>
+          <w:rFonts w:hint="eastAsia"/>
+          <w:lang w:val="en-GB"/>
+        </w:rPr>
+        <w:t>**（银）→ 平民：**Plata**                           |</w:t>
+      </w:r>
+    </w:p>
+    <w:p>
+      <w:pPr>
+        <w:rPr>
+          <w:rFonts w:hint="eastAsia"/>
+          <w:lang w:val="en-GB"/>
+        </w:rPr>
+      </w:pPr>
+      <w:r>
+        <w:rPr>
+          <w:rFonts w:hint="eastAsia"/>
+          <w:lang w:val="en-GB"/>
+        </w:rPr>
+        <w:t>| **词汇**   | 商业术语、外来借词（如阿拉伯语数字）                                 | **Bazar**（市场，借自波斯语）、**Dinar**（货币）                     |</w:t>
+      </w:r>
+    </w:p>
+    <w:p>
+      <w:pPr>
+        <w:pBdr>
+          <w:bottom w:val="single" w:sz="6" w:space="1" w:color="auto"/>
+        </w:pBdr>
+        <w:rPr>
+          <w:rFonts w:hint="eastAsia"/>
+          <w:lang w:val="en-GB"/>
+        </w:rPr>
+      </w:pPr>
+    </w:p>
+    <w:p>
+      <w:pPr>
+        <w:rPr>
+          <w:lang w:val="en-GB"/>
+        </w:rPr>
+      </w:pPr>
     </w:p>
     <w:p>
       <w:pPr>
@@ -493,7 +1080,7 @@
 </file>
 
 <file path=word/endnotes.xml><?xml version="1.0" encoding="utf-8"?>
-<w:endnotes xmlns:wpc="http://schemas.microsoft.com/office/word/2010/wordprocessingCanvas" xmlns:cx="http://schemas.microsoft.com/office/drawing/2014/chartex" xmlns:cx1="http://schemas.microsoft.com/office/drawing/2015/9/8/chartex" xmlns:cx2="http://schemas.microsoft.com/office/drawing/2015/10/21/chartex" xmlns:cx3="http://schemas.microsoft.com/office/drawing/2016/5/9/chartex" xmlns:cx4="http://schemas.microsoft.com/office/drawing/2016/5/10/chartex" xmlns:cx5="http://schemas.microsoft.com/office/drawing/2016/5/11/chartex" xmlns:cx6="http://schemas.microsoft.com/office/drawing/2016/5/12/chartex" xmlns:cx7="http://schemas.microsoft.com/office/drawing/2016/5/13/chartex" xmlns:cx8="http://schemas.microsoft.com/office/drawing/2016/5/14/chartex" xmlns:mc="http://schemas.openxmlformats.org/markup-compatibility/2006" xmlns:aink="http://schemas.microsoft.com/office/drawing/2016/ink" xmlns:am3d="http://schemas.microsoft.com/office/drawing/2017/model3d" xmlns:o="urn:schemas-microsoft-com:office:office" xmlns:oel="http://schemas.microsoft.com/office/2019/extlst" xmlns:r="http://schemas.openxmlformats.org/officeDocument/2006/relationships" xmlns:m="http://schemas.openxmlformats.org/officeDocument/2006/math" xmlns:v="urn:schemas-microsoft-com:vml" xmlns:wp14="http://schemas.microsoft.com/office/word/2010/wordprocessingDrawing" xmlns:wp="http://schemas.openxmlformats.org/drawingml/2006/wordprocessingDrawing" xmlns:w10="urn:schemas-microsoft-com:office:word" xmlns:w="http://schemas.openxmlformats.org/wordprocessingml/2006/main" xmlns:w14="http://schemas.microsoft.com/office/word/2010/wordml" xmlns:w15="http://schemas.microsoft.com/office/word/2012/wordml" xmlns:w16cex="http://schemas.microsoft.com/office/word/2018/wordml/cex" xmlns:w16cid="http://schemas.microsoft.com/office/word/2016/wordml/cid" xmlns:w16="http://schemas.microsoft.com/office/word/2018/wordml" xmlns:w16du="http://schemas.microsoft.com/office/word/2023/wordml/word16du" xmlns:w16sdtdh="http://schemas.microsoft.com/office/word/2020/wordml/sdtdatahash" xmlns:w16sdtfl="http://schemas.microsoft.com/office/word/2024/wordml/sdtformatlock" xmlns:w16se="http://schemas.microsoft.com/office/word/2015/wordml/symex" xmlns:wpg="http://schemas.microsoft.com/office/word/2010/wordprocessingGroup" xmlns:wpi="http://schemas.microsoft.com/office/word/2010/wordprocessingInk" xmlns:wne="http://schemas.microsoft.com/office/word/2006/wordml" xmlns:wps="http://schemas.microsoft.com/office/word/2010/wordprocessingShape" mc:Ignorable="w14 w15 w16se w16cid w16 w16cex w16sdtdh w16sdtfl w16du wp14">
+<w:endnotes xmlns:wpc="http://schemas.microsoft.com/office/word/2010/wordprocessingCanvas" xmlns:cx="http://schemas.microsoft.com/office/drawing/2014/chartex" xmlns:cx1="http://schemas.microsoft.com/office/drawing/2015/9/8/chartex" xmlns:cx2="http://schemas.microsoft.com/office/drawing/2015/10/21/chartex" xmlns:cx3="http://schemas.microsoft.com/office/drawing/2016/5/9/chartex" xmlns:cx4="http://schemas.microsoft.com/office/drawing/2016/5/10/chartex" xmlns:cx5="http://schemas.microsoft.com/office/drawing/2016/5/11/chartex" xmlns:cx6="http://schemas.microsoft.com/office/drawing/2016/5/12/chartex" xmlns:cx7="http://schemas.microsoft.com/office/drawing/2016/5/13/chartex" xmlns:cx8="http://schemas.microsoft.com/office/drawing/2016/5/14/chartex" xmlns:mc="http://schemas.openxmlformats.org/markup-compatibility/2006" xmlns:aink="http://schemas.microsoft.com/office/drawing/2016/ink" xmlns:am3d="http://schemas.microsoft.com/office/drawing/2017/model3d" xmlns:o="urn:schemas-microsoft-com:office:office" xmlns:r="http://schemas.openxmlformats.org/officeDocument/2006/relationships" xmlns:m="http://schemas.openxmlformats.org/officeDocument/2006/math" xmlns:v="urn:schemas-microsoft-com:vml" xmlns:wp14="http://schemas.microsoft.com/office/word/2010/wordprocessingDrawing" xmlns:wp="http://schemas.openxmlformats.org/drawingml/2006/wordprocessingDrawing" xmlns:w10="urn:schemas-microsoft-com:office:word" xmlns:w="http://schemas.openxmlformats.org/wordprocessingml/2006/main" xmlns:w14="http://schemas.microsoft.com/office/word/2010/wordml" xmlns:w15="http://schemas.microsoft.com/office/word/2012/wordml" xmlns:w16cex="http://schemas.microsoft.com/office/word/2018/wordml/cex" xmlns:w16cid="http://schemas.microsoft.com/office/word/2016/wordml/cid" xmlns:w16="http://schemas.microsoft.com/office/word/2018/wordml" xmlns:w16sdtdh="http://schemas.microsoft.com/office/word/2020/wordml/sdtdatahash" xmlns:w16se="http://schemas.microsoft.com/office/word/2015/wordml/symex" xmlns:wpg="http://schemas.microsoft.com/office/word/2010/wordprocessingGroup" xmlns:wpi="http://schemas.microsoft.com/office/word/2010/wordprocessingInk" xmlns:wne="http://schemas.microsoft.com/office/word/2006/wordml" xmlns:wps="http://schemas.microsoft.com/office/word/2010/wordprocessingShape" mc:Ignorable="w14 w15 w16se w16cid w16 w16cex w16sdtdh wp14">
   <w:endnote w:type="separator" w:id="-1">
     <w:p>
       <w:r>
@@ -507,12 +1094,15 @@
         <w:continuationSeparator/>
       </w:r>
     </w:p>
+  </w:endnote>
+  <w:endnote w:type="continuationNotice" w:id="1">
+    <w:p/>
   </w:endnote>
 </w:endnotes>
 </file>
 
 <file path=word/footnotes.xml><?xml version="1.0" encoding="utf-8"?>
-<w:footnotes xmlns:wpc="http://schemas.microsoft.com/office/word/2010/wordprocessingCanvas" xmlns:cx="http://schemas.microsoft.com/office/drawing/2014/chartex" xmlns:cx1="http://schemas.microsoft.com/office/drawing/2015/9/8/chartex" xmlns:cx2="http://schemas.microsoft.com/office/drawing/2015/10/21/chartex" xmlns:cx3="http://schemas.microsoft.com/office/drawing/2016/5/9/chartex" xmlns:cx4="http://schemas.microsoft.com/office/drawing/2016/5/10/chartex" xmlns:cx5="http://schemas.microsoft.com/office/drawing/2016/5/11/chartex" xmlns:cx6="http://schemas.microsoft.com/office/drawing/2016/5/12/chartex" xmlns:cx7="http://schemas.microsoft.com/office/drawing/2016/5/13/chartex" xmlns:cx8="http://schemas.microsoft.com/office/drawing/2016/5/14/chartex" xmlns:mc="http://schemas.openxmlformats.org/markup-compatibility/2006" xmlns:aink="http://schemas.microsoft.com/office/drawing/2016/ink" xmlns:am3d="http://schemas.microsoft.com/office/drawing/2017/model3d" xmlns:o="urn:schemas-microsoft-com:office:office" xmlns:oel="http://schemas.microsoft.com/office/2019/extlst" xmlns:r="http://schemas.openxmlformats.org/officeDocument/2006/relationships" xmlns:m="http://schemas.openxmlformats.org/officeDocument/2006/math" xmlns:v="urn:schemas-microsoft-com:vml" xmlns:wp14="http://schemas.microsoft.com/office/word/2010/wordprocessingDrawing" xmlns:wp="http://schemas.openxmlformats.org/drawingml/2006/wordprocessingDrawing" xmlns:w10="urn:schemas-microsoft-com:office:word" xmlns:w="http://schemas.openxmlformats.org/wordprocessingml/2006/main" xmlns:w14="http://schemas.microsoft.com/office/word/2010/wordml" xmlns:w15="http://schemas.microsoft.com/office/word/2012/wordml" xmlns:w16cex="http://schemas.microsoft.com/office/word/2018/wordml/cex" xmlns:w16cid="http://schemas.microsoft.com/office/word/2016/wordml/cid" xmlns:w16="http://schemas.microsoft.com/office/word/2018/wordml" xmlns:w16du="http://schemas.microsoft.com/office/word/2023/wordml/word16du" xmlns:w16sdtdh="http://schemas.microsoft.com/office/word/2020/wordml/sdtdatahash" xmlns:w16sdtfl="http://schemas.microsoft.com/office/word/2024/wordml/sdtformatlock" xmlns:w16se="http://schemas.microsoft.com/office/word/2015/wordml/symex" xmlns:wpg="http://schemas.microsoft.com/office/word/2010/wordprocessingGroup" xmlns:wpi="http://schemas.microsoft.com/office/word/2010/wordprocessingInk" xmlns:wne="http://schemas.microsoft.com/office/word/2006/wordml" xmlns:wps="http://schemas.microsoft.com/office/word/2010/wordprocessingShape" mc:Ignorable="w14 w15 w16se w16cid w16 w16cex w16sdtdh w16sdtfl w16du wp14">
+<w:footnotes xmlns:wpc="http://schemas.microsoft.com/office/word/2010/wordprocessingCanvas" xmlns:cx="http://schemas.microsoft.com/office/drawing/2014/chartex" xmlns:cx1="http://schemas.microsoft.com/office/drawing/2015/9/8/chartex" xmlns:cx2="http://schemas.microsoft.com/office/drawing/2015/10/21/chartex" xmlns:cx3="http://schemas.microsoft.com/office/drawing/2016/5/9/chartex" xmlns:cx4="http://schemas.microsoft.com/office/drawing/2016/5/10/chartex" xmlns:cx5="http://schemas.microsoft.com/office/drawing/2016/5/11/chartex" xmlns:cx6="http://schemas.microsoft.com/office/drawing/2016/5/12/chartex" xmlns:cx7="http://schemas.microsoft.com/office/drawing/2016/5/13/chartex" xmlns:cx8="http://schemas.microsoft.com/office/drawing/2016/5/14/chartex" xmlns:mc="http://schemas.openxmlformats.org/markup-compatibility/2006" xmlns:aink="http://schemas.microsoft.com/office/drawing/2016/ink" xmlns:am3d="http://schemas.microsoft.com/office/drawing/2017/model3d" xmlns:o="urn:schemas-microsoft-com:office:office" xmlns:r="http://schemas.openxmlformats.org/officeDocument/2006/relationships" xmlns:m="http://schemas.openxmlformats.org/officeDocument/2006/math" xmlns:v="urn:schemas-microsoft-com:vml" xmlns:wp14="http://schemas.microsoft.com/office/word/2010/wordprocessingDrawing" xmlns:wp="http://schemas.openxmlformats.org/drawingml/2006/wordprocessingDrawing" xmlns:w10="urn:schemas-microsoft-com:office:word" xmlns:w="http://schemas.openxmlformats.org/wordprocessingml/2006/main" xmlns:w14="http://schemas.microsoft.com/office/word/2010/wordml" xmlns:w15="http://schemas.microsoft.com/office/word/2012/wordml" xmlns:w16cex="http://schemas.microsoft.com/office/word/2018/wordml/cex" xmlns:w16cid="http://schemas.microsoft.com/office/word/2016/wordml/cid" xmlns:w16="http://schemas.microsoft.com/office/word/2018/wordml" xmlns:w16sdtdh="http://schemas.microsoft.com/office/word/2020/wordml/sdtdatahash" xmlns:w16se="http://schemas.microsoft.com/office/word/2015/wordml/symex" xmlns:wpg="http://schemas.microsoft.com/office/word/2010/wordprocessingGroup" xmlns:wpi="http://schemas.microsoft.com/office/word/2010/wordprocessingInk" xmlns:wne="http://schemas.microsoft.com/office/word/2006/wordml" xmlns:wps="http://schemas.microsoft.com/office/word/2010/wordprocessingShape" mc:Ignorable="w14 w15 w16se w16cid w16 w16cex w16sdtdh wp14">
   <w:footnote w:type="separator" w:id="-1">
     <w:p>
       <w:r>
@@ -526,12 +1116,19 @@
         <w:continuationSeparator/>
       </w:r>
     </w:p>
+  </w:footnote>
+  <w:footnote w:type="continuationNotice" w:id="1">
+    <w:p/>
   </w:footnote>
 </w:footnotes>
 </file>
 
+<file path=word/numbering.xml><?xml version="1.0" encoding="utf-8"?>
+<w:numbering xmlns:wpc="http://schemas.microsoft.com/office/word/2010/wordprocessingCanvas" xmlns:cx="http://schemas.microsoft.com/office/drawing/2014/chartex" xmlns:cx1="http://schemas.microsoft.com/office/drawing/2015/9/8/chartex" xmlns:cx2="http://schemas.microsoft.com/office/drawing/2015/10/21/chartex" xmlns:cx3="http://schemas.microsoft.com/office/drawing/2016/5/9/chartex" xmlns:cx4="http://schemas.microsoft.com/office/drawing/2016/5/10/chartex" xmlns:cx5="http://schemas.microsoft.com/office/drawing/2016/5/11/chartex" xmlns:cx6="http://schemas.microsoft.com/office/drawing/2016/5/12/chartex" xmlns:cx7="http://schemas.microsoft.com/office/drawing/2016/5/13/chartex" xmlns:cx8="http://schemas.microsoft.com/office/drawing/2016/5/14/chartex" xmlns:mc="http://schemas.openxmlformats.org/markup-compatibility/2006" xmlns:aink="http://schemas.microsoft.com/office/drawing/2016/ink" xmlns:am3d="http://schemas.microsoft.com/office/drawing/2017/model3d" xmlns:o="urn:schemas-microsoft-com:office:office" xmlns:r="http://schemas.openxmlformats.org/officeDocument/2006/relationships" xmlns:m="http://schemas.openxmlformats.org/officeDocument/2006/math" xmlns:v="urn:schemas-microsoft-com:vml" xmlns:wp14="http://schemas.microsoft.com/office/word/2010/wordprocessingDrawing" xmlns:wp="http://schemas.openxmlformats.org/drawingml/2006/wordprocessingDrawing" xmlns:w10="urn:schemas-microsoft-com:office:word" xmlns:w="http://schemas.openxmlformats.org/wordprocessingml/2006/main" xmlns:w14="http://schemas.microsoft.com/office/word/2010/wordml" xmlns:w15="http://schemas.microsoft.com/office/word/2012/wordml" xmlns:w16cex="http://schemas.microsoft.com/office/word/2018/wordml/cex" xmlns:w16cid="http://schemas.microsoft.com/office/word/2016/wordml/cid" xmlns:w16="http://schemas.microsoft.com/office/word/2018/wordml" xmlns:w16sdtdh="http://schemas.microsoft.com/office/word/2020/wordml/sdtdatahash" xmlns:w16se="http://schemas.microsoft.com/office/word/2015/wordml/symex" xmlns:wpg="http://schemas.microsoft.com/office/word/2010/wordprocessingGroup" xmlns:wpi="http://schemas.microsoft.com/office/word/2010/wordprocessingInk" xmlns:wne="http://schemas.microsoft.com/office/word/2006/wordml" xmlns:wps="http://schemas.microsoft.com/office/word/2010/wordprocessingShape" mc:Ignorable="w14 w15 w16se w16cid w16 w16cex w16sdtdh wp14"/>
+</file>
+
 <file path=word/styles.xml><?xml version="1.0" encoding="utf-8"?>
-<w:styles xmlns:mc="http://schemas.openxmlformats.org/markup-compatibility/2006" xmlns:r="http://schemas.openxmlformats.org/officeDocument/2006/relationships" xmlns:w="http://schemas.openxmlformats.org/wordprocessingml/2006/main" xmlns:w14="http://schemas.microsoft.com/office/word/2010/wordml" xmlns:w15="http://schemas.microsoft.com/office/word/2012/wordml" xmlns:w16cex="http://schemas.microsoft.com/office/word/2018/wordml/cex" xmlns:w16cid="http://schemas.microsoft.com/office/word/2016/wordml/cid" xmlns:w16="http://schemas.microsoft.com/office/word/2018/wordml" xmlns:w16du="http://schemas.microsoft.com/office/word/2023/wordml/word16du" xmlns:w16sdtdh="http://schemas.microsoft.com/office/word/2020/wordml/sdtdatahash" xmlns:w16sdtfl="http://schemas.microsoft.com/office/word/2024/wordml/sdtformatlock" xmlns:w16se="http://schemas.microsoft.com/office/word/2015/wordml/symex" mc:Ignorable="w14 w15 w16se w16cid w16 w16cex w16sdtdh w16sdtfl w16du">
+<w:styles xmlns:mc="http://schemas.openxmlformats.org/markup-compatibility/2006" xmlns:r="http://schemas.openxmlformats.org/officeDocument/2006/relationships" xmlns:w="http://schemas.openxmlformats.org/wordprocessingml/2006/main" xmlns:w14="http://schemas.microsoft.com/office/word/2010/wordml" xmlns:w15="http://schemas.microsoft.com/office/word/2012/wordml" xmlns:w16cex="http://schemas.microsoft.com/office/word/2018/wordml/cex" xmlns:w16cid="http://schemas.microsoft.com/office/word/2016/wordml/cid" xmlns:w16="http://schemas.microsoft.com/office/word/2018/wordml" xmlns:w16sdtdh="http://schemas.microsoft.com/office/word/2020/wordml/sdtdatahash" xmlns:w16se="http://schemas.microsoft.com/office/word/2015/wordml/symex" mc:Ignorable="w14 w15 w16se w16cid w16 w16cex w16sdtdh">
   <w:docDefaults>
     <w:rPrDefault>
       <w:rPr>
@@ -923,7 +1520,7 @@
     <w:lsdException w:name="Unresolved Mention" w:semiHidden="1" w:unhideWhenUsed="1"/>
     <w:lsdException w:name="Smart Link" w:semiHidden="1" w:unhideWhenUsed="1"/>
   </w:latentStyles>
-  <w:style w:type="paragraph" w:default="1" w:styleId="Normal">
+  <w:style w:type="paragraph" w:default="1" w:styleId="a">
     <w:name w:val="Normal"/>
     <w:qFormat/>
     <w:rsid w:val="00D35C0C"/>
@@ -932,11 +1529,11 @@
       <w:jc w:val="both"/>
     </w:pPr>
   </w:style>
-  <w:style w:type="paragraph" w:styleId="Ttulo1">
+  <w:style w:type="paragraph" w:styleId="1">
     <w:name w:val="heading 1"/>
-    <w:basedOn w:val="Normal"/>
-    <w:next w:val="Normal"/>
-    <w:link w:val="Ttulo1Car"/>
+    <w:basedOn w:val="a"/>
+    <w:next w:val="a"/>
+    <w:link w:val="10"/>
     <w:uiPriority w:val="9"/>
     <w:qFormat/>
     <w:rsid w:val="00C90F00"/>
@@ -953,11 +1550,11 @@
       <w:szCs w:val="48"/>
     </w:rPr>
   </w:style>
-  <w:style w:type="paragraph" w:styleId="Ttulo2">
+  <w:style w:type="paragraph" w:styleId="2">
     <w:name w:val="heading 2"/>
-    <w:basedOn w:val="Normal"/>
-    <w:next w:val="Normal"/>
-    <w:link w:val="Ttulo2Car"/>
+    <w:basedOn w:val="a"/>
+    <w:next w:val="a"/>
+    <w:link w:val="20"/>
     <w:uiPriority w:val="9"/>
     <w:semiHidden/>
     <w:unhideWhenUsed/>
@@ -976,11 +1573,11 @@
       <w:szCs w:val="40"/>
     </w:rPr>
   </w:style>
-  <w:style w:type="paragraph" w:styleId="Ttulo3">
+  <w:style w:type="paragraph" w:styleId="3">
     <w:name w:val="heading 3"/>
-    <w:basedOn w:val="Normal"/>
-    <w:next w:val="Normal"/>
-    <w:link w:val="Ttulo3Car"/>
+    <w:basedOn w:val="a"/>
+    <w:next w:val="a"/>
+    <w:link w:val="30"/>
     <w:uiPriority w:val="9"/>
     <w:semiHidden/>
     <w:unhideWhenUsed/>
@@ -999,11 +1596,11 @@
       <w:szCs w:val="32"/>
     </w:rPr>
   </w:style>
-  <w:style w:type="paragraph" w:styleId="Ttulo4">
+  <w:style w:type="paragraph" w:styleId="4">
     <w:name w:val="heading 4"/>
-    <w:basedOn w:val="Normal"/>
-    <w:next w:val="Normal"/>
-    <w:link w:val="Ttulo4Car"/>
+    <w:basedOn w:val="a"/>
+    <w:next w:val="a"/>
+    <w:link w:val="40"/>
     <w:uiPriority w:val="9"/>
     <w:semiHidden/>
     <w:unhideWhenUsed/>
@@ -1022,11 +1619,11 @@
       <w:szCs w:val="28"/>
     </w:rPr>
   </w:style>
-  <w:style w:type="paragraph" w:styleId="Ttulo5">
+  <w:style w:type="paragraph" w:styleId="5">
     <w:name w:val="heading 5"/>
-    <w:basedOn w:val="Normal"/>
-    <w:next w:val="Normal"/>
-    <w:link w:val="Ttulo5Car"/>
+    <w:basedOn w:val="a"/>
+    <w:next w:val="a"/>
+    <w:link w:val="50"/>
     <w:uiPriority w:val="9"/>
     <w:semiHidden/>
     <w:unhideWhenUsed/>
@@ -1045,11 +1642,11 @@
       <w:szCs w:val="24"/>
     </w:rPr>
   </w:style>
-  <w:style w:type="paragraph" w:styleId="Ttulo6">
+  <w:style w:type="paragraph" w:styleId="6">
     <w:name w:val="heading 6"/>
-    <w:basedOn w:val="Normal"/>
-    <w:next w:val="Normal"/>
-    <w:link w:val="Ttulo6Car"/>
+    <w:basedOn w:val="a"/>
+    <w:next w:val="a"/>
+    <w:link w:val="60"/>
     <w:uiPriority w:val="9"/>
     <w:semiHidden/>
     <w:unhideWhenUsed/>
@@ -1068,11 +1665,11 @@
       <w:color w:val="2F5496" w:themeColor="accent1" w:themeShade="BF"/>
     </w:rPr>
   </w:style>
-  <w:style w:type="paragraph" w:styleId="Ttulo7">
+  <w:style w:type="paragraph" w:styleId="7">
     <w:name w:val="heading 7"/>
-    <w:basedOn w:val="Normal"/>
-    <w:next w:val="Normal"/>
-    <w:link w:val="Ttulo7Car"/>
+    <w:basedOn w:val="a"/>
+    <w:next w:val="a"/>
+    <w:link w:val="70"/>
     <w:uiPriority w:val="9"/>
     <w:semiHidden/>
     <w:unhideWhenUsed/>
@@ -1091,11 +1688,11 @@
       <w:color w:val="595959" w:themeColor="text1" w:themeTint="A6"/>
     </w:rPr>
   </w:style>
-  <w:style w:type="paragraph" w:styleId="Ttulo8">
+  <w:style w:type="paragraph" w:styleId="8">
     <w:name w:val="heading 8"/>
-    <w:basedOn w:val="Normal"/>
-    <w:next w:val="Normal"/>
-    <w:link w:val="Ttulo8Car"/>
+    <w:basedOn w:val="a"/>
+    <w:next w:val="a"/>
+    <w:link w:val="80"/>
     <w:uiPriority w:val="9"/>
     <w:semiHidden/>
     <w:unhideWhenUsed/>
@@ -1111,11 +1708,11 @@
       <w:color w:val="595959" w:themeColor="text1" w:themeTint="A6"/>
     </w:rPr>
   </w:style>
-  <w:style w:type="paragraph" w:styleId="Ttulo9">
+  <w:style w:type="paragraph" w:styleId="9">
     <w:name w:val="heading 9"/>
-    <w:basedOn w:val="Normal"/>
-    <w:next w:val="Normal"/>
-    <w:link w:val="Ttulo9Car"/>
+    <w:basedOn w:val="a"/>
+    <w:next w:val="a"/>
+    <w:link w:val="90"/>
     <w:uiPriority w:val="9"/>
     <w:semiHidden/>
     <w:unhideWhenUsed/>
@@ -1131,13 +1728,13 @@
       <w:color w:val="595959" w:themeColor="text1" w:themeTint="A6"/>
     </w:rPr>
   </w:style>
-  <w:style w:type="character" w:default="1" w:styleId="Fuentedeprrafopredeter">
+  <w:style w:type="character" w:default="1" w:styleId="a0">
     <w:name w:val="Default Paragraph Font"/>
     <w:uiPriority w:val="1"/>
     <w:semiHidden/>
     <w:unhideWhenUsed/>
   </w:style>
-  <w:style w:type="table" w:default="1" w:styleId="Tablanormal">
+  <w:style w:type="table" w:default="1" w:styleId="a1">
     <w:name w:val="Normal Table"/>
     <w:uiPriority w:val="99"/>
     <w:semiHidden/>
@@ -1152,16 +1749,16 @@
       </w:tblCellMar>
     </w:tblPr>
   </w:style>
-  <w:style w:type="numbering" w:default="1" w:styleId="Sinlista">
+  <w:style w:type="numbering" w:default="1" w:styleId="a2">
     <w:name w:val="No List"/>
     <w:uiPriority w:val="99"/>
     <w:semiHidden/>
     <w:unhideWhenUsed/>
   </w:style>
-  <w:style w:type="character" w:customStyle="1" w:styleId="Ttulo1Car">
-    <w:name w:val="Título 1 Car"/>
-    <w:basedOn w:val="Fuentedeprrafopredeter"/>
-    <w:link w:val="Ttulo1"/>
+  <w:style w:type="character" w:customStyle="1" w:styleId="10">
+    <w:name w:val="标题 1 字符"/>
+    <w:basedOn w:val="a0"/>
+    <w:link w:val="1"/>
     <w:uiPriority w:val="9"/>
     <w:rsid w:val="00C90F00"/>
     <w:rPr>
@@ -1171,10 +1768,10 @@
       <w:szCs w:val="48"/>
     </w:rPr>
   </w:style>
-  <w:style w:type="character" w:customStyle="1" w:styleId="Ttulo2Car">
-    <w:name w:val="Título 2 Car"/>
-    <w:basedOn w:val="Fuentedeprrafopredeter"/>
-    <w:link w:val="Ttulo2"/>
+  <w:style w:type="character" w:customStyle="1" w:styleId="20">
+    <w:name w:val="标题 2 字符"/>
+    <w:basedOn w:val="a0"/>
+    <w:link w:val="2"/>
     <w:uiPriority w:val="9"/>
     <w:semiHidden/>
     <w:rsid w:val="00C90F00"/>
@@ -1185,10 +1782,10 @@
       <w:szCs w:val="40"/>
     </w:rPr>
   </w:style>
-  <w:style w:type="character" w:customStyle="1" w:styleId="Ttulo3Car">
-    <w:name w:val="Título 3 Car"/>
-    <w:basedOn w:val="Fuentedeprrafopredeter"/>
-    <w:link w:val="Ttulo3"/>
+  <w:style w:type="character" w:customStyle="1" w:styleId="30">
+    <w:name w:val="标题 3 字符"/>
+    <w:basedOn w:val="a0"/>
+    <w:link w:val="3"/>
     <w:uiPriority w:val="9"/>
     <w:semiHidden/>
     <w:rsid w:val="00C90F00"/>
@@ -1199,10 +1796,10 @@
       <w:szCs w:val="32"/>
     </w:rPr>
   </w:style>
-  <w:style w:type="character" w:customStyle="1" w:styleId="Ttulo4Car">
-    <w:name w:val="Título 4 Car"/>
-    <w:basedOn w:val="Fuentedeprrafopredeter"/>
-    <w:link w:val="Ttulo4"/>
+  <w:style w:type="character" w:customStyle="1" w:styleId="40">
+    <w:name w:val="标题 4 字符"/>
+    <w:basedOn w:val="a0"/>
+    <w:link w:val="4"/>
     <w:uiPriority w:val="9"/>
     <w:semiHidden/>
     <w:rsid w:val="00C90F00"/>
@@ -1213,10 +1810,10 @@
       <w:szCs w:val="28"/>
     </w:rPr>
   </w:style>
-  <w:style w:type="character" w:customStyle="1" w:styleId="Ttulo5Car">
-    <w:name w:val="Título 5 Car"/>
-    <w:basedOn w:val="Fuentedeprrafopredeter"/>
-    <w:link w:val="Ttulo5"/>
+  <w:style w:type="character" w:customStyle="1" w:styleId="50">
+    <w:name w:val="标题 5 字符"/>
+    <w:basedOn w:val="a0"/>
+    <w:link w:val="5"/>
     <w:uiPriority w:val="9"/>
     <w:semiHidden/>
     <w:rsid w:val="00C90F00"/>
@@ -1227,10 +1824,10 @@
       <w:szCs w:val="24"/>
     </w:rPr>
   </w:style>
-  <w:style w:type="character" w:customStyle="1" w:styleId="Ttulo6Car">
-    <w:name w:val="Título 6 Car"/>
-    <w:basedOn w:val="Fuentedeprrafopredeter"/>
-    <w:link w:val="Ttulo6"/>
+  <w:style w:type="character" w:customStyle="1" w:styleId="60">
+    <w:name w:val="标题 6 字符"/>
+    <w:basedOn w:val="a0"/>
+    <w:link w:val="6"/>
     <w:uiPriority w:val="9"/>
     <w:semiHidden/>
     <w:rsid w:val="00C90F00"/>
@@ -1241,10 +1838,10 @@
       <w:color w:val="2F5496" w:themeColor="accent1" w:themeShade="BF"/>
     </w:rPr>
   </w:style>
-  <w:style w:type="character" w:customStyle="1" w:styleId="Ttulo7Car">
-    <w:name w:val="Título 7 Car"/>
-    <w:basedOn w:val="Fuentedeprrafopredeter"/>
-    <w:link w:val="Ttulo7"/>
+  <w:style w:type="character" w:customStyle="1" w:styleId="70">
+    <w:name w:val="标题 7 字符"/>
+    <w:basedOn w:val="a0"/>
+    <w:link w:val="7"/>
     <w:uiPriority w:val="9"/>
     <w:semiHidden/>
     <w:rsid w:val="00C90F00"/>
@@ -1255,10 +1852,10 @@
       <w:color w:val="595959" w:themeColor="text1" w:themeTint="A6"/>
     </w:rPr>
   </w:style>
-  <w:style w:type="character" w:customStyle="1" w:styleId="Ttulo8Car">
-    <w:name w:val="Título 8 Car"/>
-    <w:basedOn w:val="Fuentedeprrafopredeter"/>
-    <w:link w:val="Ttulo8"/>
+  <w:style w:type="character" w:customStyle="1" w:styleId="80">
+    <w:name w:val="标题 8 字符"/>
+    <w:basedOn w:val="a0"/>
+    <w:link w:val="8"/>
     <w:uiPriority w:val="9"/>
     <w:semiHidden/>
     <w:rsid w:val="00C90F00"/>
@@ -1267,10 +1864,10 @@
       <w:color w:val="595959" w:themeColor="text1" w:themeTint="A6"/>
     </w:rPr>
   </w:style>
-  <w:style w:type="character" w:customStyle="1" w:styleId="Ttulo9Car">
-    <w:name w:val="Título 9 Car"/>
-    <w:basedOn w:val="Fuentedeprrafopredeter"/>
-    <w:link w:val="Ttulo9"/>
+  <w:style w:type="character" w:customStyle="1" w:styleId="90">
+    <w:name w:val="标题 9 字符"/>
+    <w:basedOn w:val="a0"/>
+    <w:link w:val="9"/>
     <w:uiPriority w:val="9"/>
     <w:semiHidden/>
     <w:rsid w:val="00C90F00"/>
@@ -1279,11 +1876,11 @@
       <w:color w:val="595959" w:themeColor="text1" w:themeTint="A6"/>
     </w:rPr>
   </w:style>
-  <w:style w:type="paragraph" w:styleId="Ttulo">
+  <w:style w:type="paragraph" w:styleId="a3">
     <w:name w:val="Title"/>
-    <w:basedOn w:val="Normal"/>
-    <w:next w:val="Normal"/>
-    <w:link w:val="TtuloCar"/>
+    <w:basedOn w:val="a"/>
+    <w:next w:val="a"/>
+    <w:link w:val="a4"/>
     <w:uiPriority w:val="10"/>
     <w:qFormat/>
     <w:rsid w:val="00C90F00"/>
@@ -1300,10 +1897,10 @@
       <w:szCs w:val="56"/>
     </w:rPr>
   </w:style>
-  <w:style w:type="character" w:customStyle="1" w:styleId="TtuloCar">
-    <w:name w:val="Título Car"/>
-    <w:basedOn w:val="Fuentedeprrafopredeter"/>
-    <w:link w:val="Ttulo"/>
+  <w:style w:type="character" w:customStyle="1" w:styleId="a4">
+    <w:name w:val="标题 字符"/>
+    <w:basedOn w:val="a0"/>
+    <w:link w:val="a3"/>
     <w:uiPriority w:val="10"/>
     <w:rsid w:val="00C90F00"/>
     <w:rPr>
@@ -1314,11 +1911,11 @@
       <w:szCs w:val="56"/>
     </w:rPr>
   </w:style>
-  <w:style w:type="paragraph" w:styleId="Subttulo">
+  <w:style w:type="paragraph" w:styleId="a5">
     <w:name w:val="Subtitle"/>
-    <w:basedOn w:val="Normal"/>
-    <w:next w:val="Normal"/>
-    <w:link w:val="SubttuloCar"/>
+    <w:basedOn w:val="a"/>
+    <w:next w:val="a"/>
+    <w:link w:val="a6"/>
     <w:uiPriority w:val="11"/>
     <w:qFormat/>
     <w:rsid w:val="00C90F00"/>
@@ -1337,10 +1934,10 @@
       <w:szCs w:val="28"/>
     </w:rPr>
   </w:style>
-  <w:style w:type="character" w:customStyle="1" w:styleId="SubttuloCar">
-    <w:name w:val="Subtítulo Car"/>
-    <w:basedOn w:val="Fuentedeprrafopredeter"/>
-    <w:link w:val="Subttulo"/>
+  <w:style w:type="character" w:customStyle="1" w:styleId="a6">
+    <w:name w:val="副标题 字符"/>
+    <w:basedOn w:val="a0"/>
+    <w:link w:val="a5"/>
     <w:uiPriority w:val="11"/>
     <w:rsid w:val="00C90F00"/>
     <w:rPr>
@@ -1351,11 +1948,11 @@
       <w:szCs w:val="28"/>
     </w:rPr>
   </w:style>
-  <w:style w:type="paragraph" w:styleId="Cita">
+  <w:style w:type="paragraph" w:styleId="a7">
     <w:name w:val="Quote"/>
-    <w:basedOn w:val="Normal"/>
-    <w:next w:val="Normal"/>
-    <w:link w:val="CitaCar"/>
+    <w:basedOn w:val="a"/>
+    <w:next w:val="a"/>
+    <w:link w:val="a8"/>
     <w:uiPriority w:val="29"/>
     <w:qFormat/>
     <w:rsid w:val="00C90F00"/>
@@ -1369,10 +1966,10 @@
       <w:color w:val="404040" w:themeColor="text1" w:themeTint="BF"/>
     </w:rPr>
   </w:style>
-  <w:style w:type="character" w:customStyle="1" w:styleId="CitaCar">
-    <w:name w:val="Cita Car"/>
-    <w:basedOn w:val="Fuentedeprrafopredeter"/>
-    <w:link w:val="Cita"/>
+  <w:style w:type="character" w:customStyle="1" w:styleId="a8">
+    <w:name w:val="引用 字符"/>
+    <w:basedOn w:val="a0"/>
+    <w:link w:val="a7"/>
     <w:uiPriority w:val="29"/>
     <w:rsid w:val="00C90F00"/>
     <w:rPr>
@@ -1381,9 +1978,9 @@
       <w:color w:val="404040" w:themeColor="text1" w:themeTint="BF"/>
     </w:rPr>
   </w:style>
-  <w:style w:type="paragraph" w:styleId="Prrafodelista">
+  <w:style w:type="paragraph" w:styleId="a9">
     <w:name w:val="List Paragraph"/>
-    <w:basedOn w:val="Normal"/>
+    <w:basedOn w:val="a"/>
     <w:uiPriority w:val="34"/>
     <w:qFormat/>
     <w:rsid w:val="00C90F00"/>
@@ -1392,9 +1989,9 @@
       <w:contextualSpacing/>
     </w:pPr>
   </w:style>
-  <w:style w:type="character" w:styleId="nfasisintenso">
+  <w:style w:type="character" w:styleId="aa">
     <w:name w:val="Intense Emphasis"/>
-    <w:basedOn w:val="Fuentedeprrafopredeter"/>
+    <w:basedOn w:val="a0"/>
     <w:uiPriority w:val="21"/>
     <w:qFormat/>
     <w:rsid w:val="00C90F00"/>
@@ -1404,11 +2001,11 @@
       <w:color w:val="2F5496" w:themeColor="accent1" w:themeShade="BF"/>
     </w:rPr>
   </w:style>
-  <w:style w:type="paragraph" w:styleId="Citadestacada">
+  <w:style w:type="paragraph" w:styleId="ab">
     <w:name w:val="Intense Quote"/>
-    <w:basedOn w:val="Normal"/>
-    <w:next w:val="Normal"/>
-    <w:link w:val="CitadestacadaCar"/>
+    <w:basedOn w:val="a"/>
+    <w:next w:val="a"/>
+    <w:link w:val="ac"/>
     <w:uiPriority w:val="30"/>
     <w:qFormat/>
     <w:rsid w:val="00C90F00"/>
@@ -1427,10 +2024,10 @@
       <w:color w:val="2F5496" w:themeColor="accent1" w:themeShade="BF"/>
     </w:rPr>
   </w:style>
-  <w:style w:type="character" w:customStyle="1" w:styleId="CitadestacadaCar">
-    <w:name w:val="Cita destacada Car"/>
-    <w:basedOn w:val="Fuentedeprrafopredeter"/>
-    <w:link w:val="Citadestacada"/>
+  <w:style w:type="character" w:customStyle="1" w:styleId="ac">
+    <w:name w:val="明显引用 字符"/>
+    <w:basedOn w:val="a0"/>
+    <w:link w:val="ab"/>
     <w:uiPriority w:val="30"/>
     <w:rsid w:val="00C90F00"/>
     <w:rPr>
@@ -1439,9 +2036,9 @@
       <w:color w:val="2F5496" w:themeColor="accent1" w:themeShade="BF"/>
     </w:rPr>
   </w:style>
-  <w:style w:type="character" w:styleId="Referenciaintensa">
+  <w:style w:type="character" w:styleId="ad">
     <w:name w:val="Intense Reference"/>
-    <w:basedOn w:val="Fuentedeprrafopredeter"/>
+    <w:basedOn w:val="a0"/>
     <w:uiPriority w:val="32"/>
     <w:qFormat/>
     <w:rsid w:val="00C90F00"/>
@@ -1453,10 +2050,10 @@
       <w:spacing w:val="5"/>
     </w:rPr>
   </w:style>
-  <w:style w:type="paragraph" w:styleId="Encabezado">
+  <w:style w:type="paragraph" w:styleId="ae">
     <w:name w:val="header"/>
-    <w:basedOn w:val="Normal"/>
-    <w:link w:val="EncabezadoCar"/>
+    <w:basedOn w:val="a"/>
+    <w:link w:val="af"/>
     <w:uiPriority w:val="99"/>
     <w:unhideWhenUsed/>
     <w:rsid w:val="00D35C0C"/>
@@ -1473,10 +2070,10 @@
       <w:szCs w:val="18"/>
     </w:rPr>
   </w:style>
-  <w:style w:type="character" w:customStyle="1" w:styleId="EncabezadoCar">
-    <w:name w:val="Encabezado Car"/>
-    <w:basedOn w:val="Fuentedeprrafopredeter"/>
-    <w:link w:val="Encabezado"/>
+  <w:style w:type="character" w:customStyle="1" w:styleId="af">
+    <w:name w:val="页眉 字符"/>
+    <w:basedOn w:val="a0"/>
+    <w:link w:val="ae"/>
     <w:uiPriority w:val="99"/>
     <w:rsid w:val="00D35C0C"/>
     <w:rPr>
@@ -1484,10 +2081,10 @@
       <w:szCs w:val="18"/>
     </w:rPr>
   </w:style>
-  <w:style w:type="paragraph" w:styleId="Piedepgina">
+  <w:style w:type="paragraph" w:styleId="af0">
     <w:name w:val="footer"/>
-    <w:basedOn w:val="Normal"/>
-    <w:link w:val="PiedepginaCar"/>
+    <w:basedOn w:val="a"/>
+    <w:link w:val="af1"/>
     <w:uiPriority w:val="99"/>
     <w:unhideWhenUsed/>
     <w:rsid w:val="00D35C0C"/>
@@ -1504,10 +2101,10 @@
       <w:szCs w:val="18"/>
     </w:rPr>
   </w:style>
-  <w:style w:type="character" w:customStyle="1" w:styleId="PiedepginaCar">
-    <w:name w:val="Pie de página Car"/>
-    <w:basedOn w:val="Fuentedeprrafopredeter"/>
-    <w:link w:val="Piedepgina"/>
+  <w:style w:type="character" w:customStyle="1" w:styleId="af1">
+    <w:name w:val="页脚 字符"/>
+    <w:basedOn w:val="a0"/>
+    <w:link w:val="af0"/>
     <w:uiPriority w:val="99"/>
     <w:rsid w:val="00D35C0C"/>
     <w:rPr>

--- a/Lenguaje/Introduces.docx
+++ b/Lenguaje/Introduces.docx
@@ -1,77 +1,311 @@
 
 <file path=word/document.xml><?xml version="1.0" encoding="utf-8"?>
-<w:document xmlns:wpc="http://schemas.microsoft.com/office/word/2010/wordprocessingCanvas" xmlns:cx="http://schemas.microsoft.com/office/drawing/2014/chartex" xmlns:cx1="http://schemas.microsoft.com/office/drawing/2015/9/8/chartex" xmlns:cx2="http://schemas.microsoft.com/office/drawing/2015/10/21/chartex" xmlns:cx3="http://schemas.microsoft.com/office/drawing/2016/5/9/chartex" xmlns:cx4="http://schemas.microsoft.com/office/drawing/2016/5/10/chartex" xmlns:cx5="http://schemas.microsoft.com/office/drawing/2016/5/11/chartex" xmlns:cx6="http://schemas.microsoft.com/office/drawing/2016/5/12/chartex" xmlns:cx7="http://schemas.microsoft.com/office/drawing/2016/5/13/chartex" xmlns:cx8="http://schemas.microsoft.com/office/drawing/2016/5/14/chartex" xmlns:mc="http://schemas.openxmlformats.org/markup-compatibility/2006" xmlns:aink="http://schemas.microsoft.com/office/drawing/2016/ink" xmlns:am3d="http://schemas.microsoft.com/office/drawing/2017/model3d" xmlns:o="urn:schemas-microsoft-com:office:office" xmlns:r="http://schemas.openxmlformats.org/officeDocument/2006/relationships" xmlns:m="http://schemas.openxmlformats.org/officeDocument/2006/math" xmlns:v="urn:schemas-microsoft-com:vml" xmlns:wp14="http://schemas.microsoft.com/office/word/2010/wordprocessingDrawing" xmlns:wp="http://schemas.openxmlformats.org/drawingml/2006/wordprocessingDrawing" xmlns:w10="urn:schemas-microsoft-com:office:word" xmlns:w="http://schemas.openxmlformats.org/wordprocessingml/2006/main" xmlns:w14="http://schemas.microsoft.com/office/word/2010/wordml" xmlns:w15="http://schemas.microsoft.com/office/word/2012/wordml" xmlns:w16cex="http://schemas.microsoft.com/office/word/2018/wordml/cex" xmlns:w16cid="http://schemas.microsoft.com/office/word/2016/wordml/cid" xmlns:w16="http://schemas.microsoft.com/office/word/2018/wordml" xmlns:w16sdtdh="http://schemas.microsoft.com/office/word/2020/wordml/sdtdatahash" xmlns:w16se="http://schemas.microsoft.com/office/word/2015/wordml/symex" xmlns:wpg="http://schemas.microsoft.com/office/word/2010/wordprocessingGroup" xmlns:wpi="http://schemas.microsoft.com/office/word/2010/wordprocessingInk" xmlns:wne="http://schemas.microsoft.com/office/word/2006/wordml" xmlns:wps="http://schemas.microsoft.com/office/word/2010/wordprocessingShape" mc:Ignorable="w14 w15 w16se w16cid w16 w16cex w16sdtdh wp14">
+<w:document xmlns:wpc="http://schemas.microsoft.com/office/word/2010/wordprocessingCanvas" xmlns:cx="http://schemas.microsoft.com/office/drawing/2014/chartex" xmlns:cx1="http://schemas.microsoft.com/office/drawing/2015/9/8/chartex" xmlns:cx2="http://schemas.microsoft.com/office/drawing/2015/10/21/chartex" xmlns:cx3="http://schemas.microsoft.com/office/drawing/2016/5/9/chartex" xmlns:cx4="http://schemas.microsoft.com/office/drawing/2016/5/10/chartex" xmlns:cx5="http://schemas.microsoft.com/office/drawing/2016/5/11/chartex" xmlns:cx6="http://schemas.microsoft.com/office/drawing/2016/5/12/chartex" xmlns:cx7="http://schemas.microsoft.com/office/drawing/2016/5/13/chartex" xmlns:cx8="http://schemas.microsoft.com/office/drawing/2016/5/14/chartex" xmlns:mc="http://schemas.openxmlformats.org/markup-compatibility/2006" xmlns:aink="http://schemas.microsoft.com/office/drawing/2016/ink" xmlns:am3d="http://schemas.microsoft.com/office/drawing/2017/model3d" xmlns:o="urn:schemas-microsoft-com:office:office" xmlns:oel="http://schemas.microsoft.com/office/2019/extlst" xmlns:r="http://schemas.openxmlformats.org/officeDocument/2006/relationships" xmlns:m="http://schemas.openxmlformats.org/officeDocument/2006/math" xmlns:v="urn:schemas-microsoft-com:vml" xmlns:wp14="http://schemas.microsoft.com/office/word/2010/wordprocessingDrawing" xmlns:wp="http://schemas.openxmlformats.org/drawingml/2006/wordprocessingDrawing" xmlns:w10="urn:schemas-microsoft-com:office:word" xmlns:w="http://schemas.openxmlformats.org/wordprocessingml/2006/main" xmlns:w14="http://schemas.microsoft.com/office/word/2010/wordml" xmlns:w15="http://schemas.microsoft.com/office/word/2012/wordml" xmlns:w16cex="http://schemas.microsoft.com/office/word/2018/wordml/cex" xmlns:w16cid="http://schemas.microsoft.com/office/word/2016/wordml/cid" xmlns:w16="http://schemas.microsoft.com/office/word/2018/wordml" xmlns:w16du="http://schemas.microsoft.com/office/word/2023/wordml/word16du" xmlns:w16sdtdh="http://schemas.microsoft.com/office/word/2020/wordml/sdtdatahash" xmlns:w16sdtfl="http://schemas.microsoft.com/office/word/2024/wordml/sdtformatlock" xmlns:w16se="http://schemas.microsoft.com/office/word/2015/wordml/symex" xmlns:wpg="http://schemas.microsoft.com/office/word/2010/wordprocessingGroup" xmlns:wpi="http://schemas.microsoft.com/office/word/2010/wordprocessingInk" xmlns:wne="http://schemas.microsoft.com/office/word/2006/wordml" xmlns:wps="http://schemas.microsoft.com/office/word/2010/wordprocessingShape" mc:Ignorable="w14 w15 w16se w16cid w16 w16cex w16sdtdh w16sdtfl w16du wp14">
   <w:body>
     <w:p>
       <w:pPr>
         <w:rPr>
-          <w:rFonts w:asciiTheme="majorHAnsi" w:eastAsiaTheme="majorHAnsi" w:hAnsiTheme="majorHAnsi" w:cs="Microsoft GothicNeo"/>
-          <w:sz w:val="18"/>
-          <w:szCs w:val="18"/>
+          <w:rFonts w:ascii="Microsoft GothicNeo" w:eastAsia="Microsoft GothicNeo" w:hAnsi="Microsoft GothicNeo" w:cs="Microsoft GothicNeo"/>
+          <w:sz w:val="20"/>
+          <w:szCs w:val="20"/>
           <w:lang w:val="en-GB"/>
         </w:rPr>
       </w:pPr>
       <w:r>
         <w:rPr>
-          <w:rFonts w:asciiTheme="majorHAnsi" w:eastAsiaTheme="majorHAnsi" w:hAnsiTheme="majorHAnsi" w:cs="Microsoft GothicNeo" w:hint="eastAsia"/>
-          <w:sz w:val="18"/>
-          <w:szCs w:val="18"/>
-          <w:lang w:val="en-GB"/>
-        </w:rPr>
-        <w:t>通用语</w:t>
-      </w:r>
-      <w:r>
-        <w:rPr>
-          <w:rFonts w:asciiTheme="majorHAnsi" w:eastAsiaTheme="majorHAnsi" w:hAnsiTheme="majorHAnsi" w:cs="Microsoft GothicNeo" w:hint="eastAsia"/>
-          <w:sz w:val="18"/>
-          <w:szCs w:val="18"/>
+          <w:rFonts w:ascii="Microsoft GothicNeo" w:eastAsia="Microsoft GothicNeo" w:hAnsi="Microsoft GothicNeo" w:cs="Microsoft GothicNeo" w:hint="eastAsia"/>
+          <w:sz w:val="20"/>
+          <w:szCs w:val="20"/>
+          <w:lang w:val="en-GB"/>
+        </w:rPr>
+        <w:t>通用</w:t>
+      </w:r>
+      <w:r>
+        <w:rPr>
+          <w:rFonts w:ascii="宋体" w:eastAsia="宋体" w:hAnsi="宋体" w:cs="宋体" w:hint="eastAsia"/>
+          <w:sz w:val="20"/>
+          <w:szCs w:val="20"/>
+          <w:lang w:val="en-GB"/>
+        </w:rPr>
+        <w:t>语</w:t>
+      </w:r>
+      <w:r>
+        <w:rPr>
+          <w:rFonts w:ascii="Microsoft GothicNeo" w:eastAsia="Microsoft GothicNeo" w:hAnsi="Microsoft GothicNeo" w:cs="Microsoft GothicNeo" w:hint="eastAsia"/>
+          <w:sz w:val="20"/>
+          <w:szCs w:val="20"/>
+          <w:lang w:val="en-GB"/>
+        </w:rPr>
+        <w:t>，塔拉斯尼</w:t>
+      </w:r>
+      <w:r>
+        <w:rPr>
+          <w:rFonts w:ascii="宋体" w:eastAsia="宋体" w:hAnsi="宋体" w:cs="宋体" w:hint="eastAsia"/>
+          <w:sz w:val="20"/>
+          <w:szCs w:val="20"/>
+          <w:lang w:val="en-GB"/>
+        </w:rPr>
+        <w:t>亚</w:t>
+      </w:r>
+      <w:r>
+        <w:rPr>
+          <w:rFonts w:ascii="Microsoft GothicNeo" w:eastAsia="Microsoft GothicNeo" w:hAnsi="Microsoft GothicNeo" w:cs="Microsoft GothicNeo" w:hint="eastAsia"/>
+          <w:sz w:val="20"/>
+          <w:szCs w:val="20"/>
+          <w:lang w:val="en-GB"/>
+        </w:rPr>
+        <w:t>帝</w:t>
+      </w:r>
+      <w:r>
+        <w:rPr>
+          <w:rFonts w:ascii="宋体" w:eastAsia="宋体" w:hAnsi="宋体" w:cs="宋体" w:hint="eastAsia"/>
+          <w:sz w:val="20"/>
+          <w:szCs w:val="20"/>
+          <w:lang w:val="en-GB"/>
+        </w:rPr>
+        <w:t>国</w:t>
+      </w:r>
+      <w:r>
+        <w:rPr>
+          <w:rFonts w:ascii="Microsoft GothicNeo" w:eastAsia="Microsoft GothicNeo" w:hAnsi="Microsoft GothicNeo" w:cs="Microsoft GothicNeo" w:hint="eastAsia"/>
+          <w:sz w:val="20"/>
+          <w:szCs w:val="20"/>
+          <w:lang w:val="en-GB"/>
+        </w:rPr>
+        <w:t>官方</w:t>
+      </w:r>
+      <w:r>
+        <w:rPr>
+          <w:rFonts w:ascii="宋体" w:eastAsia="宋体" w:hAnsi="宋体" w:cs="宋体" w:hint="eastAsia"/>
+          <w:sz w:val="20"/>
+          <w:szCs w:val="20"/>
+          <w:lang w:val="en-GB"/>
+        </w:rPr>
+        <w:t>语</w:t>
+      </w:r>
+      <w:r>
+        <w:rPr>
+          <w:rFonts w:ascii="Microsoft GothicNeo" w:eastAsia="Microsoft GothicNeo" w:hAnsi="Microsoft GothicNeo" w:cs="Microsoft GothicNeo" w:hint="eastAsia"/>
+          <w:sz w:val="20"/>
+          <w:szCs w:val="20"/>
+          <w:lang w:val="en-GB"/>
+        </w:rPr>
+        <w:t>言</w:t>
+      </w:r>
+      <w:r>
+        <w:rPr>
+          <w:rFonts w:asciiTheme="minorEastAsia" w:hAnsiTheme="minorEastAsia" w:cs="Microsoft GothicNeo" w:hint="eastAsia"/>
+          <w:sz w:val="20"/>
+          <w:szCs w:val="20"/>
+          <w:lang w:val="en-GB"/>
+        </w:rPr>
+        <w:t>。</w:t>
+      </w:r>
+      <w:r>
+        <w:rPr>
+          <w:rFonts w:ascii="Microsoft GothicNeo" w:eastAsia="Microsoft GothicNeo" w:hAnsi="Microsoft GothicNeo" w:cs="Microsoft GothicNeo" w:hint="eastAsia"/>
+          <w:sz w:val="20"/>
+          <w:szCs w:val="20"/>
+          <w:lang w:val="en-GB"/>
+        </w:rPr>
+        <w:t>前身是人</w:t>
+      </w:r>
+      <w:r>
+        <w:rPr>
+          <w:rFonts w:ascii="宋体" w:eastAsia="宋体" w:hAnsi="宋体" w:cs="宋体" w:hint="eastAsia"/>
+          <w:sz w:val="20"/>
+          <w:szCs w:val="20"/>
+          <w:lang w:val="en-GB"/>
+        </w:rPr>
+        <w:t>类</w:t>
+      </w:r>
+      <w:r>
+        <w:rPr>
+          <w:rFonts w:ascii="Microsoft GothicNeo" w:eastAsia="Microsoft GothicNeo" w:hAnsi="Microsoft GothicNeo" w:cs="Microsoft GothicNeo" w:hint="eastAsia"/>
+          <w:sz w:val="20"/>
+          <w:szCs w:val="20"/>
+          <w:lang w:val="en-GB"/>
+        </w:rPr>
+        <w:t>部落</w:t>
+      </w:r>
+      <w:r>
+        <w:rPr>
+          <w:rFonts w:ascii="宋体" w:eastAsia="宋体" w:hAnsi="宋体" w:cs="宋体" w:hint="eastAsia"/>
+          <w:sz w:val="20"/>
+          <w:szCs w:val="20"/>
+          <w:lang w:val="en-GB"/>
+        </w:rPr>
+        <w:t>语</w:t>
+      </w:r>
+      <w:r>
+        <w:rPr>
+          <w:rFonts w:asciiTheme="minorEastAsia" w:hAnsiTheme="minorEastAsia" w:cs="Microsoft GothicNeo" w:hint="eastAsia"/>
+          <w:sz w:val="20"/>
+          <w:szCs w:val="20"/>
           <w:lang w:val="en-GB"/>
         </w:rPr>
         <w:t>，</w:t>
       </w:r>
       <w:r>
         <w:rPr>
-          <w:rFonts w:asciiTheme="majorHAnsi" w:eastAsiaTheme="majorHAnsi" w:hAnsiTheme="majorHAnsi" w:cs="Microsoft GothicNeo" w:hint="eastAsia"/>
-          <w:sz w:val="18"/>
-          <w:szCs w:val="18"/>
-          <w:lang w:val="en-GB"/>
-        </w:rPr>
-        <w:t>塔拉斯尼亚帝国</w:t>
-      </w:r>
-      <w:r>
-        <w:rPr>
-          <w:rFonts w:asciiTheme="majorHAnsi" w:eastAsiaTheme="majorHAnsi" w:hAnsiTheme="majorHAnsi" w:cs="Microsoft GothicNeo" w:hint="eastAsia"/>
-          <w:sz w:val="18"/>
-          <w:szCs w:val="18"/>
-          <w:lang w:val="en-GB"/>
-        </w:rPr>
-        <w:t>官方语言，前身是人类</w:t>
-      </w:r>
-      <w:r>
-        <w:rPr>
-          <w:rFonts w:asciiTheme="majorHAnsi" w:eastAsiaTheme="majorHAnsi" w:hAnsiTheme="majorHAnsi" w:cs="Microsoft GothicNeo" w:hint="eastAsia"/>
-          <w:sz w:val="18"/>
-          <w:szCs w:val="18"/>
-          <w:lang w:val="en-GB"/>
-        </w:rPr>
-        <w:t>部落语。帝国学者对其进行简化和增值</w:t>
-      </w:r>
-      <w:r>
-        <w:rPr>
-          <w:rFonts w:asciiTheme="majorHAnsi" w:eastAsiaTheme="majorHAnsi" w:hAnsiTheme="majorHAnsi" w:cs="Microsoft GothicNeo" w:hint="eastAsia"/>
-          <w:sz w:val="18"/>
-          <w:szCs w:val="18"/>
-          <w:lang w:val="en-GB"/>
-        </w:rPr>
-        <w:t>后，在帝国境内推广。</w:t>
+          <w:rFonts w:ascii="Microsoft GothicNeo" w:eastAsia="Microsoft GothicNeo" w:hAnsi="Microsoft GothicNeo" w:cs="Microsoft GothicNeo" w:hint="eastAsia"/>
+          <w:sz w:val="20"/>
+          <w:szCs w:val="20"/>
+          <w:lang w:val="en-GB"/>
+        </w:rPr>
+        <w:t>帝</w:t>
+      </w:r>
+      <w:r>
+        <w:rPr>
+          <w:rFonts w:ascii="宋体" w:eastAsia="宋体" w:hAnsi="宋体" w:cs="宋体" w:hint="eastAsia"/>
+          <w:sz w:val="20"/>
+          <w:szCs w:val="20"/>
+          <w:lang w:val="en-GB"/>
+        </w:rPr>
+        <w:t>国学</w:t>
+      </w:r>
+      <w:r>
+        <w:rPr>
+          <w:rFonts w:ascii="Microsoft GothicNeo" w:eastAsia="Microsoft GothicNeo" w:hAnsi="Microsoft GothicNeo" w:cs="Microsoft GothicNeo" w:hint="eastAsia"/>
+          <w:sz w:val="20"/>
+          <w:szCs w:val="20"/>
+          <w:lang w:val="en-GB"/>
+        </w:rPr>
+        <w:t>者</w:t>
+      </w:r>
+      <w:r>
+        <w:rPr>
+          <w:rFonts w:ascii="宋体" w:eastAsia="宋体" w:hAnsi="宋体" w:cs="宋体" w:hint="eastAsia"/>
+          <w:sz w:val="20"/>
+          <w:szCs w:val="20"/>
+          <w:lang w:val="en-GB"/>
+        </w:rPr>
+        <w:t>对</w:t>
+      </w:r>
+      <w:r>
+        <w:rPr>
+          <w:rFonts w:ascii="Microsoft GothicNeo" w:eastAsia="Microsoft GothicNeo" w:hAnsi="Microsoft GothicNeo" w:cs="Microsoft GothicNeo" w:hint="eastAsia"/>
+          <w:sz w:val="20"/>
+          <w:szCs w:val="20"/>
+          <w:lang w:val="en-GB"/>
+        </w:rPr>
+        <w:t>其</w:t>
+      </w:r>
+      <w:r>
+        <w:rPr>
+          <w:rFonts w:ascii="宋体" w:eastAsia="宋体" w:hAnsi="宋体" w:cs="宋体" w:hint="eastAsia"/>
+          <w:sz w:val="20"/>
+          <w:szCs w:val="20"/>
+          <w:lang w:val="en-GB"/>
+        </w:rPr>
+        <w:t>进</w:t>
+      </w:r>
+      <w:r>
+        <w:rPr>
+          <w:rFonts w:ascii="Microsoft GothicNeo" w:eastAsia="Microsoft GothicNeo" w:hAnsi="Microsoft GothicNeo" w:cs="Microsoft GothicNeo" w:hint="eastAsia"/>
+          <w:sz w:val="20"/>
+          <w:szCs w:val="20"/>
+          <w:lang w:val="en-GB"/>
+        </w:rPr>
+        <w:t>行</w:t>
+      </w:r>
+      <w:r>
+        <w:rPr>
+          <w:rFonts w:ascii="宋体" w:eastAsia="宋体" w:hAnsi="宋体" w:cs="宋体" w:hint="eastAsia"/>
+          <w:sz w:val="20"/>
+          <w:szCs w:val="20"/>
+          <w:lang w:val="en-GB"/>
+        </w:rPr>
+        <w:t>简</w:t>
+      </w:r>
+      <w:r>
+        <w:rPr>
+          <w:rFonts w:ascii="Microsoft GothicNeo" w:eastAsia="Microsoft GothicNeo" w:hAnsi="Microsoft GothicNeo" w:cs="Microsoft GothicNeo" w:hint="eastAsia"/>
+          <w:sz w:val="20"/>
+          <w:szCs w:val="20"/>
+          <w:lang w:val="en-GB"/>
+        </w:rPr>
+        <w:t>化和增</w:t>
+      </w:r>
+      <w:r>
+        <w:rPr>
+          <w:rFonts w:ascii="宋体" w:eastAsia="宋体" w:hAnsi="宋体" w:cs="宋体" w:hint="eastAsia"/>
+          <w:sz w:val="20"/>
+          <w:szCs w:val="20"/>
+          <w:lang w:val="en-GB"/>
+        </w:rPr>
+        <w:t>值</w:t>
+      </w:r>
+      <w:r>
+        <w:rPr>
+          <w:rFonts w:ascii="Microsoft GothicNeo" w:eastAsia="Microsoft GothicNeo" w:hAnsi="Microsoft GothicNeo" w:cs="Microsoft GothicNeo" w:hint="eastAsia"/>
+          <w:sz w:val="20"/>
+          <w:szCs w:val="20"/>
+          <w:lang w:val="en-GB"/>
+        </w:rPr>
+        <w:t>后，在帝</w:t>
+      </w:r>
+      <w:r>
+        <w:rPr>
+          <w:rFonts w:ascii="宋体" w:eastAsia="宋体" w:hAnsi="宋体" w:cs="宋体" w:hint="eastAsia"/>
+          <w:sz w:val="20"/>
+          <w:szCs w:val="20"/>
+          <w:lang w:val="en-GB"/>
+        </w:rPr>
+        <w:t>国</w:t>
+      </w:r>
+      <w:r>
+        <w:rPr>
+          <w:rFonts w:ascii="Microsoft GothicNeo" w:eastAsia="Microsoft GothicNeo" w:hAnsi="Microsoft GothicNeo" w:cs="Microsoft GothicNeo" w:hint="eastAsia"/>
+          <w:sz w:val="20"/>
+          <w:szCs w:val="20"/>
+          <w:lang w:val="en-GB"/>
+        </w:rPr>
+        <w:t>境</w:t>
+      </w:r>
+      <w:r>
+        <w:rPr>
+          <w:rFonts w:ascii="宋体" w:eastAsia="宋体" w:hAnsi="宋体" w:cs="宋体" w:hint="eastAsia"/>
+          <w:sz w:val="20"/>
+          <w:szCs w:val="20"/>
+          <w:lang w:val="en-GB"/>
+        </w:rPr>
+        <w:t>内</w:t>
+      </w:r>
+      <w:r>
+        <w:rPr>
+          <w:rFonts w:ascii="Microsoft GothicNeo" w:eastAsia="Microsoft GothicNeo" w:hAnsi="Microsoft GothicNeo" w:cs="Microsoft GothicNeo" w:hint="eastAsia"/>
+          <w:sz w:val="20"/>
+          <w:szCs w:val="20"/>
+          <w:lang w:val="en-GB"/>
+        </w:rPr>
+        <w:t>推</w:t>
+      </w:r>
+      <w:r>
+        <w:rPr>
+          <w:rFonts w:ascii="宋体" w:eastAsia="宋体" w:hAnsi="宋体" w:cs="宋体" w:hint="eastAsia"/>
+          <w:sz w:val="20"/>
+          <w:szCs w:val="20"/>
+          <w:lang w:val="en-GB"/>
+        </w:rPr>
+        <w:t>广</w:t>
+      </w:r>
+      <w:r>
+        <w:rPr>
+          <w:rFonts w:ascii="Microsoft GothicNeo" w:eastAsia="Microsoft GothicNeo" w:hAnsi="Microsoft GothicNeo" w:cs="Microsoft GothicNeo" w:hint="eastAsia"/>
+          <w:sz w:val="20"/>
+          <w:szCs w:val="20"/>
+          <w:lang w:val="en-GB"/>
+        </w:rPr>
+        <w:t>。</w:t>
       </w:r>
     </w:p>
     <w:p>
       <w:pPr>
         <w:rPr>
-          <w:rFonts w:asciiTheme="majorHAnsi" w:eastAsiaTheme="majorHAnsi" w:hAnsiTheme="majorHAnsi" w:cs="Microsoft GothicNeo"/>
-          <w:sz w:val="18"/>
-          <w:szCs w:val="18"/>
+          <w:rFonts w:ascii="Microsoft GothicNeo" w:eastAsia="Microsoft GothicNeo" w:hAnsi="Microsoft GothicNeo" w:cs="Microsoft GothicNeo"/>
+          <w:sz w:val="20"/>
+          <w:szCs w:val="20"/>
           <w:lang w:val="en-GB"/>
         </w:rPr>
       </w:pPr>
@@ -79,54 +313,144 @@
     <w:p>
       <w:pPr>
         <w:rPr>
-          <w:rFonts w:asciiTheme="majorHAnsi" w:eastAsiaTheme="majorHAnsi" w:hAnsiTheme="majorHAnsi" w:cs="Microsoft GothicNeo"/>
-          <w:sz w:val="18"/>
-          <w:szCs w:val="18"/>
+          <w:rFonts w:ascii="Microsoft GothicNeo" w:eastAsia="Microsoft GothicNeo" w:hAnsi="Microsoft GothicNeo" w:cs="Microsoft GothicNeo"/>
+          <w:sz w:val="20"/>
+          <w:szCs w:val="20"/>
           <w:lang w:val="en-GB"/>
         </w:rPr>
       </w:pPr>
       <w:r>
         <w:rPr>
-          <w:rFonts w:asciiTheme="majorHAnsi" w:eastAsiaTheme="majorHAnsi" w:hAnsiTheme="majorHAnsi" w:cs="Microsoft GothicNeo"/>
-          <w:sz w:val="18"/>
-          <w:szCs w:val="18"/>
-          <w:lang w:val="en-GB"/>
-        </w:rPr>
-        <w:t>通用语分支（即</w:t>
-      </w:r>
-      <w:r>
-        <w:rPr>
-          <w:rFonts w:asciiTheme="majorHAnsi" w:eastAsiaTheme="majorHAnsi" w:hAnsiTheme="majorHAnsi" w:cs="Microsoft GothicNeo" w:hint="eastAsia"/>
-          <w:sz w:val="18"/>
-          <w:szCs w:val="18"/>
+          <w:rFonts w:ascii="Microsoft GothicNeo" w:eastAsia="Microsoft GothicNeo" w:hAnsi="Microsoft GothicNeo" w:cs="Microsoft GothicNeo"/>
+          <w:sz w:val="20"/>
+          <w:szCs w:val="20"/>
+          <w:lang w:val="en-GB"/>
+        </w:rPr>
+        <w:t>通用</w:t>
+      </w:r>
+      <w:r>
+        <w:rPr>
+          <w:rFonts w:ascii="宋体" w:eastAsia="宋体" w:hAnsi="宋体" w:cs="宋体" w:hint="eastAsia"/>
+          <w:sz w:val="20"/>
+          <w:szCs w:val="20"/>
+          <w:lang w:val="en-GB"/>
+        </w:rPr>
+        <w:t>语</w:t>
+      </w:r>
+      <w:r>
+        <w:rPr>
+          <w:rFonts w:ascii="Microsoft GothicNeo" w:eastAsia="Microsoft GothicNeo" w:hAnsi="Microsoft GothicNeo" w:cs="Microsoft GothicNeo" w:hint="eastAsia"/>
+          <w:sz w:val="20"/>
+          <w:szCs w:val="20"/>
+          <w:lang w:val="en-GB"/>
+        </w:rPr>
+        <w:t>分支（</w:t>
+      </w:r>
+      <w:r>
+        <w:rPr>
+          <w:rFonts w:ascii="宋体" w:eastAsia="宋体" w:hAnsi="宋体" w:cs="宋体" w:hint="eastAsia"/>
+          <w:sz w:val="20"/>
+          <w:szCs w:val="20"/>
+          <w:lang w:val="en-GB"/>
+        </w:rPr>
+        <w:t>即</w:t>
+      </w:r>
+      <w:r>
+        <w:rPr>
+          <w:rFonts w:ascii="Microsoft GothicNeo" w:eastAsia="Microsoft GothicNeo" w:hAnsi="Microsoft GothicNeo" w:cs="Microsoft GothicNeo" w:hint="eastAsia"/>
+          <w:sz w:val="20"/>
+          <w:szCs w:val="20"/>
           <w:lang w:val="en-GB"/>
         </w:rPr>
         <w:t>三大</w:t>
       </w:r>
       <w:r>
         <w:rPr>
-          <w:rFonts w:asciiTheme="majorHAnsi" w:eastAsiaTheme="majorHAnsi" w:hAnsiTheme="majorHAnsi" w:cs="Microsoft GothicNeo"/>
-          <w:sz w:val="18"/>
-          <w:szCs w:val="18"/>
-          <w:lang w:val="en-GB"/>
-        </w:rPr>
-        <w:t>帝国内部语言或称之为</w:t>
-      </w:r>
-      <w:r>
-        <w:rPr>
-          <w:rFonts w:asciiTheme="majorHAnsi" w:eastAsiaTheme="majorHAnsi" w:hAnsiTheme="majorHAnsi" w:cs="Microsoft GothicNeo"/>
+          <w:rFonts w:ascii="Microsoft GothicNeo" w:eastAsia="Microsoft GothicNeo" w:hAnsi="Microsoft GothicNeo" w:cs="Microsoft GothicNeo"/>
+          <w:sz w:val="20"/>
+          <w:szCs w:val="20"/>
+          <w:lang w:val="en-GB"/>
+        </w:rPr>
+        <w:t>帝</w:t>
+      </w:r>
+      <w:r>
+        <w:rPr>
+          <w:rFonts w:ascii="宋体" w:eastAsia="宋体" w:hAnsi="宋体" w:cs="宋体" w:hint="eastAsia"/>
+          <w:sz w:val="20"/>
+          <w:szCs w:val="20"/>
+          <w:lang w:val="en-GB"/>
+        </w:rPr>
+        <w:t>国内</w:t>
+      </w:r>
+      <w:r>
+        <w:rPr>
+          <w:rFonts w:ascii="Microsoft GothicNeo" w:eastAsia="Microsoft GothicNeo" w:hAnsi="Microsoft GothicNeo" w:cs="Microsoft GothicNeo" w:hint="eastAsia"/>
+          <w:sz w:val="20"/>
+          <w:szCs w:val="20"/>
+          <w:lang w:val="en-GB"/>
+        </w:rPr>
+        <w:t>部</w:t>
+      </w:r>
+      <w:r>
+        <w:rPr>
+          <w:rFonts w:ascii="宋体" w:eastAsia="宋体" w:hAnsi="宋体" w:cs="宋体" w:hint="eastAsia"/>
+          <w:sz w:val="20"/>
+          <w:szCs w:val="20"/>
+          <w:lang w:val="en-GB"/>
+        </w:rPr>
+        <w:t>语</w:t>
+      </w:r>
+      <w:r>
+        <w:rPr>
+          <w:rFonts w:ascii="Microsoft GothicNeo" w:eastAsia="Microsoft GothicNeo" w:hAnsi="Microsoft GothicNeo" w:cs="Microsoft GothicNeo" w:hint="eastAsia"/>
+          <w:sz w:val="20"/>
+          <w:szCs w:val="20"/>
+          <w:lang w:val="en-GB"/>
+        </w:rPr>
+        <w:t>言或</w:t>
+      </w:r>
+      <w:r>
+        <w:rPr>
+          <w:rFonts w:ascii="宋体" w:eastAsia="宋体" w:hAnsi="宋体" w:cs="宋体" w:hint="eastAsia"/>
+          <w:sz w:val="20"/>
+          <w:szCs w:val="20"/>
+          <w:lang w:val="en-GB"/>
+        </w:rPr>
+        <w:t>称</w:t>
+      </w:r>
+      <w:r>
+        <w:rPr>
+          <w:rFonts w:ascii="Microsoft GothicNeo" w:eastAsia="Microsoft GothicNeo" w:hAnsi="Microsoft GothicNeo" w:cs="Microsoft GothicNeo" w:hint="eastAsia"/>
+          <w:sz w:val="20"/>
+          <w:szCs w:val="20"/>
+          <w:lang w:val="en-GB"/>
+        </w:rPr>
+        <w:t>之</w:t>
+      </w:r>
+      <w:r>
+        <w:rPr>
+          <w:rFonts w:ascii="宋体" w:eastAsia="宋体" w:hAnsi="宋体" w:cs="宋体" w:hint="eastAsia"/>
+          <w:sz w:val="20"/>
+          <w:szCs w:val="20"/>
+          <w:lang w:val="en-GB"/>
+        </w:rPr>
+        <w:t>为</w:t>
+      </w:r>
+      <w:r>
+        <w:rPr>
+          <w:rFonts w:ascii="Microsoft GothicNeo" w:eastAsia="Microsoft GothicNeo" w:hAnsi="Microsoft GothicNeo" w:cs="Microsoft GothicNeo"/>
           <w:color w:val="FF0000"/>
-          <w:sz w:val="18"/>
-          <w:szCs w:val="18"/>
+          <w:sz w:val="20"/>
+          <w:szCs w:val="20"/>
           <w:lang w:val="en-GB"/>
         </w:rPr>
         <w:t>方言</w:t>
       </w:r>
       <w:r>
         <w:rPr>
-          <w:rFonts w:asciiTheme="majorHAnsi" w:eastAsiaTheme="majorHAnsi" w:hAnsiTheme="majorHAnsi" w:cs="Microsoft GothicNeo"/>
-          <w:sz w:val="18"/>
-          <w:szCs w:val="18"/>
+          <w:rFonts w:ascii="Microsoft GothicNeo" w:eastAsia="Microsoft GothicNeo" w:hAnsi="Microsoft GothicNeo" w:cs="Microsoft GothicNeo"/>
+          <w:sz w:val="20"/>
+          <w:szCs w:val="20"/>
           <w:lang w:val="en-GB"/>
         </w:rPr>
         <w:t>）</w:t>
@@ -135,56 +459,287 @@
     <w:p>
       <w:pPr>
         <w:rPr>
-          <w:rFonts w:asciiTheme="majorHAnsi" w:eastAsiaTheme="majorHAnsi" w:hAnsiTheme="majorHAnsi" w:cs="Microsoft GothicNeo"/>
-          <w:sz w:val="18"/>
-          <w:szCs w:val="18"/>
+          <w:rFonts w:ascii="Microsoft GothicNeo" w:eastAsia="Microsoft GothicNeo" w:hAnsi="Microsoft GothicNeo" w:cs="Microsoft GothicNeo" w:hint="eastAsia"/>
+          <w:sz w:val="20"/>
+          <w:szCs w:val="20"/>
           <w:lang w:val="en-GB"/>
         </w:rPr>
       </w:pPr>
-      <w:r>
-        <w:rPr>
-          <w:rFonts w:asciiTheme="majorHAnsi" w:eastAsiaTheme="majorHAnsi" w:hAnsiTheme="majorHAnsi" w:cs="Microsoft GothicNeo"/>
-          <w:sz w:val="18"/>
-          <w:szCs w:val="18"/>
-          <w:lang w:val="en-GB"/>
-        </w:rPr>
-        <w:t>斯彼伯龙帝国</w:t>
+      <w:proofErr w:type="gramStart"/>
+      <w:r>
+        <w:rPr>
+          <w:rFonts w:ascii="Microsoft GothicNeo" w:eastAsia="Microsoft GothicNeo" w:hAnsi="Microsoft GothicNeo" w:cs="Microsoft GothicNeo"/>
+          <w:sz w:val="20"/>
+          <w:szCs w:val="20"/>
+          <w:lang w:val="en-GB"/>
+        </w:rPr>
+        <w:t>斯彼伯</w:t>
+      </w:r>
+      <w:proofErr w:type="gramEnd"/>
+      <w:r>
+        <w:rPr>
+          <w:rFonts w:ascii="宋体" w:eastAsia="宋体" w:hAnsi="宋体" w:cs="宋体" w:hint="eastAsia"/>
+          <w:sz w:val="20"/>
+          <w:szCs w:val="20"/>
+          <w:lang w:val="en-GB"/>
+        </w:rPr>
+        <w:t>龙</w:t>
+      </w:r>
+      <w:r>
+        <w:rPr>
+          <w:rFonts w:ascii="Microsoft GothicNeo" w:eastAsia="Microsoft GothicNeo" w:hAnsi="Microsoft GothicNeo" w:cs="Microsoft GothicNeo" w:hint="eastAsia"/>
+          <w:sz w:val="20"/>
+          <w:szCs w:val="20"/>
+          <w:lang w:val="en-GB"/>
+        </w:rPr>
+        <w:t>帝</w:t>
+      </w:r>
+      <w:r>
+        <w:rPr>
+          <w:rFonts w:ascii="宋体" w:eastAsia="宋体" w:hAnsi="宋体" w:cs="宋体" w:hint="eastAsia"/>
+          <w:sz w:val="20"/>
+          <w:szCs w:val="20"/>
+          <w:lang w:val="en-GB"/>
+        </w:rPr>
+        <w:t>国</w:t>
       </w:r>
     </w:p>
     <w:p>
       <w:pPr>
         <w:rPr>
-          <w:rFonts w:asciiTheme="majorHAnsi" w:eastAsiaTheme="majorHAnsi" w:hAnsiTheme="majorHAnsi" w:cs="Microsoft GothicNeo"/>
-          <w:sz w:val="18"/>
-          <w:szCs w:val="18"/>
+          <w:rFonts w:ascii="Microsoft GothicNeo" w:eastAsia="Microsoft GothicNeo" w:hAnsi="Microsoft GothicNeo" w:cs="Microsoft GothicNeo"/>
+          <w:sz w:val="20"/>
+          <w:szCs w:val="20"/>
           <w:lang w:val="en-GB"/>
         </w:rPr>
       </w:pPr>
       <w:r>
         <w:rPr>
-          <w:rFonts w:asciiTheme="majorHAnsi" w:eastAsiaTheme="majorHAnsi" w:hAnsiTheme="majorHAnsi" w:cs="Microsoft GothicNeo"/>
-          <w:sz w:val="18"/>
-          <w:szCs w:val="18"/>
-          <w:lang w:val="en-GB"/>
-        </w:rPr>
-        <w:t>第一帝国分裂后，帝国将军所建立。位处‘北方’，由于其为军事独裁，民间尚武之风昌盛，其口音、用词相较于通用语更加</w:t>
-      </w:r>
-      <w:r>
-        <w:rPr>
-          <w:rFonts w:asciiTheme="majorHAnsi" w:eastAsiaTheme="majorHAnsi" w:hAnsiTheme="majorHAnsi" w:cs="Microsoft GothicNeo"/>
+          <w:rFonts w:ascii="Microsoft GothicNeo" w:eastAsia="Microsoft GothicNeo" w:hAnsi="Microsoft GothicNeo" w:cs="Microsoft GothicNeo"/>
+          <w:sz w:val="20"/>
+          <w:szCs w:val="20"/>
+          <w:lang w:val="en-GB"/>
+        </w:rPr>
+        <w:t>第一帝</w:t>
+      </w:r>
+      <w:r>
+        <w:rPr>
+          <w:rFonts w:ascii="宋体" w:eastAsia="宋体" w:hAnsi="宋体" w:cs="宋体" w:hint="eastAsia"/>
+          <w:sz w:val="20"/>
+          <w:szCs w:val="20"/>
+          <w:lang w:val="en-GB"/>
+        </w:rPr>
+        <w:t>国</w:t>
+      </w:r>
+      <w:r>
+        <w:rPr>
+          <w:rFonts w:ascii="Microsoft GothicNeo" w:eastAsia="Microsoft GothicNeo" w:hAnsi="Microsoft GothicNeo" w:cs="Microsoft GothicNeo" w:hint="eastAsia"/>
+          <w:sz w:val="20"/>
+          <w:szCs w:val="20"/>
+          <w:lang w:val="en-GB"/>
+        </w:rPr>
+        <w:t>分裂后，帝</w:t>
+      </w:r>
+      <w:r>
+        <w:rPr>
+          <w:rFonts w:ascii="宋体" w:eastAsia="宋体" w:hAnsi="宋体" w:cs="宋体" w:hint="eastAsia"/>
+          <w:sz w:val="20"/>
+          <w:szCs w:val="20"/>
+          <w:lang w:val="en-GB"/>
+        </w:rPr>
+        <w:t>国将军</w:t>
+      </w:r>
+      <w:r>
+        <w:rPr>
+          <w:rFonts w:ascii="Microsoft GothicNeo" w:eastAsia="Microsoft GothicNeo" w:hAnsi="Microsoft GothicNeo" w:cs="Microsoft GothicNeo" w:hint="eastAsia"/>
+          <w:sz w:val="20"/>
+          <w:szCs w:val="20"/>
+          <w:lang w:val="en-GB"/>
+        </w:rPr>
+        <w:t>所建立。位</w:t>
+      </w:r>
+      <w:r>
+        <w:rPr>
+          <w:rFonts w:ascii="宋体" w:eastAsia="宋体" w:hAnsi="宋体" w:cs="宋体" w:hint="eastAsia"/>
+          <w:sz w:val="20"/>
+          <w:szCs w:val="20"/>
+          <w:lang w:val="en-GB"/>
+        </w:rPr>
+        <w:t>处</w:t>
+      </w:r>
+      <w:r>
+        <w:rPr>
+          <w:rFonts w:ascii="Microsoft GothicNeo" w:eastAsia="Microsoft GothicNeo" w:hAnsi="Microsoft GothicNeo" w:cs="Microsoft GothicNeo"/>
+          <w:sz w:val="20"/>
+          <w:szCs w:val="20"/>
+          <w:lang w:val="en-GB"/>
+        </w:rPr>
+        <w:t>‘北方’，由于其</w:t>
+      </w:r>
+      <w:r>
+        <w:rPr>
+          <w:rFonts w:ascii="宋体" w:eastAsia="宋体" w:hAnsi="宋体" w:cs="宋体" w:hint="eastAsia"/>
+          <w:sz w:val="20"/>
+          <w:szCs w:val="20"/>
+          <w:lang w:val="en-GB"/>
+        </w:rPr>
+        <w:t>为军</w:t>
+      </w:r>
+      <w:r>
+        <w:rPr>
+          <w:rFonts w:ascii="Microsoft GothicNeo" w:eastAsia="Microsoft GothicNeo" w:hAnsi="Microsoft GothicNeo" w:cs="Microsoft GothicNeo" w:hint="eastAsia"/>
+          <w:sz w:val="20"/>
+          <w:szCs w:val="20"/>
+          <w:lang w:val="en-GB"/>
+        </w:rPr>
+        <w:t>事</w:t>
+      </w:r>
+      <w:r>
+        <w:rPr>
+          <w:rFonts w:ascii="宋体" w:eastAsia="宋体" w:hAnsi="宋体" w:cs="宋体" w:hint="eastAsia"/>
+          <w:sz w:val="20"/>
+          <w:szCs w:val="20"/>
+          <w:lang w:val="en-GB"/>
+        </w:rPr>
+        <w:t>独</w:t>
+      </w:r>
+      <w:r>
+        <w:rPr>
+          <w:rFonts w:ascii="Microsoft GothicNeo" w:eastAsia="Microsoft GothicNeo" w:hAnsi="Microsoft GothicNeo" w:cs="Microsoft GothicNeo" w:hint="eastAsia"/>
+          <w:sz w:val="20"/>
+          <w:szCs w:val="20"/>
+          <w:lang w:val="en-GB"/>
+        </w:rPr>
+        <w:t>裁，民</w:t>
+      </w:r>
+      <w:r>
+        <w:rPr>
+          <w:rFonts w:ascii="宋体" w:eastAsia="宋体" w:hAnsi="宋体" w:cs="宋体" w:hint="eastAsia"/>
+          <w:sz w:val="20"/>
+          <w:szCs w:val="20"/>
+          <w:lang w:val="en-GB"/>
+        </w:rPr>
+        <w:t>间尚</w:t>
+      </w:r>
+      <w:r>
+        <w:rPr>
+          <w:rFonts w:ascii="Microsoft GothicNeo" w:eastAsia="Microsoft GothicNeo" w:hAnsi="Microsoft GothicNeo" w:cs="Microsoft GothicNeo" w:hint="eastAsia"/>
+          <w:sz w:val="20"/>
+          <w:szCs w:val="20"/>
+          <w:lang w:val="en-GB"/>
+        </w:rPr>
+        <w:t>武之</w:t>
+      </w:r>
+      <w:r>
+        <w:rPr>
+          <w:rFonts w:ascii="宋体" w:eastAsia="宋体" w:hAnsi="宋体" w:cs="宋体" w:hint="eastAsia"/>
+          <w:sz w:val="20"/>
+          <w:szCs w:val="20"/>
+          <w:lang w:val="en-GB"/>
+        </w:rPr>
+        <w:t>风</w:t>
+      </w:r>
+      <w:r>
+        <w:rPr>
+          <w:rFonts w:ascii="Microsoft GothicNeo" w:eastAsia="Microsoft GothicNeo" w:hAnsi="Microsoft GothicNeo" w:cs="Microsoft GothicNeo" w:hint="eastAsia"/>
+          <w:sz w:val="20"/>
+          <w:szCs w:val="20"/>
+          <w:lang w:val="en-GB"/>
+        </w:rPr>
+        <w:t>昌盛，其口音、用</w:t>
+      </w:r>
+      <w:r>
+        <w:rPr>
+          <w:rFonts w:ascii="宋体" w:eastAsia="宋体" w:hAnsi="宋体" w:cs="宋体" w:hint="eastAsia"/>
+          <w:sz w:val="20"/>
+          <w:szCs w:val="20"/>
+          <w:lang w:val="en-GB"/>
+        </w:rPr>
+        <w:t>词</w:t>
+      </w:r>
+      <w:r>
+        <w:rPr>
+          <w:rFonts w:ascii="Microsoft GothicNeo" w:eastAsia="Microsoft GothicNeo" w:hAnsi="Microsoft GothicNeo" w:cs="Microsoft GothicNeo" w:hint="eastAsia"/>
+          <w:sz w:val="20"/>
+          <w:szCs w:val="20"/>
+          <w:lang w:val="en-GB"/>
+        </w:rPr>
+        <w:t>相</w:t>
+      </w:r>
+      <w:r>
+        <w:rPr>
+          <w:rFonts w:ascii="宋体" w:eastAsia="宋体" w:hAnsi="宋体" w:cs="宋体" w:hint="eastAsia"/>
+          <w:sz w:val="20"/>
+          <w:szCs w:val="20"/>
+          <w:lang w:val="en-GB"/>
+        </w:rPr>
+        <w:t>较</w:t>
+      </w:r>
+      <w:r>
+        <w:rPr>
+          <w:rFonts w:ascii="Microsoft GothicNeo" w:eastAsia="Microsoft GothicNeo" w:hAnsi="Microsoft GothicNeo" w:cs="Microsoft GothicNeo" w:hint="eastAsia"/>
+          <w:sz w:val="20"/>
+          <w:szCs w:val="20"/>
+          <w:lang w:val="en-GB"/>
+        </w:rPr>
+        <w:t>于通用</w:t>
+      </w:r>
+      <w:r>
+        <w:rPr>
+          <w:rFonts w:ascii="宋体" w:eastAsia="宋体" w:hAnsi="宋体" w:cs="宋体" w:hint="eastAsia"/>
+          <w:sz w:val="20"/>
+          <w:szCs w:val="20"/>
+          <w:lang w:val="en-GB"/>
+        </w:rPr>
+        <w:t>语</w:t>
+      </w:r>
+      <w:r>
+        <w:rPr>
+          <w:rFonts w:ascii="Microsoft GothicNeo" w:eastAsia="Microsoft GothicNeo" w:hAnsi="Microsoft GothicNeo" w:cs="Microsoft GothicNeo" w:hint="eastAsia"/>
+          <w:sz w:val="20"/>
+          <w:szCs w:val="20"/>
+          <w:lang w:val="en-GB"/>
+        </w:rPr>
+        <w:t>更加</w:t>
+      </w:r>
+      <w:r>
+        <w:rPr>
+          <w:rFonts w:ascii="Microsoft GothicNeo" w:eastAsia="Microsoft GothicNeo" w:hAnsi="Microsoft GothicNeo" w:cs="Microsoft GothicNeo"/>
           <w:b/>
           <w:bCs/>
-          <w:sz w:val="18"/>
-          <w:szCs w:val="18"/>
-          <w:lang w:val="en-GB"/>
-        </w:rPr>
-        <w:t>强硬、直接、简短</w:t>
-      </w:r>
-      <w:r>
-        <w:rPr>
-          <w:rFonts w:asciiTheme="majorHAnsi" w:eastAsiaTheme="majorHAnsi" w:hAnsiTheme="majorHAnsi" w:cs="Microsoft GothicNeo"/>
-          <w:sz w:val="18"/>
-          <w:szCs w:val="18"/>
+          <w:sz w:val="20"/>
+          <w:szCs w:val="20"/>
+          <w:lang w:val="en-GB"/>
+        </w:rPr>
+        <w:t>强硬、直接、</w:t>
+      </w:r>
+      <w:r>
+        <w:rPr>
+          <w:rFonts w:ascii="宋体" w:eastAsia="宋体" w:hAnsi="宋体" w:cs="宋体" w:hint="eastAsia"/>
+          <w:b/>
+          <w:bCs/>
+          <w:sz w:val="20"/>
+          <w:szCs w:val="20"/>
+          <w:lang w:val="en-GB"/>
+        </w:rPr>
+        <w:t>简</w:t>
+      </w:r>
+      <w:r>
+        <w:rPr>
+          <w:rFonts w:ascii="Microsoft GothicNeo" w:eastAsia="Microsoft GothicNeo" w:hAnsi="Microsoft GothicNeo" w:cs="Microsoft GothicNeo" w:hint="eastAsia"/>
+          <w:b/>
+          <w:bCs/>
+          <w:sz w:val="20"/>
+          <w:szCs w:val="20"/>
+          <w:lang w:val="en-GB"/>
+        </w:rPr>
+        <w:t>短</w:t>
+      </w:r>
+      <w:r>
+        <w:rPr>
+          <w:rFonts w:ascii="Microsoft GothicNeo" w:eastAsia="Microsoft GothicNeo" w:hAnsi="Microsoft GothicNeo" w:cs="Microsoft GothicNeo"/>
+          <w:sz w:val="20"/>
+          <w:szCs w:val="20"/>
           <w:lang w:val="en-GB"/>
         </w:rPr>
         <w:t>。</w:t>
@@ -193,9 +748,9 @@
     <w:p>
       <w:pPr>
         <w:rPr>
-          <w:rFonts w:asciiTheme="majorHAnsi" w:eastAsiaTheme="majorHAnsi" w:hAnsiTheme="majorHAnsi" w:cs="Microsoft GothicNeo"/>
-          <w:sz w:val="18"/>
-          <w:szCs w:val="18"/>
+          <w:rFonts w:ascii="Microsoft GothicNeo" w:eastAsia="Microsoft GothicNeo" w:hAnsi="Microsoft GothicNeo" w:cs="Microsoft GothicNeo"/>
+          <w:sz w:val="20"/>
+          <w:szCs w:val="20"/>
           <w:lang w:val="en-GB"/>
         </w:rPr>
       </w:pPr>
@@ -203,67 +758,265 @@
     <w:p>
       <w:pPr>
         <w:rPr>
-          <w:rFonts w:asciiTheme="majorHAnsi" w:eastAsiaTheme="majorHAnsi" w:hAnsiTheme="majorHAnsi" w:cs="Microsoft GothicNeo"/>
-          <w:sz w:val="18"/>
-          <w:szCs w:val="18"/>
+          <w:rFonts w:ascii="Microsoft GothicNeo" w:eastAsia="Microsoft GothicNeo" w:hAnsi="Microsoft GothicNeo" w:cs="Microsoft GothicNeo"/>
+          <w:sz w:val="20"/>
+          <w:szCs w:val="20"/>
           <w:lang w:val="en-GB"/>
         </w:rPr>
       </w:pPr>
       <w:r>
         <w:rPr>
-          <w:rFonts w:asciiTheme="majorHAnsi" w:eastAsiaTheme="majorHAnsi" w:hAnsiTheme="majorHAnsi" w:cs="Microsoft GothicNeo"/>
-          <w:sz w:val="18"/>
-          <w:szCs w:val="18"/>
-          <w:lang w:val="en-GB"/>
-        </w:rPr>
-        <w:t>威尔迪亚帝国</w:t>
+          <w:rFonts w:ascii="Microsoft GothicNeo" w:eastAsia="Microsoft GothicNeo" w:hAnsi="Microsoft GothicNeo" w:cs="Microsoft GothicNeo"/>
+          <w:sz w:val="20"/>
+          <w:szCs w:val="20"/>
+          <w:lang w:val="en-GB"/>
+        </w:rPr>
+        <w:t>威</w:t>
+      </w:r>
+      <w:r>
+        <w:rPr>
+          <w:rFonts w:ascii="宋体" w:eastAsia="宋体" w:hAnsi="宋体" w:cs="宋体" w:hint="eastAsia"/>
+          <w:sz w:val="20"/>
+          <w:szCs w:val="20"/>
+          <w:lang w:val="en-GB"/>
+        </w:rPr>
+        <w:t>尔</w:t>
+      </w:r>
+      <w:r>
+        <w:rPr>
+          <w:rFonts w:ascii="Microsoft GothicNeo" w:eastAsia="Microsoft GothicNeo" w:hAnsi="Microsoft GothicNeo" w:cs="Microsoft GothicNeo" w:hint="eastAsia"/>
+          <w:sz w:val="20"/>
+          <w:szCs w:val="20"/>
+          <w:lang w:val="en-GB"/>
+        </w:rPr>
+        <w:t>迪</w:t>
+      </w:r>
+      <w:r>
+        <w:rPr>
+          <w:rFonts w:ascii="宋体" w:eastAsia="宋体" w:hAnsi="宋体" w:cs="宋体" w:hint="eastAsia"/>
+          <w:sz w:val="20"/>
+          <w:szCs w:val="20"/>
+          <w:lang w:val="en-GB"/>
+        </w:rPr>
+        <w:t>亚</w:t>
+      </w:r>
+      <w:r>
+        <w:rPr>
+          <w:rFonts w:ascii="Microsoft GothicNeo" w:eastAsia="Microsoft GothicNeo" w:hAnsi="Microsoft GothicNeo" w:cs="Microsoft GothicNeo" w:hint="eastAsia"/>
+          <w:sz w:val="20"/>
+          <w:szCs w:val="20"/>
+          <w:lang w:val="en-GB"/>
+        </w:rPr>
+        <w:t>帝</w:t>
+      </w:r>
+      <w:r>
+        <w:rPr>
+          <w:rFonts w:ascii="宋体" w:eastAsia="宋体" w:hAnsi="宋体" w:cs="宋体" w:hint="eastAsia"/>
+          <w:sz w:val="20"/>
+          <w:szCs w:val="20"/>
+          <w:lang w:val="en-GB"/>
+        </w:rPr>
+        <w:t>国</w:t>
       </w:r>
     </w:p>
     <w:p>
       <w:pPr>
         <w:rPr>
-          <w:rFonts w:asciiTheme="majorHAnsi" w:eastAsiaTheme="majorHAnsi" w:hAnsiTheme="majorHAnsi" w:cs="Microsoft GothicNeo"/>
-          <w:sz w:val="18"/>
-          <w:szCs w:val="18"/>
+          <w:rFonts w:ascii="Microsoft GothicNeo" w:eastAsia="Microsoft GothicNeo" w:hAnsi="Microsoft GothicNeo" w:cs="Microsoft GothicNeo"/>
+          <w:sz w:val="20"/>
+          <w:szCs w:val="20"/>
           <w:lang w:val="en-GB"/>
         </w:rPr>
       </w:pPr>
       <w:r>
         <w:rPr>
-          <w:rFonts w:asciiTheme="majorHAnsi" w:eastAsiaTheme="majorHAnsi" w:hAnsiTheme="majorHAnsi" w:cs="Microsoft GothicNeo"/>
-          <w:sz w:val="18"/>
-          <w:szCs w:val="18"/>
-          <w:lang w:val="en-GB"/>
-        </w:rPr>
-        <w:t>自诩正统但不被世俗国家承认。其国教信仰并神话</w:t>
-      </w:r>
-      <w:r>
-        <w:rPr>
-          <w:rFonts w:asciiTheme="majorHAnsi" w:eastAsiaTheme="majorHAnsi" w:hAnsiTheme="majorHAnsi" w:cs="Microsoft GothicNeo"/>
+          <w:rFonts w:ascii="Microsoft GothicNeo" w:eastAsia="Microsoft GothicNeo" w:hAnsi="Microsoft GothicNeo" w:cs="Microsoft GothicNeo"/>
+          <w:sz w:val="20"/>
+          <w:szCs w:val="20"/>
+          <w:lang w:val="en-GB"/>
+        </w:rPr>
+        <w:t>自</w:t>
+      </w:r>
+      <w:r>
+        <w:rPr>
+          <w:rFonts w:ascii="宋体" w:eastAsia="宋体" w:hAnsi="宋体" w:cs="宋体" w:hint="eastAsia"/>
+          <w:sz w:val="20"/>
+          <w:szCs w:val="20"/>
+          <w:lang w:val="en-GB"/>
+        </w:rPr>
+        <w:t>诩</w:t>
+      </w:r>
+      <w:r>
+        <w:rPr>
+          <w:rFonts w:ascii="Microsoft GothicNeo" w:eastAsia="Microsoft GothicNeo" w:hAnsi="Microsoft GothicNeo" w:cs="Microsoft GothicNeo" w:hint="eastAsia"/>
+          <w:sz w:val="20"/>
+          <w:szCs w:val="20"/>
+          <w:lang w:val="en-GB"/>
+        </w:rPr>
+        <w:t>正</w:t>
+      </w:r>
+      <w:r>
+        <w:rPr>
+          <w:rFonts w:ascii="宋体" w:eastAsia="宋体" w:hAnsi="宋体" w:cs="宋体" w:hint="eastAsia"/>
+          <w:sz w:val="20"/>
+          <w:szCs w:val="20"/>
+          <w:lang w:val="en-GB"/>
+        </w:rPr>
+        <w:t>统</w:t>
+      </w:r>
+      <w:r>
+        <w:rPr>
+          <w:rFonts w:ascii="Microsoft GothicNeo" w:eastAsia="Microsoft GothicNeo" w:hAnsi="Microsoft GothicNeo" w:cs="Microsoft GothicNeo" w:hint="eastAsia"/>
+          <w:sz w:val="20"/>
+          <w:szCs w:val="20"/>
+          <w:lang w:val="en-GB"/>
+        </w:rPr>
+        <w:t>但不被世俗</w:t>
+      </w:r>
+      <w:r>
+        <w:rPr>
+          <w:rFonts w:ascii="宋体" w:eastAsia="宋体" w:hAnsi="宋体" w:cs="宋体" w:hint="eastAsia"/>
+          <w:sz w:val="20"/>
+          <w:szCs w:val="20"/>
+          <w:lang w:val="en-GB"/>
+        </w:rPr>
+        <w:t>国</w:t>
+      </w:r>
+      <w:r>
+        <w:rPr>
+          <w:rFonts w:ascii="Microsoft GothicNeo" w:eastAsia="Microsoft GothicNeo" w:hAnsi="Microsoft GothicNeo" w:cs="Microsoft GothicNeo" w:hint="eastAsia"/>
+          <w:sz w:val="20"/>
+          <w:szCs w:val="20"/>
+          <w:lang w:val="en-GB"/>
+        </w:rPr>
+        <w:t>家承</w:t>
+      </w:r>
+      <w:r>
+        <w:rPr>
+          <w:rFonts w:ascii="宋体" w:eastAsia="宋体" w:hAnsi="宋体" w:cs="宋体" w:hint="eastAsia"/>
+          <w:sz w:val="20"/>
+          <w:szCs w:val="20"/>
+          <w:lang w:val="en-GB"/>
+        </w:rPr>
+        <w:t>认</w:t>
+      </w:r>
+      <w:r>
+        <w:rPr>
+          <w:rFonts w:ascii="Microsoft GothicNeo" w:eastAsia="Microsoft GothicNeo" w:hAnsi="Microsoft GothicNeo" w:cs="Microsoft GothicNeo" w:hint="eastAsia"/>
+          <w:sz w:val="20"/>
+          <w:szCs w:val="20"/>
+          <w:lang w:val="en-GB"/>
+        </w:rPr>
+        <w:t>。其</w:t>
+      </w:r>
+      <w:r>
+        <w:rPr>
+          <w:rFonts w:ascii="宋体" w:eastAsia="宋体" w:hAnsi="宋体" w:cs="宋体" w:hint="eastAsia"/>
+          <w:sz w:val="20"/>
+          <w:szCs w:val="20"/>
+          <w:lang w:val="en-GB"/>
+        </w:rPr>
+        <w:t>国教</w:t>
+      </w:r>
+      <w:r>
+        <w:rPr>
+          <w:rFonts w:ascii="Microsoft GothicNeo" w:eastAsia="Microsoft GothicNeo" w:hAnsi="Microsoft GothicNeo" w:cs="Microsoft GothicNeo" w:hint="eastAsia"/>
+          <w:sz w:val="20"/>
+          <w:szCs w:val="20"/>
+          <w:lang w:val="en-GB"/>
+        </w:rPr>
+        <w:t>信仰</w:t>
+      </w:r>
+      <w:r>
+        <w:rPr>
+          <w:rFonts w:ascii="宋体" w:eastAsia="宋体" w:hAnsi="宋体" w:cs="宋体" w:hint="eastAsia"/>
+          <w:sz w:val="20"/>
+          <w:szCs w:val="20"/>
+          <w:lang w:val="en-GB"/>
+        </w:rPr>
+        <w:t>并</w:t>
+      </w:r>
+      <w:r>
+        <w:rPr>
+          <w:rFonts w:ascii="Microsoft GothicNeo" w:eastAsia="Microsoft GothicNeo" w:hAnsi="Microsoft GothicNeo" w:cs="Microsoft GothicNeo" w:hint="eastAsia"/>
+          <w:sz w:val="20"/>
+          <w:szCs w:val="20"/>
+          <w:lang w:val="en-GB"/>
+        </w:rPr>
+        <w:t>神</w:t>
+      </w:r>
+      <w:r>
+        <w:rPr>
+          <w:rFonts w:ascii="宋体" w:eastAsia="宋体" w:hAnsi="宋体" w:cs="宋体" w:hint="eastAsia"/>
+          <w:sz w:val="20"/>
+          <w:szCs w:val="20"/>
+          <w:lang w:val="en-GB"/>
+        </w:rPr>
+        <w:t>话</w:t>
+      </w:r>
+      <w:r>
+        <w:rPr>
+          <w:rFonts w:ascii="Microsoft GothicNeo" w:eastAsia="Microsoft GothicNeo" w:hAnsi="Microsoft GothicNeo" w:cs="Microsoft GothicNeo"/>
           <w:b/>
           <w:bCs/>
-          <w:sz w:val="18"/>
-          <w:szCs w:val="18"/>
+          <w:sz w:val="20"/>
+          <w:szCs w:val="20"/>
           <w:lang w:val="en-GB"/>
         </w:rPr>
         <w:t>皇帝</w:t>
       </w:r>
       <w:r>
         <w:rPr>
-          <w:rFonts w:asciiTheme="majorHAnsi" w:eastAsiaTheme="majorHAnsi" w:hAnsiTheme="majorHAnsi" w:cs="Microsoft GothicNeo"/>
-          <w:sz w:val="18"/>
-          <w:szCs w:val="18"/>
-          <w:lang w:val="en-GB"/>
-        </w:rPr>
-        <w:t>，民间继承大部分通用语。</w:t>
+          <w:rFonts w:ascii="Microsoft GothicNeo" w:eastAsia="Microsoft GothicNeo" w:hAnsi="Microsoft GothicNeo" w:cs="Microsoft GothicNeo"/>
+          <w:sz w:val="20"/>
+          <w:szCs w:val="20"/>
+          <w:lang w:val="en-GB"/>
+        </w:rPr>
+        <w:t>，民</w:t>
+      </w:r>
+      <w:r>
+        <w:rPr>
+          <w:rFonts w:ascii="宋体" w:eastAsia="宋体" w:hAnsi="宋体" w:cs="宋体" w:hint="eastAsia"/>
+          <w:sz w:val="20"/>
+          <w:szCs w:val="20"/>
+          <w:lang w:val="en-GB"/>
+        </w:rPr>
+        <w:t>间继</w:t>
+      </w:r>
+      <w:r>
+        <w:rPr>
+          <w:rFonts w:ascii="Microsoft GothicNeo" w:eastAsia="Microsoft GothicNeo" w:hAnsi="Microsoft GothicNeo" w:cs="Microsoft GothicNeo" w:hint="eastAsia"/>
+          <w:sz w:val="20"/>
+          <w:szCs w:val="20"/>
+          <w:lang w:val="en-GB"/>
+        </w:rPr>
+        <w:t>承大部分通用</w:t>
+      </w:r>
+      <w:r>
+        <w:rPr>
+          <w:rFonts w:ascii="宋体" w:eastAsia="宋体" w:hAnsi="宋体" w:cs="宋体" w:hint="eastAsia"/>
+          <w:sz w:val="20"/>
+          <w:szCs w:val="20"/>
+          <w:lang w:val="en-GB"/>
+        </w:rPr>
+        <w:t>语</w:t>
+      </w:r>
+      <w:r>
+        <w:rPr>
+          <w:rFonts w:ascii="Microsoft GothicNeo" w:eastAsia="Microsoft GothicNeo" w:hAnsi="Microsoft GothicNeo" w:cs="Microsoft GothicNeo" w:hint="eastAsia"/>
+          <w:sz w:val="20"/>
+          <w:szCs w:val="20"/>
+          <w:lang w:val="en-GB"/>
+        </w:rPr>
+        <w:t>。</w:t>
       </w:r>
     </w:p>
     <w:p>
       <w:pPr>
         <w:rPr>
-          <w:rFonts w:asciiTheme="majorHAnsi" w:eastAsiaTheme="majorHAnsi" w:hAnsiTheme="majorHAnsi" w:cs="Microsoft GothicNeo"/>
-          <w:sz w:val="18"/>
-          <w:szCs w:val="18"/>
+          <w:rFonts w:ascii="Microsoft GothicNeo" w:eastAsia="Microsoft GothicNeo" w:hAnsi="Microsoft GothicNeo" w:cs="Microsoft GothicNeo"/>
+          <w:sz w:val="20"/>
+          <w:szCs w:val="20"/>
           <w:lang w:val="en-GB"/>
         </w:rPr>
       </w:pPr>
@@ -271,47 +1024,123 @@
     <w:p>
       <w:pPr>
         <w:rPr>
-          <w:rFonts w:asciiTheme="majorHAnsi" w:eastAsiaTheme="majorHAnsi" w:hAnsiTheme="majorHAnsi" w:cs="Microsoft GothicNeo"/>
-          <w:sz w:val="18"/>
-          <w:szCs w:val="18"/>
+          <w:rFonts w:ascii="Microsoft GothicNeo" w:eastAsia="Microsoft GothicNeo" w:hAnsi="Microsoft GothicNeo" w:cs="Microsoft GothicNeo"/>
+          <w:sz w:val="20"/>
+          <w:szCs w:val="20"/>
           <w:lang w:val="en-GB"/>
         </w:rPr>
       </w:pPr>
       <w:r>
         <w:rPr>
-          <w:rFonts w:asciiTheme="majorHAnsi" w:eastAsiaTheme="majorHAnsi" w:hAnsiTheme="majorHAnsi" w:cs="Microsoft GothicNeo"/>
-          <w:sz w:val="18"/>
-          <w:szCs w:val="18"/>
-          <w:lang w:val="en-GB"/>
-        </w:rPr>
-        <w:t>卡特斯从国</w:t>
+          <w:rFonts w:ascii="宋体" w:eastAsia="宋体" w:hAnsi="宋体" w:cs="宋体" w:hint="eastAsia"/>
+          <w:sz w:val="20"/>
+          <w:szCs w:val="20"/>
+          <w:lang w:val="en-GB"/>
+        </w:rPr>
+        <w:t>卡</w:t>
+      </w:r>
+      <w:proofErr w:type="gramStart"/>
+      <w:r>
+        <w:rPr>
+          <w:rFonts w:ascii="Microsoft GothicNeo" w:eastAsia="Microsoft GothicNeo" w:hAnsi="Microsoft GothicNeo" w:cs="Microsoft GothicNeo" w:hint="eastAsia"/>
+          <w:sz w:val="20"/>
+          <w:szCs w:val="20"/>
+          <w:lang w:val="en-GB"/>
+        </w:rPr>
+        <w:t>特</w:t>
+      </w:r>
+      <w:proofErr w:type="gramEnd"/>
+      <w:r>
+        <w:rPr>
+          <w:rFonts w:ascii="Microsoft GothicNeo" w:eastAsia="Microsoft GothicNeo" w:hAnsi="Microsoft GothicNeo" w:cs="Microsoft GothicNeo" w:hint="eastAsia"/>
+          <w:sz w:val="20"/>
+          <w:szCs w:val="20"/>
+          <w:lang w:val="en-GB"/>
+        </w:rPr>
+        <w:t>斯</w:t>
+      </w:r>
+      <w:r>
+        <w:rPr>
+          <w:rFonts w:ascii="宋体" w:eastAsia="宋体" w:hAnsi="宋体" w:cs="宋体" w:hint="eastAsia"/>
+          <w:sz w:val="20"/>
+          <w:szCs w:val="20"/>
+          <w:lang w:val="en-GB"/>
+        </w:rPr>
+        <w:t>从国</w:t>
       </w:r>
     </w:p>
     <w:p>
       <w:pPr>
         <w:rPr>
-          <w:rFonts w:asciiTheme="majorHAnsi" w:eastAsiaTheme="majorHAnsi" w:hAnsiTheme="majorHAnsi" w:cs="Microsoft GothicNeo"/>
-          <w:sz w:val="18"/>
-          <w:szCs w:val="18"/>
+          <w:rFonts w:ascii="Microsoft GothicNeo" w:eastAsia="Microsoft GothicNeo" w:hAnsi="Microsoft GothicNeo" w:cs="Microsoft GothicNeo"/>
+          <w:sz w:val="20"/>
+          <w:szCs w:val="20"/>
           <w:lang w:val="en-GB"/>
         </w:rPr>
       </w:pPr>
       <w:r>
         <w:rPr>
-          <w:rFonts w:asciiTheme="majorHAnsi" w:eastAsiaTheme="majorHAnsi" w:hAnsiTheme="majorHAnsi" w:cs="Microsoft GothicNeo"/>
-          <w:sz w:val="18"/>
-          <w:szCs w:val="18"/>
-          <w:lang w:val="en-GB"/>
-        </w:rPr>
-        <w:t>寡头制，等待有缘人完善其特征。</w:t>
+          <w:rFonts w:ascii="Microsoft GothicNeo" w:eastAsia="Microsoft GothicNeo" w:hAnsi="Microsoft GothicNeo" w:cs="Microsoft GothicNeo"/>
+          <w:sz w:val="20"/>
+          <w:szCs w:val="20"/>
+          <w:lang w:val="en-GB"/>
+        </w:rPr>
+        <w:t>寡</w:t>
+      </w:r>
+      <w:r>
+        <w:rPr>
+          <w:rFonts w:ascii="宋体" w:eastAsia="宋体" w:hAnsi="宋体" w:cs="宋体" w:hint="eastAsia"/>
+          <w:sz w:val="20"/>
+          <w:szCs w:val="20"/>
+          <w:lang w:val="en-GB"/>
+        </w:rPr>
+        <w:t>头</w:t>
+      </w:r>
+      <w:r>
+        <w:rPr>
+          <w:rFonts w:ascii="Microsoft GothicNeo" w:eastAsia="Microsoft GothicNeo" w:hAnsi="Microsoft GothicNeo" w:cs="Microsoft GothicNeo" w:hint="eastAsia"/>
+          <w:sz w:val="20"/>
+          <w:szCs w:val="20"/>
+          <w:lang w:val="en-GB"/>
+        </w:rPr>
+        <w:t>制，等待有</w:t>
+      </w:r>
+      <w:r>
+        <w:rPr>
+          <w:rFonts w:ascii="宋体" w:eastAsia="宋体" w:hAnsi="宋体" w:cs="宋体" w:hint="eastAsia"/>
+          <w:sz w:val="20"/>
+          <w:szCs w:val="20"/>
+          <w:lang w:val="en-GB"/>
+        </w:rPr>
+        <w:t>缘</w:t>
+      </w:r>
+      <w:proofErr w:type="gramStart"/>
+      <w:r>
+        <w:rPr>
+          <w:rFonts w:ascii="Microsoft GothicNeo" w:eastAsia="Microsoft GothicNeo" w:hAnsi="Microsoft GothicNeo" w:cs="Microsoft GothicNeo" w:hint="eastAsia"/>
+          <w:sz w:val="20"/>
+          <w:szCs w:val="20"/>
+          <w:lang w:val="en-GB"/>
+        </w:rPr>
+        <w:t>人完善</w:t>
+      </w:r>
+      <w:proofErr w:type="gramEnd"/>
+      <w:r>
+        <w:rPr>
+          <w:rFonts w:ascii="Microsoft GothicNeo" w:eastAsia="Microsoft GothicNeo" w:hAnsi="Microsoft GothicNeo" w:cs="Microsoft GothicNeo" w:hint="eastAsia"/>
+          <w:sz w:val="20"/>
+          <w:szCs w:val="20"/>
+          <w:lang w:val="en-GB"/>
+        </w:rPr>
+        <w:t>其特征。</w:t>
       </w:r>
     </w:p>
     <w:p>
       <w:pPr>
         <w:rPr>
-          <w:rFonts w:asciiTheme="majorHAnsi" w:eastAsiaTheme="majorHAnsi" w:hAnsiTheme="majorHAnsi" w:cs="Microsoft GothicNeo"/>
-          <w:sz w:val="18"/>
-          <w:szCs w:val="18"/>
+          <w:rFonts w:ascii="Microsoft GothicNeo" w:eastAsia="Microsoft GothicNeo" w:hAnsi="Microsoft GothicNeo" w:cs="Microsoft GothicNeo"/>
+          <w:sz w:val="20"/>
+          <w:szCs w:val="20"/>
           <w:lang w:val="en-GB"/>
         </w:rPr>
       </w:pPr>
@@ -319,105 +1148,671 @@
     <w:p>
       <w:pPr>
         <w:rPr>
-          <w:rFonts w:asciiTheme="majorHAnsi" w:eastAsiaTheme="majorHAnsi" w:hAnsiTheme="majorHAnsi" w:cs="Microsoft GothicNeo"/>
-          <w:sz w:val="18"/>
-          <w:szCs w:val="18"/>
+          <w:rFonts w:ascii="Microsoft GothicNeo" w:eastAsia="Microsoft GothicNeo" w:hAnsi="Microsoft GothicNeo" w:cs="Microsoft GothicNeo"/>
+          <w:sz w:val="20"/>
+          <w:szCs w:val="20"/>
           <w:lang w:val="en-GB"/>
         </w:rPr>
       </w:pPr>
       <w:r>
         <w:rPr>
-          <w:rFonts w:asciiTheme="majorHAnsi" w:eastAsiaTheme="majorHAnsi" w:hAnsiTheme="majorHAnsi" w:cs="Microsoft GothicNeo"/>
-          <w:sz w:val="18"/>
-          <w:szCs w:val="18"/>
+          <w:rFonts w:ascii="宋体" w:eastAsia="宋体" w:hAnsi="宋体" w:cs="宋体" w:hint="eastAsia"/>
+          <w:sz w:val="20"/>
+          <w:szCs w:val="20"/>
           <w:highlight w:val="yellow"/>
           <w:lang w:val="en-GB"/>
         </w:rPr>
-        <w:t>随着时间的演变和科技的发展，有不少新的民间词汇在各国使用，因此第一帝国通用语的三大分支出现分歧。</w:t>
-      </w:r>
-      <w:r>
-        <w:rPr>
-          <w:rFonts w:asciiTheme="majorHAnsi" w:eastAsiaTheme="majorHAnsi" w:hAnsiTheme="majorHAnsi" w:cs="Microsoft GothicNeo"/>
-          <w:sz w:val="18"/>
-          <w:szCs w:val="18"/>
+        <w:t>随</w:t>
+      </w:r>
+      <w:r>
+        <w:rPr>
+          <w:rFonts w:ascii="Microsoft GothicNeo" w:eastAsia="Microsoft GothicNeo" w:hAnsi="Microsoft GothicNeo" w:cs="Microsoft GothicNeo" w:hint="eastAsia"/>
+          <w:sz w:val="20"/>
+          <w:szCs w:val="20"/>
+          <w:highlight w:val="yellow"/>
+          <w:lang w:val="en-GB"/>
+        </w:rPr>
+        <w:t>着</w:t>
+      </w:r>
+      <w:r>
+        <w:rPr>
+          <w:rFonts w:ascii="宋体" w:eastAsia="宋体" w:hAnsi="宋体" w:cs="宋体" w:hint="eastAsia"/>
+          <w:sz w:val="20"/>
+          <w:szCs w:val="20"/>
+          <w:highlight w:val="yellow"/>
+          <w:lang w:val="en-GB"/>
+        </w:rPr>
+        <w:t>时间</w:t>
+      </w:r>
+      <w:r>
+        <w:rPr>
+          <w:rFonts w:ascii="Microsoft GothicNeo" w:eastAsia="Microsoft GothicNeo" w:hAnsi="Microsoft GothicNeo" w:cs="Microsoft GothicNeo" w:hint="eastAsia"/>
+          <w:sz w:val="20"/>
+          <w:szCs w:val="20"/>
+          <w:highlight w:val="yellow"/>
+          <w:lang w:val="en-GB"/>
+        </w:rPr>
+        <w:t>的演</w:t>
+      </w:r>
+      <w:r>
+        <w:rPr>
+          <w:rFonts w:ascii="宋体" w:eastAsia="宋体" w:hAnsi="宋体" w:cs="宋体" w:hint="eastAsia"/>
+          <w:sz w:val="20"/>
+          <w:szCs w:val="20"/>
+          <w:highlight w:val="yellow"/>
+          <w:lang w:val="en-GB"/>
+        </w:rPr>
+        <w:t>变</w:t>
+      </w:r>
+      <w:r>
+        <w:rPr>
+          <w:rFonts w:ascii="Microsoft GothicNeo" w:eastAsia="Microsoft GothicNeo" w:hAnsi="Microsoft GothicNeo" w:cs="Microsoft GothicNeo" w:hint="eastAsia"/>
+          <w:sz w:val="20"/>
+          <w:szCs w:val="20"/>
+          <w:highlight w:val="yellow"/>
+          <w:lang w:val="en-GB"/>
+        </w:rPr>
+        <w:t>和科技的</w:t>
+      </w:r>
+      <w:r>
+        <w:rPr>
+          <w:rFonts w:ascii="宋体" w:eastAsia="宋体" w:hAnsi="宋体" w:cs="宋体" w:hint="eastAsia"/>
+          <w:sz w:val="20"/>
+          <w:szCs w:val="20"/>
+          <w:highlight w:val="yellow"/>
+          <w:lang w:val="en-GB"/>
+        </w:rPr>
+        <w:t>发</w:t>
+      </w:r>
+      <w:r>
+        <w:rPr>
+          <w:rFonts w:ascii="Microsoft GothicNeo" w:eastAsia="Microsoft GothicNeo" w:hAnsi="Microsoft GothicNeo" w:cs="Microsoft GothicNeo" w:hint="eastAsia"/>
+          <w:sz w:val="20"/>
+          <w:szCs w:val="20"/>
+          <w:highlight w:val="yellow"/>
+          <w:lang w:val="en-GB"/>
+        </w:rPr>
+        <w:t>展，有不少新的民</w:t>
+      </w:r>
+      <w:r>
+        <w:rPr>
+          <w:rFonts w:ascii="宋体" w:eastAsia="宋体" w:hAnsi="宋体" w:cs="宋体" w:hint="eastAsia"/>
+          <w:sz w:val="20"/>
+          <w:szCs w:val="20"/>
+          <w:highlight w:val="yellow"/>
+          <w:lang w:val="en-GB"/>
+        </w:rPr>
+        <w:t>间词汇</w:t>
+      </w:r>
+      <w:r>
+        <w:rPr>
+          <w:rFonts w:ascii="Microsoft GothicNeo" w:eastAsia="Microsoft GothicNeo" w:hAnsi="Microsoft GothicNeo" w:cs="Microsoft GothicNeo" w:hint="eastAsia"/>
+          <w:sz w:val="20"/>
+          <w:szCs w:val="20"/>
+          <w:highlight w:val="yellow"/>
+          <w:lang w:val="en-GB"/>
+        </w:rPr>
+        <w:t>在各</w:t>
+      </w:r>
+      <w:r>
+        <w:rPr>
+          <w:rFonts w:ascii="宋体" w:eastAsia="宋体" w:hAnsi="宋体" w:cs="宋体" w:hint="eastAsia"/>
+          <w:sz w:val="20"/>
+          <w:szCs w:val="20"/>
+          <w:highlight w:val="yellow"/>
+          <w:lang w:val="en-GB"/>
+        </w:rPr>
+        <w:t>国</w:t>
+      </w:r>
+      <w:r>
+        <w:rPr>
+          <w:rFonts w:ascii="Microsoft GothicNeo" w:eastAsia="Microsoft GothicNeo" w:hAnsi="Microsoft GothicNeo" w:cs="Microsoft GothicNeo" w:hint="eastAsia"/>
+          <w:sz w:val="20"/>
+          <w:szCs w:val="20"/>
+          <w:highlight w:val="yellow"/>
+          <w:lang w:val="en-GB"/>
+        </w:rPr>
+        <w:t>使用，因此第一帝</w:t>
+      </w:r>
+      <w:r>
+        <w:rPr>
+          <w:rFonts w:ascii="宋体" w:eastAsia="宋体" w:hAnsi="宋体" w:cs="宋体" w:hint="eastAsia"/>
+          <w:sz w:val="20"/>
+          <w:szCs w:val="20"/>
+          <w:highlight w:val="yellow"/>
+          <w:lang w:val="en-GB"/>
+        </w:rPr>
+        <w:t>国</w:t>
+      </w:r>
+      <w:r>
+        <w:rPr>
+          <w:rFonts w:ascii="Microsoft GothicNeo" w:eastAsia="Microsoft GothicNeo" w:hAnsi="Microsoft GothicNeo" w:cs="Microsoft GothicNeo" w:hint="eastAsia"/>
+          <w:sz w:val="20"/>
+          <w:szCs w:val="20"/>
+          <w:highlight w:val="yellow"/>
+          <w:lang w:val="en-GB"/>
+        </w:rPr>
+        <w:t>通用</w:t>
+      </w:r>
+      <w:r>
+        <w:rPr>
+          <w:rFonts w:ascii="宋体" w:eastAsia="宋体" w:hAnsi="宋体" w:cs="宋体" w:hint="eastAsia"/>
+          <w:sz w:val="20"/>
+          <w:szCs w:val="20"/>
+          <w:highlight w:val="yellow"/>
+          <w:lang w:val="en-GB"/>
+        </w:rPr>
+        <w:t>语</w:t>
+      </w:r>
+      <w:r>
+        <w:rPr>
+          <w:rFonts w:ascii="Microsoft GothicNeo" w:eastAsia="Microsoft GothicNeo" w:hAnsi="Microsoft GothicNeo" w:cs="Microsoft GothicNeo" w:hint="eastAsia"/>
+          <w:sz w:val="20"/>
+          <w:szCs w:val="20"/>
+          <w:highlight w:val="yellow"/>
+          <w:lang w:val="en-GB"/>
+        </w:rPr>
+        <w:t>的三大分支出</w:t>
+      </w:r>
+      <w:r>
+        <w:rPr>
+          <w:rFonts w:ascii="宋体" w:eastAsia="宋体" w:hAnsi="宋体" w:cs="宋体" w:hint="eastAsia"/>
+          <w:sz w:val="20"/>
+          <w:szCs w:val="20"/>
+          <w:highlight w:val="yellow"/>
+          <w:lang w:val="en-GB"/>
+        </w:rPr>
+        <w:t>现</w:t>
+      </w:r>
+      <w:r>
+        <w:rPr>
+          <w:rFonts w:ascii="Microsoft GothicNeo" w:eastAsia="Microsoft GothicNeo" w:hAnsi="Microsoft GothicNeo" w:cs="Microsoft GothicNeo" w:hint="eastAsia"/>
+          <w:sz w:val="20"/>
+          <w:szCs w:val="20"/>
+          <w:highlight w:val="yellow"/>
+          <w:lang w:val="en-GB"/>
+        </w:rPr>
+        <w:t>分</w:t>
+      </w:r>
+      <w:r>
+        <w:rPr>
+          <w:rFonts w:ascii="宋体" w:eastAsia="宋体" w:hAnsi="宋体" w:cs="宋体" w:hint="eastAsia"/>
+          <w:sz w:val="20"/>
+          <w:szCs w:val="20"/>
+          <w:highlight w:val="yellow"/>
+          <w:lang w:val="en-GB"/>
+        </w:rPr>
+        <w:t>歧</w:t>
+      </w:r>
+      <w:r>
+        <w:rPr>
+          <w:rFonts w:ascii="Microsoft GothicNeo" w:eastAsia="Microsoft GothicNeo" w:hAnsi="Microsoft GothicNeo" w:cs="Microsoft GothicNeo" w:hint="eastAsia"/>
+          <w:sz w:val="20"/>
+          <w:szCs w:val="20"/>
+          <w:highlight w:val="yellow"/>
+          <w:lang w:val="en-GB"/>
+        </w:rPr>
+        <w:t>。</w:t>
+      </w:r>
+      <w:r>
+        <w:rPr>
+          <w:rFonts w:ascii="Microsoft GothicNeo" w:eastAsia="Microsoft GothicNeo" w:hAnsi="Microsoft GothicNeo" w:cs="Microsoft GothicNeo"/>
+          <w:sz w:val="20"/>
+          <w:szCs w:val="20"/>
           <w:lang w:val="en-GB"/>
         </w:rPr>
         <w:t>不少</w:t>
       </w:r>
       <w:r>
         <w:rPr>
-          <w:rFonts w:asciiTheme="majorHAnsi" w:eastAsiaTheme="majorHAnsi" w:hAnsiTheme="majorHAnsi" w:cs="Microsoft GothicNeo"/>
+          <w:rFonts w:ascii="Microsoft GothicNeo" w:eastAsia="Microsoft GothicNeo" w:hAnsi="Microsoft GothicNeo" w:cs="Microsoft GothicNeo"/>
           <w:color w:val="FF0000"/>
-          <w:sz w:val="18"/>
-          <w:szCs w:val="18"/>
-          <w:lang w:val="en-GB"/>
-        </w:rPr>
-        <w:t>帝国学者</w:t>
-      </w:r>
-      <w:r>
-        <w:rPr>
-          <w:rFonts w:asciiTheme="majorHAnsi" w:eastAsiaTheme="majorHAnsi" w:hAnsiTheme="majorHAnsi" w:cs="Microsoft GothicNeo"/>
-          <w:sz w:val="18"/>
-          <w:szCs w:val="18"/>
-          <w:lang w:val="en-GB"/>
-        </w:rPr>
-        <w:t>致力于完善第一帝国通用语使三大帝国间的交流顺畅，然而大陆久分而不合，再多的努力在大势面前都显得渺小软弱。因此塔萨文学部</w:t>
-      </w:r>
-      <w:r>
-        <w:rPr>
-          <w:rFonts w:asciiTheme="majorHAnsi" w:eastAsiaTheme="majorHAnsi" w:hAnsiTheme="majorHAnsi" w:cs="Microsoft GothicNeo"/>
+          <w:sz w:val="20"/>
+          <w:szCs w:val="20"/>
+          <w:lang w:val="en-GB"/>
+        </w:rPr>
+        <w:t>帝</w:t>
+      </w:r>
+      <w:r>
+        <w:rPr>
+          <w:rFonts w:ascii="宋体" w:eastAsia="宋体" w:hAnsi="宋体" w:cs="宋体" w:hint="eastAsia"/>
+          <w:color w:val="FF0000"/>
+          <w:sz w:val="20"/>
+          <w:szCs w:val="20"/>
+          <w:lang w:val="en-GB"/>
+        </w:rPr>
+        <w:t>国学</w:t>
+      </w:r>
+      <w:r>
+        <w:rPr>
+          <w:rFonts w:ascii="Microsoft GothicNeo" w:eastAsia="Microsoft GothicNeo" w:hAnsi="Microsoft GothicNeo" w:cs="Microsoft GothicNeo" w:hint="eastAsia"/>
+          <w:color w:val="FF0000"/>
+          <w:sz w:val="20"/>
+          <w:szCs w:val="20"/>
+          <w:lang w:val="en-GB"/>
+        </w:rPr>
+        <w:t>者</w:t>
+      </w:r>
+      <w:r>
+        <w:rPr>
+          <w:rFonts w:ascii="Microsoft GothicNeo" w:eastAsia="Microsoft GothicNeo" w:hAnsi="Microsoft GothicNeo" w:cs="Microsoft GothicNeo"/>
+          <w:sz w:val="20"/>
+          <w:szCs w:val="20"/>
+          <w:lang w:val="en-GB"/>
+        </w:rPr>
+        <w:t>致力于</w:t>
+      </w:r>
+      <w:proofErr w:type="gramStart"/>
+      <w:r>
+        <w:rPr>
+          <w:rFonts w:ascii="Microsoft GothicNeo" w:eastAsia="Microsoft GothicNeo" w:hAnsi="Microsoft GothicNeo" w:cs="Microsoft GothicNeo"/>
+          <w:sz w:val="20"/>
+          <w:szCs w:val="20"/>
+          <w:lang w:val="en-GB"/>
+        </w:rPr>
+        <w:t>完善第一</w:t>
+      </w:r>
+      <w:proofErr w:type="gramEnd"/>
+      <w:r>
+        <w:rPr>
+          <w:rFonts w:ascii="Microsoft GothicNeo" w:eastAsia="Microsoft GothicNeo" w:hAnsi="Microsoft GothicNeo" w:cs="Microsoft GothicNeo"/>
+          <w:sz w:val="20"/>
+          <w:szCs w:val="20"/>
+          <w:lang w:val="en-GB"/>
+        </w:rPr>
+        <w:t>帝</w:t>
+      </w:r>
+      <w:r>
+        <w:rPr>
+          <w:rFonts w:ascii="宋体" w:eastAsia="宋体" w:hAnsi="宋体" w:cs="宋体" w:hint="eastAsia"/>
+          <w:sz w:val="20"/>
+          <w:szCs w:val="20"/>
+          <w:lang w:val="en-GB"/>
+        </w:rPr>
+        <w:t>国</w:t>
+      </w:r>
+      <w:r>
+        <w:rPr>
+          <w:rFonts w:ascii="Microsoft GothicNeo" w:eastAsia="Microsoft GothicNeo" w:hAnsi="Microsoft GothicNeo" w:cs="Microsoft GothicNeo" w:hint="eastAsia"/>
+          <w:sz w:val="20"/>
+          <w:szCs w:val="20"/>
+          <w:lang w:val="en-GB"/>
+        </w:rPr>
+        <w:t>通用</w:t>
+      </w:r>
+      <w:r>
+        <w:rPr>
+          <w:rFonts w:ascii="宋体" w:eastAsia="宋体" w:hAnsi="宋体" w:cs="宋体" w:hint="eastAsia"/>
+          <w:sz w:val="20"/>
+          <w:szCs w:val="20"/>
+          <w:lang w:val="en-GB"/>
+        </w:rPr>
+        <w:t>语</w:t>
+      </w:r>
+      <w:r>
+        <w:rPr>
+          <w:rFonts w:ascii="Microsoft GothicNeo" w:eastAsia="Microsoft GothicNeo" w:hAnsi="Microsoft GothicNeo" w:cs="Microsoft GothicNeo" w:hint="eastAsia"/>
+          <w:sz w:val="20"/>
+          <w:szCs w:val="20"/>
+          <w:lang w:val="en-GB"/>
+        </w:rPr>
+        <w:t>使三大帝</w:t>
+      </w:r>
+      <w:r>
+        <w:rPr>
+          <w:rFonts w:ascii="宋体" w:eastAsia="宋体" w:hAnsi="宋体" w:cs="宋体" w:hint="eastAsia"/>
+          <w:sz w:val="20"/>
+          <w:szCs w:val="20"/>
+          <w:lang w:val="en-GB"/>
+        </w:rPr>
+        <w:t>国间</w:t>
+      </w:r>
+      <w:r>
+        <w:rPr>
+          <w:rFonts w:ascii="Microsoft GothicNeo" w:eastAsia="Microsoft GothicNeo" w:hAnsi="Microsoft GothicNeo" w:cs="Microsoft GothicNeo" w:hint="eastAsia"/>
+          <w:sz w:val="20"/>
+          <w:szCs w:val="20"/>
+          <w:lang w:val="en-GB"/>
+        </w:rPr>
+        <w:t>的交流</w:t>
+      </w:r>
+      <w:r>
+        <w:rPr>
+          <w:rFonts w:ascii="宋体" w:eastAsia="宋体" w:hAnsi="宋体" w:cs="宋体" w:hint="eastAsia"/>
+          <w:sz w:val="20"/>
+          <w:szCs w:val="20"/>
+          <w:lang w:val="en-GB"/>
+        </w:rPr>
+        <w:t>顺畅</w:t>
+      </w:r>
+      <w:r>
+        <w:rPr>
+          <w:rFonts w:ascii="Microsoft GothicNeo" w:eastAsia="Microsoft GothicNeo" w:hAnsi="Microsoft GothicNeo" w:cs="Microsoft GothicNeo" w:hint="eastAsia"/>
+          <w:sz w:val="20"/>
+          <w:szCs w:val="20"/>
+          <w:lang w:val="en-GB"/>
+        </w:rPr>
+        <w:t>，然而大</w:t>
+      </w:r>
+      <w:r>
+        <w:rPr>
+          <w:rFonts w:ascii="宋体" w:eastAsia="宋体" w:hAnsi="宋体" w:cs="宋体" w:hint="eastAsia"/>
+          <w:sz w:val="20"/>
+          <w:szCs w:val="20"/>
+          <w:lang w:val="en-GB"/>
+        </w:rPr>
+        <w:t>陆</w:t>
+      </w:r>
+      <w:r>
+        <w:rPr>
+          <w:rFonts w:ascii="Microsoft GothicNeo" w:eastAsia="Microsoft GothicNeo" w:hAnsi="Microsoft GothicNeo" w:cs="Microsoft GothicNeo" w:hint="eastAsia"/>
+          <w:sz w:val="20"/>
+          <w:szCs w:val="20"/>
+          <w:lang w:val="en-GB"/>
+        </w:rPr>
+        <w:t>久分而不合，再多的努力在大</w:t>
+      </w:r>
+      <w:r>
+        <w:rPr>
+          <w:rFonts w:ascii="宋体" w:eastAsia="宋体" w:hAnsi="宋体" w:cs="宋体" w:hint="eastAsia"/>
+          <w:sz w:val="20"/>
+          <w:szCs w:val="20"/>
+          <w:lang w:val="en-GB"/>
+        </w:rPr>
+        <w:t>势</w:t>
+      </w:r>
+      <w:r>
+        <w:rPr>
+          <w:rFonts w:ascii="Microsoft GothicNeo" w:eastAsia="Microsoft GothicNeo" w:hAnsi="Microsoft GothicNeo" w:cs="Microsoft GothicNeo" w:hint="eastAsia"/>
+          <w:sz w:val="20"/>
+          <w:szCs w:val="20"/>
+          <w:lang w:val="en-GB"/>
+        </w:rPr>
+        <w:t>面前都</w:t>
+      </w:r>
+      <w:r>
+        <w:rPr>
+          <w:rFonts w:ascii="宋体" w:eastAsia="宋体" w:hAnsi="宋体" w:cs="宋体" w:hint="eastAsia"/>
+          <w:sz w:val="20"/>
+          <w:szCs w:val="20"/>
+          <w:lang w:val="en-GB"/>
+        </w:rPr>
+        <w:t>显</w:t>
+      </w:r>
+      <w:r>
+        <w:rPr>
+          <w:rFonts w:ascii="Microsoft GothicNeo" w:eastAsia="Microsoft GothicNeo" w:hAnsi="Microsoft GothicNeo" w:cs="Microsoft GothicNeo" w:hint="eastAsia"/>
+          <w:sz w:val="20"/>
+          <w:szCs w:val="20"/>
+          <w:lang w:val="en-GB"/>
+        </w:rPr>
+        <w:t>得渺小</w:t>
+      </w:r>
+      <w:r>
+        <w:rPr>
+          <w:rFonts w:ascii="宋体" w:eastAsia="宋体" w:hAnsi="宋体" w:cs="宋体" w:hint="eastAsia"/>
+          <w:sz w:val="20"/>
+          <w:szCs w:val="20"/>
+          <w:lang w:val="en-GB"/>
+        </w:rPr>
+        <w:t>软</w:t>
+      </w:r>
+      <w:r>
+        <w:rPr>
+          <w:rFonts w:ascii="Microsoft GothicNeo" w:eastAsia="Microsoft GothicNeo" w:hAnsi="Microsoft GothicNeo" w:cs="Microsoft GothicNeo" w:hint="eastAsia"/>
+          <w:sz w:val="20"/>
+          <w:szCs w:val="20"/>
+          <w:lang w:val="en-GB"/>
+        </w:rPr>
+        <w:t>弱。因此塔</w:t>
+      </w:r>
+      <w:proofErr w:type="gramStart"/>
+      <w:r>
+        <w:rPr>
+          <w:rFonts w:ascii="宋体" w:eastAsia="宋体" w:hAnsi="宋体" w:cs="宋体" w:hint="eastAsia"/>
+          <w:sz w:val="20"/>
+          <w:szCs w:val="20"/>
+          <w:lang w:val="en-GB"/>
+        </w:rPr>
+        <w:t>萨</w:t>
+      </w:r>
+      <w:proofErr w:type="gramEnd"/>
+      <w:r>
+        <w:rPr>
+          <w:rFonts w:ascii="Microsoft GothicNeo" w:eastAsia="Microsoft GothicNeo" w:hAnsi="Microsoft GothicNeo" w:cs="Microsoft GothicNeo" w:hint="eastAsia"/>
+          <w:sz w:val="20"/>
+          <w:szCs w:val="20"/>
+          <w:lang w:val="en-GB"/>
+        </w:rPr>
+        <w:t>文</w:t>
+      </w:r>
+      <w:r>
+        <w:rPr>
+          <w:rFonts w:ascii="宋体" w:eastAsia="宋体" w:hAnsi="宋体" w:cs="宋体" w:hint="eastAsia"/>
+          <w:sz w:val="20"/>
+          <w:szCs w:val="20"/>
+          <w:lang w:val="en-GB"/>
+        </w:rPr>
+        <w:t>学</w:t>
+      </w:r>
+      <w:r>
+        <w:rPr>
+          <w:rFonts w:ascii="Microsoft GothicNeo" w:eastAsia="Microsoft GothicNeo" w:hAnsi="Microsoft GothicNeo" w:cs="Microsoft GothicNeo" w:hint="eastAsia"/>
+          <w:sz w:val="20"/>
+          <w:szCs w:val="20"/>
+          <w:lang w:val="en-GB"/>
+        </w:rPr>
+        <w:t>部</w:t>
+      </w:r>
+      <w:r>
+        <w:rPr>
+          <w:rFonts w:ascii="宋体" w:eastAsia="宋体" w:hAnsi="宋体" w:cs="宋体" w:hint="eastAsia"/>
           <w:b/>
           <w:bCs/>
-          <w:sz w:val="18"/>
-          <w:szCs w:val="18"/>
-          <w:lang w:val="en-GB"/>
-        </w:rPr>
-        <w:t>诞生</w:t>
-      </w:r>
-      <w:r>
-        <w:rPr>
-          <w:rFonts w:asciiTheme="majorHAnsi" w:eastAsiaTheme="majorHAnsi" w:hAnsiTheme="majorHAnsi" w:cs="Microsoft GothicNeo"/>
-          <w:sz w:val="18"/>
-          <w:szCs w:val="18"/>
-          <w:lang w:val="en-GB"/>
-        </w:rPr>
-        <w:t>，该部的座右铭是Fabula et veritas 即传说与真理。其部员奔走于大陆，誓要发掘并留存大陆的瑰宝。</w:t>
+          <w:sz w:val="20"/>
+          <w:szCs w:val="20"/>
+          <w:lang w:val="en-GB"/>
+        </w:rPr>
+        <w:t>诞</w:t>
+      </w:r>
+      <w:r>
+        <w:rPr>
+          <w:rFonts w:ascii="Microsoft GothicNeo" w:eastAsia="Microsoft GothicNeo" w:hAnsi="Microsoft GothicNeo" w:cs="Microsoft GothicNeo" w:hint="eastAsia"/>
+          <w:b/>
+          <w:bCs/>
+          <w:sz w:val="20"/>
+          <w:szCs w:val="20"/>
+          <w:lang w:val="en-GB"/>
+        </w:rPr>
+        <w:t>生</w:t>
+      </w:r>
+      <w:r>
+        <w:rPr>
+          <w:rFonts w:ascii="Microsoft GothicNeo" w:eastAsia="Microsoft GothicNeo" w:hAnsi="Microsoft GothicNeo" w:cs="Microsoft GothicNeo"/>
+          <w:sz w:val="20"/>
+          <w:szCs w:val="20"/>
+          <w:lang w:val="en-GB"/>
+        </w:rPr>
+        <w:t>，</w:t>
+      </w:r>
+      <w:r>
+        <w:rPr>
+          <w:rFonts w:ascii="宋体" w:eastAsia="宋体" w:hAnsi="宋体" w:cs="宋体" w:hint="eastAsia"/>
+          <w:sz w:val="20"/>
+          <w:szCs w:val="20"/>
+          <w:lang w:val="en-GB"/>
+        </w:rPr>
+        <w:t>该</w:t>
+      </w:r>
+      <w:r>
+        <w:rPr>
+          <w:rFonts w:ascii="Microsoft GothicNeo" w:eastAsia="Microsoft GothicNeo" w:hAnsi="Microsoft GothicNeo" w:cs="Microsoft GothicNeo" w:hint="eastAsia"/>
+          <w:sz w:val="20"/>
+          <w:szCs w:val="20"/>
+          <w:lang w:val="en-GB"/>
+        </w:rPr>
+        <w:t>部的座右</w:t>
+      </w:r>
+      <w:r>
+        <w:rPr>
+          <w:rFonts w:ascii="宋体" w:eastAsia="宋体" w:hAnsi="宋体" w:cs="宋体" w:hint="eastAsia"/>
+          <w:sz w:val="20"/>
+          <w:szCs w:val="20"/>
+          <w:lang w:val="en-GB"/>
+        </w:rPr>
+        <w:t>铭</w:t>
+      </w:r>
+      <w:r>
+        <w:rPr>
+          <w:rFonts w:ascii="Microsoft GothicNeo" w:eastAsia="Microsoft GothicNeo" w:hAnsi="Microsoft GothicNeo" w:cs="Microsoft GothicNeo" w:hint="eastAsia"/>
+          <w:sz w:val="20"/>
+          <w:szCs w:val="20"/>
+          <w:lang w:val="en-GB"/>
+        </w:rPr>
+        <w:t>是</w:t>
+      </w:r>
+      <w:r>
+        <w:rPr>
+          <w:rFonts w:ascii="Microsoft GothicNeo" w:eastAsia="Microsoft GothicNeo" w:hAnsi="Microsoft GothicNeo" w:cs="Microsoft GothicNeo"/>
+          <w:sz w:val="20"/>
+          <w:szCs w:val="20"/>
+          <w:lang w:val="en-GB"/>
+        </w:rPr>
+        <w:t xml:space="preserve">Fabula et veritas </w:t>
+      </w:r>
+      <w:r>
+        <w:rPr>
+          <w:rFonts w:ascii="宋体" w:eastAsia="宋体" w:hAnsi="宋体" w:cs="宋体" w:hint="eastAsia"/>
+          <w:sz w:val="20"/>
+          <w:szCs w:val="20"/>
+          <w:lang w:val="en-GB"/>
+        </w:rPr>
+        <w:t>即传说与真</w:t>
+      </w:r>
+      <w:r>
+        <w:rPr>
+          <w:rFonts w:ascii="Microsoft GothicNeo" w:eastAsia="Microsoft GothicNeo" w:hAnsi="Microsoft GothicNeo" w:cs="Microsoft GothicNeo" w:hint="eastAsia"/>
+          <w:sz w:val="20"/>
+          <w:szCs w:val="20"/>
+          <w:lang w:val="en-GB"/>
+        </w:rPr>
+        <w:t>理。其部</w:t>
+      </w:r>
+      <w:r>
+        <w:rPr>
+          <w:rFonts w:ascii="宋体" w:eastAsia="宋体" w:hAnsi="宋体" w:cs="宋体" w:hint="eastAsia"/>
+          <w:sz w:val="20"/>
+          <w:szCs w:val="20"/>
+          <w:lang w:val="en-GB"/>
+        </w:rPr>
+        <w:t>员</w:t>
+      </w:r>
+      <w:r>
+        <w:rPr>
+          <w:rFonts w:ascii="Microsoft GothicNeo" w:eastAsia="Microsoft GothicNeo" w:hAnsi="Microsoft GothicNeo" w:cs="Microsoft GothicNeo" w:hint="eastAsia"/>
+          <w:sz w:val="20"/>
+          <w:szCs w:val="20"/>
+          <w:lang w:val="en-GB"/>
+        </w:rPr>
+        <w:t>奔走于大</w:t>
+      </w:r>
+      <w:r>
+        <w:rPr>
+          <w:rFonts w:ascii="宋体" w:eastAsia="宋体" w:hAnsi="宋体" w:cs="宋体" w:hint="eastAsia"/>
+          <w:sz w:val="20"/>
+          <w:szCs w:val="20"/>
+          <w:lang w:val="en-GB"/>
+        </w:rPr>
+        <w:t>陆</w:t>
+      </w:r>
+      <w:r>
+        <w:rPr>
+          <w:rFonts w:ascii="Microsoft GothicNeo" w:eastAsia="Microsoft GothicNeo" w:hAnsi="Microsoft GothicNeo" w:cs="Microsoft GothicNeo" w:hint="eastAsia"/>
+          <w:sz w:val="20"/>
+          <w:szCs w:val="20"/>
+          <w:lang w:val="en-GB"/>
+        </w:rPr>
+        <w:t>，誓要</w:t>
+      </w:r>
+      <w:r>
+        <w:rPr>
+          <w:rFonts w:ascii="宋体" w:eastAsia="宋体" w:hAnsi="宋体" w:cs="宋体" w:hint="eastAsia"/>
+          <w:sz w:val="20"/>
+          <w:szCs w:val="20"/>
+          <w:lang w:val="en-GB"/>
+        </w:rPr>
+        <w:t>发</w:t>
+      </w:r>
+      <w:r>
+        <w:rPr>
+          <w:rFonts w:ascii="Microsoft GothicNeo" w:eastAsia="Microsoft GothicNeo" w:hAnsi="Microsoft GothicNeo" w:cs="Microsoft GothicNeo" w:hint="eastAsia"/>
+          <w:sz w:val="20"/>
+          <w:szCs w:val="20"/>
+          <w:lang w:val="en-GB"/>
+        </w:rPr>
+        <w:t>掘</w:t>
+      </w:r>
+      <w:r>
+        <w:rPr>
+          <w:rFonts w:ascii="宋体" w:eastAsia="宋体" w:hAnsi="宋体" w:cs="宋体" w:hint="eastAsia"/>
+          <w:sz w:val="20"/>
+          <w:szCs w:val="20"/>
+          <w:lang w:val="en-GB"/>
+        </w:rPr>
+        <w:t>并</w:t>
+      </w:r>
+      <w:r>
+        <w:rPr>
+          <w:rFonts w:ascii="Microsoft GothicNeo" w:eastAsia="Microsoft GothicNeo" w:hAnsi="Microsoft GothicNeo" w:cs="Microsoft GothicNeo" w:hint="eastAsia"/>
+          <w:sz w:val="20"/>
+          <w:szCs w:val="20"/>
+          <w:lang w:val="en-GB"/>
+        </w:rPr>
+        <w:t>留存大</w:t>
+      </w:r>
+      <w:r>
+        <w:rPr>
+          <w:rFonts w:ascii="宋体" w:eastAsia="宋体" w:hAnsi="宋体" w:cs="宋体" w:hint="eastAsia"/>
+          <w:sz w:val="20"/>
+          <w:szCs w:val="20"/>
+          <w:lang w:val="en-GB"/>
+        </w:rPr>
+        <w:t>陆</w:t>
+      </w:r>
+      <w:r>
+        <w:rPr>
+          <w:rFonts w:ascii="Microsoft GothicNeo" w:eastAsia="Microsoft GothicNeo" w:hAnsi="Microsoft GothicNeo" w:cs="Microsoft GothicNeo" w:hint="eastAsia"/>
+          <w:sz w:val="20"/>
+          <w:szCs w:val="20"/>
+          <w:lang w:val="en-GB"/>
+        </w:rPr>
+        <w:t>的</w:t>
+      </w:r>
+      <w:r>
+        <w:rPr>
+          <w:rFonts w:ascii="宋体" w:eastAsia="宋体" w:hAnsi="宋体" w:cs="宋体" w:hint="eastAsia"/>
+          <w:sz w:val="20"/>
+          <w:szCs w:val="20"/>
+          <w:lang w:val="en-GB"/>
+        </w:rPr>
+        <w:t>瑰宝</w:t>
+      </w:r>
+      <w:r>
+        <w:rPr>
+          <w:rFonts w:ascii="Microsoft GothicNeo" w:eastAsia="Microsoft GothicNeo" w:hAnsi="Microsoft GothicNeo" w:cs="Microsoft GothicNeo" w:hint="eastAsia"/>
+          <w:sz w:val="20"/>
+          <w:szCs w:val="20"/>
+          <w:lang w:val="en-GB"/>
+        </w:rPr>
+        <w:t>。</w:t>
       </w:r>
     </w:p>
     <w:p>
       <w:pPr>
         <w:rPr>
-          <w:rFonts w:hint="eastAsia"/>
-          <w:lang w:val="en-GB"/>
-        </w:rPr>
-      </w:pPr>
-      <w:r>
-        <w:rPr>
-          <w:rFonts w:hint="eastAsia"/>
-          <w:lang w:val="en-GB"/>
-        </w:rPr>
-        <w:t>六、方言对比扩展（第六点）**</w:t>
-      </w:r>
-    </w:p>
-    <w:p>
-      <w:pPr>
-        <w:rPr>
-          <w:rFonts w:hint="eastAsia"/>
-          <w:lang w:val="en-GB"/>
-        </w:rPr>
-      </w:pPr>
-      <w:r>
-        <w:rPr>
-          <w:rFonts w:hint="eastAsia"/>
-          <w:lang w:val="en-GB"/>
-        </w:rPr>
-        <w:t>根据帝国文化背景，细化三大分支的差异：</w:t>
-      </w:r>
-    </w:p>
-    <w:p>
-      <w:pPr>
-        <w:rPr>
-          <w:rFonts w:hint="eastAsia"/>
+          <w:rFonts w:ascii="Microsoft GothicNeo" w:eastAsia="Microsoft GothicNeo" w:hAnsi="Microsoft GothicNeo" w:cs="Microsoft GothicNeo" w:hint="eastAsia"/>
+          <w:sz w:val="18"/>
+          <w:szCs w:val="18"/>
           <w:lang w:val="en-GB"/>
         </w:rPr>
       </w:pPr>
@@ -425,639 +1820,835 @@
     <w:p>
       <w:pPr>
         <w:rPr>
-          <w:rFonts w:hint="eastAsia"/>
+          <w:rFonts w:ascii="Microsoft GothicNeo" w:eastAsia="Microsoft GothicNeo" w:hAnsi="Microsoft GothicNeo" w:cs="Microsoft GothicNeo"/>
+          <w:sz w:val="20"/>
+          <w:szCs w:val="21"/>
           <w:lang w:val="en-GB"/>
         </w:rPr>
       </w:pPr>
       <w:r>
         <w:rPr>
-          <w:rFonts w:hint="eastAsia"/>
-          <w:lang w:val="en-GB"/>
-        </w:rPr>
-        <w:t>#### **1. 斯彼伯龙帝国（军事独裁）**</w:t>
+          <w:rFonts w:ascii="Microsoft GothicNeo" w:eastAsia="Microsoft GothicNeo" w:hAnsi="Microsoft GothicNeo" w:cs="Microsoft GothicNeo" w:hint="eastAsia"/>
+          <w:sz w:val="20"/>
+          <w:szCs w:val="21"/>
+          <w:lang w:val="en-GB"/>
+        </w:rPr>
+        <w:t>方言</w:t>
+      </w:r>
+      <w:r>
+        <w:rPr>
+          <w:rFonts w:ascii="宋体" w:eastAsia="宋体" w:hAnsi="宋体" w:cs="宋体" w:hint="eastAsia"/>
+          <w:sz w:val="20"/>
+          <w:szCs w:val="21"/>
+          <w:lang w:val="en-GB"/>
+        </w:rPr>
+        <w:t>对</w:t>
+      </w:r>
+      <w:r>
+        <w:rPr>
+          <w:rFonts w:ascii="Microsoft GothicNeo" w:eastAsia="Microsoft GothicNeo" w:hAnsi="Microsoft GothicNeo" w:cs="Microsoft GothicNeo" w:hint="eastAsia"/>
+          <w:sz w:val="20"/>
+          <w:szCs w:val="21"/>
+          <w:lang w:val="en-GB"/>
+        </w:rPr>
+        <w:t>比</w:t>
       </w:r>
     </w:p>
     <w:p>
       <w:pPr>
         <w:rPr>
-          <w:rFonts w:hint="eastAsia"/>
+          <w:rFonts w:ascii="Microsoft GothicNeo" w:eastAsia="Microsoft GothicNeo" w:hAnsi="Microsoft GothicNeo" w:cs="Microsoft GothicNeo"/>
+          <w:sz w:val="20"/>
+          <w:szCs w:val="21"/>
           <w:lang w:val="en-GB"/>
         </w:rPr>
       </w:pPr>
       <w:r>
         <w:rPr>
-          <w:rFonts w:hint="eastAsia"/>
-          <w:lang w:val="en-GB"/>
-        </w:rPr>
-        <w:t>| 层面       | 特征                                                                 | 示例                                                                 |</w:t>
+          <w:rFonts w:ascii="Microsoft GothicNeo" w:eastAsia="Microsoft GothicNeo" w:hAnsi="Microsoft GothicNeo" w:cs="Microsoft GothicNeo" w:hint="eastAsia"/>
+          <w:sz w:val="20"/>
+          <w:szCs w:val="21"/>
+          <w:lang w:val="en-GB"/>
+        </w:rPr>
+        <w:t>根据帝</w:t>
+      </w:r>
+      <w:r>
+        <w:rPr>
+          <w:rFonts w:ascii="宋体" w:eastAsia="宋体" w:hAnsi="宋体" w:cs="宋体" w:hint="eastAsia"/>
+          <w:sz w:val="20"/>
+          <w:szCs w:val="21"/>
+          <w:lang w:val="en-GB"/>
+        </w:rPr>
+        <w:t>国</w:t>
+      </w:r>
+      <w:r>
+        <w:rPr>
+          <w:rFonts w:ascii="Microsoft GothicNeo" w:eastAsia="Microsoft GothicNeo" w:hAnsi="Microsoft GothicNeo" w:cs="Microsoft GothicNeo" w:hint="eastAsia"/>
+          <w:sz w:val="20"/>
+          <w:szCs w:val="21"/>
+          <w:lang w:val="en-GB"/>
+        </w:rPr>
+        <w:t>文化背景，</w:t>
+      </w:r>
+      <w:r>
+        <w:rPr>
+          <w:rFonts w:ascii="宋体" w:eastAsia="宋体" w:hAnsi="宋体" w:cs="宋体" w:hint="eastAsia"/>
+          <w:sz w:val="20"/>
+          <w:szCs w:val="21"/>
+          <w:lang w:val="en-GB"/>
+        </w:rPr>
+        <w:t>细</w:t>
+      </w:r>
+      <w:r>
+        <w:rPr>
+          <w:rFonts w:ascii="Microsoft GothicNeo" w:eastAsia="Microsoft GothicNeo" w:hAnsi="Microsoft GothicNeo" w:cs="Microsoft GothicNeo" w:hint="eastAsia"/>
+          <w:sz w:val="20"/>
+          <w:szCs w:val="21"/>
+          <w:lang w:val="en-GB"/>
+        </w:rPr>
+        <w:t>化三大分支的差</w:t>
+      </w:r>
+      <w:r>
+        <w:rPr>
+          <w:rFonts w:ascii="宋体" w:eastAsia="宋体" w:hAnsi="宋体" w:cs="宋体" w:hint="eastAsia"/>
+          <w:sz w:val="20"/>
+          <w:szCs w:val="21"/>
+          <w:lang w:val="en-GB"/>
+        </w:rPr>
+        <w:t>异</w:t>
+      </w:r>
+      <w:r>
+        <w:rPr>
+          <w:rFonts w:ascii="Microsoft GothicNeo" w:eastAsia="Microsoft GothicNeo" w:hAnsi="Microsoft GothicNeo" w:cs="Microsoft GothicNeo" w:hint="eastAsia"/>
+          <w:sz w:val="20"/>
+          <w:szCs w:val="21"/>
+          <w:lang w:val="en-GB"/>
+        </w:rPr>
+        <w:t>：</w:t>
       </w:r>
     </w:p>
     <w:p>
       <w:pPr>
         <w:rPr>
-          <w:rFonts w:hint="eastAsia"/>
-          <w:lang w:val="en-GB"/>
-        </w:rPr>
-      </w:pPr>
-      <w:r>
-        <w:rPr>
-          <w:rFonts w:hint="eastAsia"/>
-          <w:lang w:val="en-GB"/>
-        </w:rPr>
-        <w:t>|------------|----------------------------------------------------------------------|----------------------------------------------------------------------|</w:t>
-      </w:r>
-    </w:p>
-    <w:p>
-      <w:pPr>
-        <w:rPr>
-          <w:rFonts w:hint="eastAsia"/>
-          <w:lang w:val="en-GB"/>
-        </w:rPr>
-      </w:pPr>
-      <w:r>
-        <w:rPr>
-          <w:rFonts w:hint="eastAsia"/>
-          <w:lang w:val="en-GB"/>
-        </w:rPr>
-        <w:t>| **语音**   | 辅音硬化（T→D）、元音缩短                                            | Terra → **</w:t>
-      </w:r>
-      <w:proofErr w:type="spellStart"/>
-      <w:r>
-        <w:rPr>
-          <w:rFonts w:hint="eastAsia"/>
-          <w:lang w:val="en-GB"/>
-        </w:rPr>
-        <w:t>Derra</w:t>
-      </w:r>
-      <w:proofErr w:type="spellEnd"/>
-      <w:r>
-        <w:rPr>
-          <w:rFonts w:hint="eastAsia"/>
-          <w:lang w:val="en-GB"/>
-        </w:rPr>
-        <w:t>**（大地）                                            |</w:t>
-      </w:r>
-    </w:p>
-    <w:p>
-      <w:pPr>
-        <w:rPr>
-          <w:rFonts w:hint="eastAsia"/>
-          <w:lang w:val="en-GB"/>
-        </w:rPr>
-      </w:pPr>
-      <w:r>
-        <w:rPr>
-          <w:rFonts w:hint="eastAsia"/>
-          <w:lang w:val="en-GB"/>
-        </w:rPr>
-        <w:t>| **语法**   | 省略冠词、动词变位简化（仅保留现在时）                               | 平语：**</w:t>
-      </w:r>
-      <w:proofErr w:type="spellStart"/>
-      <w:r>
-        <w:rPr>
-          <w:rFonts w:hint="eastAsia"/>
-          <w:lang w:val="en-GB"/>
-        </w:rPr>
-        <w:t>Veo</w:t>
-      </w:r>
-      <w:proofErr w:type="spellEnd"/>
-      <w:r>
-        <w:rPr>
-          <w:rFonts w:hint="eastAsia"/>
-          <w:lang w:val="en-GB"/>
-        </w:rPr>
-        <w:t xml:space="preserve"> </w:t>
-      </w:r>
-      <w:proofErr w:type="spellStart"/>
-      <w:r>
-        <w:rPr>
-          <w:rFonts w:hint="eastAsia"/>
-          <w:lang w:val="en-GB"/>
-        </w:rPr>
-        <w:t>Bos</w:t>
-      </w:r>
-      <w:proofErr w:type="spellEnd"/>
-      <w:r>
-        <w:rPr>
-          <w:rFonts w:hint="eastAsia"/>
-          <w:lang w:val="en-GB"/>
-        </w:rPr>
-        <w:t>**（见牛）→ 斯彼伯龙：**</w:t>
-      </w:r>
-      <w:proofErr w:type="spellStart"/>
-      <w:r>
-        <w:rPr>
-          <w:rFonts w:hint="eastAsia"/>
-          <w:lang w:val="en-GB"/>
-        </w:rPr>
-        <w:t>Ve</w:t>
-      </w:r>
-      <w:proofErr w:type="spellEnd"/>
-      <w:r>
-        <w:rPr>
-          <w:rFonts w:hint="eastAsia"/>
-          <w:lang w:val="en-GB"/>
-        </w:rPr>
-        <w:t xml:space="preserve"> </w:t>
-      </w:r>
-      <w:proofErr w:type="spellStart"/>
-      <w:r>
-        <w:rPr>
-          <w:rFonts w:hint="eastAsia"/>
-          <w:lang w:val="en-GB"/>
-        </w:rPr>
-        <w:t>Bos</w:t>
-      </w:r>
-      <w:proofErr w:type="spellEnd"/>
-      <w:r>
-        <w:rPr>
-          <w:rFonts w:hint="eastAsia"/>
-          <w:lang w:val="en-GB"/>
-        </w:rPr>
-        <w:t>**                      |</w:t>
-      </w:r>
-    </w:p>
-    <w:p>
-      <w:pPr>
-        <w:rPr>
-          <w:rFonts w:hint="eastAsia"/>
-          <w:lang w:val="en-GB"/>
-        </w:rPr>
-      </w:pPr>
-      <w:r>
-        <w:rPr>
-          <w:rFonts w:hint="eastAsia"/>
-          <w:lang w:val="en-GB"/>
-        </w:rPr>
-        <w:t>| **词汇**   | 军事化复合词、武器与战术术语                                         | **</w:t>
-      </w:r>
-      <w:proofErr w:type="spellStart"/>
-      <w:r>
-        <w:rPr>
-          <w:rFonts w:hint="eastAsia"/>
-          <w:lang w:val="en-GB"/>
-        </w:rPr>
-        <w:t>Spadafort</w:t>
-      </w:r>
-      <w:proofErr w:type="spellEnd"/>
-      <w:r>
-        <w:rPr>
-          <w:rFonts w:hint="eastAsia"/>
-          <w:lang w:val="en-GB"/>
-        </w:rPr>
-        <w:t>**（剑堡，军事据点）                                      |</w:t>
-      </w:r>
-    </w:p>
-    <w:p>
-      <w:pPr>
-        <w:rPr>
-          <w:rFonts w:hint="eastAsia"/>
+          <w:rFonts w:ascii="Microsoft GothicNeo" w:eastAsia="Microsoft GothicNeo" w:hAnsi="Microsoft GothicNeo" w:cs="Microsoft GothicNeo" w:hint="eastAsia"/>
+          <w:sz w:val="20"/>
+          <w:szCs w:val="21"/>
           <w:lang w:val="en-GB"/>
         </w:rPr>
       </w:pPr>
     </w:p>
     <w:p>
       <w:pPr>
-        <w:rPr>
-          <w:rFonts w:hint="eastAsia"/>
+        <w:pStyle w:val="Prrafodelista"/>
+        <w:numPr>
+          <w:ilvl w:val="0"/>
+          <w:numId w:val="1"/>
+        </w:numPr>
+        <w:rPr>
+          <w:rFonts w:ascii="Microsoft GothicNeo" w:eastAsia="Microsoft GothicNeo" w:hAnsi="Microsoft GothicNeo" w:cs="Microsoft GothicNeo"/>
+          <w:sz w:val="20"/>
+          <w:szCs w:val="21"/>
           <w:lang w:val="en-GB"/>
         </w:rPr>
       </w:pPr>
-      <w:r>
-        <w:rPr>
-          <w:rFonts w:hint="eastAsia"/>
-          <w:lang w:val="en-GB"/>
-        </w:rPr>
-        <w:t>#### **2. 威尔迪亚帝国（宗教正统）**</w:t>
+      <w:proofErr w:type="gramStart"/>
+      <w:r>
+        <w:rPr>
+          <w:rFonts w:ascii="Microsoft GothicNeo" w:eastAsia="Microsoft GothicNeo" w:hAnsi="Microsoft GothicNeo" w:cs="Microsoft GothicNeo" w:hint="eastAsia"/>
+          <w:sz w:val="20"/>
+          <w:szCs w:val="21"/>
+          <w:lang w:val="en-GB"/>
+        </w:rPr>
+        <w:t>斯彼伯</w:t>
+      </w:r>
+      <w:proofErr w:type="gramEnd"/>
+      <w:r>
+        <w:rPr>
+          <w:rFonts w:ascii="宋体" w:eastAsia="宋体" w:hAnsi="宋体" w:cs="宋体" w:hint="eastAsia"/>
+          <w:sz w:val="20"/>
+          <w:szCs w:val="21"/>
+          <w:lang w:val="en-GB"/>
+        </w:rPr>
+        <w:t>龙</w:t>
+      </w:r>
+      <w:r>
+        <w:rPr>
+          <w:rFonts w:ascii="Microsoft GothicNeo" w:eastAsia="Microsoft GothicNeo" w:hAnsi="Microsoft GothicNeo" w:cs="Microsoft GothicNeo" w:hint="eastAsia"/>
+          <w:sz w:val="20"/>
+          <w:szCs w:val="21"/>
+          <w:lang w:val="en-GB"/>
+        </w:rPr>
+        <w:t>帝</w:t>
+      </w:r>
+      <w:r>
+        <w:rPr>
+          <w:rFonts w:ascii="宋体" w:eastAsia="宋体" w:hAnsi="宋体" w:cs="宋体" w:hint="eastAsia"/>
+          <w:sz w:val="20"/>
+          <w:szCs w:val="21"/>
+          <w:lang w:val="en-GB"/>
+        </w:rPr>
+        <w:t>国</w:t>
       </w:r>
     </w:p>
     <w:p>
       <w:pPr>
-        <w:rPr>
-          <w:rFonts w:hint="eastAsia"/>
+        <w:pStyle w:val="Prrafodelista"/>
+        <w:ind w:left="360"/>
+        <w:rPr>
+          <w:rFonts w:ascii="Microsoft GothicNeo" w:eastAsia="Microsoft GothicNeo" w:hAnsi="Microsoft GothicNeo" w:cs="Microsoft GothicNeo"/>
+          <w:sz w:val="20"/>
+          <w:szCs w:val="21"/>
           <w:lang w:val="en-GB"/>
         </w:rPr>
       </w:pPr>
       <w:r>
         <w:rPr>
-          <w:rFonts w:hint="eastAsia"/>
-          <w:lang w:val="en-GB"/>
-        </w:rPr>
-        <w:t>| 层面       | 特征                                                                 | 示例                                                                 |</w:t>
+          <w:rFonts w:ascii="宋体" w:eastAsia="宋体" w:hAnsi="宋体" w:cs="宋体" w:hint="eastAsia"/>
+          <w:sz w:val="20"/>
+          <w:szCs w:val="21"/>
+          <w:lang w:val="en-GB"/>
+        </w:rPr>
+        <w:t>发</w:t>
+      </w:r>
+      <w:r>
+        <w:rPr>
+          <w:rFonts w:ascii="Microsoft GothicNeo" w:eastAsia="Microsoft GothicNeo" w:hAnsi="Microsoft GothicNeo" w:cs="Microsoft GothicNeo" w:hint="eastAsia"/>
+          <w:sz w:val="20"/>
+          <w:szCs w:val="21"/>
+          <w:lang w:val="en-GB"/>
+        </w:rPr>
+        <w:t>音：</w:t>
+      </w:r>
+      <w:r>
+        <w:rPr>
+          <w:rFonts w:ascii="宋体" w:eastAsia="宋体" w:hAnsi="宋体" w:cs="宋体" w:hint="eastAsia"/>
+          <w:sz w:val="20"/>
+          <w:szCs w:val="21"/>
+          <w:lang w:val="en-GB"/>
+        </w:rPr>
+        <w:t>辅</w:t>
+      </w:r>
+      <w:r>
+        <w:rPr>
+          <w:rFonts w:ascii="Microsoft GothicNeo" w:eastAsia="Microsoft GothicNeo" w:hAnsi="Microsoft GothicNeo" w:cs="Microsoft GothicNeo" w:hint="eastAsia"/>
+          <w:sz w:val="20"/>
+          <w:szCs w:val="21"/>
+          <w:lang w:val="en-GB"/>
+        </w:rPr>
+        <w:t>音硬化T</w:t>
+      </w:r>
+      <w:r>
+        <w:rPr>
+          <w:rFonts w:ascii="Microsoft GothicNeo" w:eastAsia="Microsoft GothicNeo" w:hAnsi="Microsoft GothicNeo" w:cs="Microsoft GothicNeo" w:hint="eastAsia"/>
+          <w:sz w:val="20"/>
+          <w:szCs w:val="21"/>
+          <w:lang w:val="en-GB"/>
+        </w:rPr>
+        <w:t>→</w:t>
+      </w:r>
+      <w:r>
+        <w:rPr>
+          <w:rFonts w:ascii="Microsoft GothicNeo" w:eastAsia="Microsoft GothicNeo" w:hAnsi="Microsoft GothicNeo" w:cs="Microsoft GothicNeo" w:hint="eastAsia"/>
+          <w:sz w:val="20"/>
+          <w:szCs w:val="21"/>
+          <w:lang w:val="en-GB"/>
+        </w:rPr>
+        <w:t xml:space="preserve">D </w:t>
+      </w:r>
+      <w:r>
+        <w:rPr>
+          <w:rFonts w:ascii="Microsoft GothicNeo" w:eastAsia="Microsoft GothicNeo" w:hAnsi="Microsoft GothicNeo" w:cs="Microsoft GothicNeo" w:hint="eastAsia"/>
+          <w:sz w:val="20"/>
+          <w:szCs w:val="21"/>
+          <w:lang w:val="en-GB"/>
+        </w:rPr>
+        <w:t>元音</w:t>
+      </w:r>
+      <w:r>
+        <w:rPr>
+          <w:rFonts w:ascii="宋体" w:eastAsia="宋体" w:hAnsi="宋体" w:cs="宋体" w:hint="eastAsia"/>
+          <w:sz w:val="20"/>
+          <w:szCs w:val="21"/>
+          <w:lang w:val="en-GB"/>
+        </w:rPr>
+        <w:t>缩</w:t>
+      </w:r>
+      <w:r>
+        <w:rPr>
+          <w:rFonts w:ascii="Microsoft GothicNeo" w:eastAsia="Microsoft GothicNeo" w:hAnsi="Microsoft GothicNeo" w:cs="Microsoft GothicNeo" w:hint="eastAsia"/>
+          <w:sz w:val="20"/>
+          <w:szCs w:val="21"/>
+          <w:lang w:val="en-GB"/>
+        </w:rPr>
+        <w:t>短</w:t>
+      </w:r>
+      <w:r>
+        <w:rPr>
+          <w:rFonts w:ascii="Microsoft GothicNeo" w:eastAsia="Microsoft GothicNeo" w:hAnsi="Microsoft GothicNeo" w:cs="Microsoft GothicNeo" w:hint="eastAsia"/>
+          <w:sz w:val="20"/>
+          <w:szCs w:val="21"/>
+          <w:lang w:val="en-GB"/>
+        </w:rPr>
+        <w:t xml:space="preserve"> </w:t>
       </w:r>
     </w:p>
     <w:p>
       <w:pPr>
-        <w:rPr>
-          <w:rFonts w:hint="eastAsia"/>
+        <w:pStyle w:val="Prrafodelista"/>
+        <w:ind w:left="360"/>
+        <w:rPr>
+          <w:rFonts w:ascii="Microsoft GothicNeo" w:eastAsia="Microsoft GothicNeo" w:hAnsi="Microsoft GothicNeo" w:cs="Microsoft GothicNeo"/>
+          <w:sz w:val="20"/>
+          <w:szCs w:val="21"/>
           <w:lang w:val="en-GB"/>
         </w:rPr>
       </w:pPr>
       <w:r>
         <w:rPr>
-          <w:rFonts w:hint="eastAsia"/>
-          <w:lang w:val="en-GB"/>
-        </w:rPr>
-        <w:t>|------------|----------------------------------------------------------------------|----------------------------------------------------------------------|</w:t>
+          <w:rFonts w:ascii="宋体" w:eastAsia="宋体" w:hAnsi="宋体" w:cs="宋体" w:hint="eastAsia"/>
+          <w:sz w:val="20"/>
+          <w:szCs w:val="21"/>
+          <w:lang w:val="en-GB"/>
+        </w:rPr>
+        <w:t>语</w:t>
+      </w:r>
+      <w:r>
+        <w:rPr>
+          <w:rFonts w:ascii="Microsoft GothicNeo" w:eastAsia="Microsoft GothicNeo" w:hAnsi="Microsoft GothicNeo" w:cs="Microsoft GothicNeo" w:hint="eastAsia"/>
+          <w:sz w:val="20"/>
+          <w:szCs w:val="21"/>
+          <w:lang w:val="en-GB"/>
+        </w:rPr>
+        <w:t>法：省略冠</w:t>
+      </w:r>
+      <w:r>
+        <w:rPr>
+          <w:rFonts w:ascii="宋体" w:eastAsia="宋体" w:hAnsi="宋体" w:cs="宋体" w:hint="eastAsia"/>
+          <w:sz w:val="20"/>
+          <w:szCs w:val="21"/>
+          <w:lang w:val="en-GB"/>
+        </w:rPr>
+        <w:t>词</w:t>
       </w:r>
     </w:p>
     <w:p>
       <w:pPr>
-        <w:rPr>
-          <w:rFonts w:hint="eastAsia"/>
+        <w:pStyle w:val="Prrafodelista"/>
+        <w:ind w:left="360"/>
+        <w:rPr>
+          <w:rFonts w:ascii="Microsoft GothicNeo" w:eastAsia="Microsoft GothicNeo" w:hAnsi="Microsoft GothicNeo" w:cs="Microsoft GothicNeo" w:hint="eastAsia"/>
+          <w:sz w:val="20"/>
+          <w:szCs w:val="21"/>
           <w:lang w:val="en-GB"/>
         </w:rPr>
       </w:pPr>
       <w:r>
         <w:rPr>
-          <w:rFonts w:hint="eastAsia"/>
-          <w:lang w:val="en-GB"/>
-        </w:rPr>
-        <w:t xml:space="preserve">| **语音**   | 保留长元音和鼻化音                                                   | </w:t>
-      </w:r>
-      <w:proofErr w:type="spellStart"/>
-      <w:r>
-        <w:rPr>
-          <w:rFonts w:hint="eastAsia"/>
-          <w:lang w:val="en-GB"/>
-        </w:rPr>
-        <w:t>Honor</w:t>
-      </w:r>
-      <w:proofErr w:type="spellEnd"/>
-      <w:r>
-        <w:rPr>
-          <w:rFonts w:hint="eastAsia"/>
-          <w:lang w:val="en-GB"/>
-        </w:rPr>
-        <w:t xml:space="preserve"> → **</w:t>
-      </w:r>
-      <w:proofErr w:type="spellStart"/>
-      <w:r>
-        <w:rPr>
-          <w:rFonts w:hint="eastAsia"/>
-          <w:lang w:val="en-GB"/>
-        </w:rPr>
-        <w:t>Honõr</w:t>
-      </w:r>
-      <w:proofErr w:type="spellEnd"/>
-      <w:r>
-        <w:rPr>
-          <w:rFonts w:hint="eastAsia"/>
-          <w:lang w:val="en-GB"/>
-        </w:rPr>
-        <w:t>**（荣誉，鼻化音表神圣）                             |</w:t>
+          <w:rFonts w:ascii="宋体" w:eastAsia="宋体" w:hAnsi="宋体" w:cs="宋体" w:hint="eastAsia"/>
+          <w:sz w:val="20"/>
+          <w:szCs w:val="21"/>
+          <w:lang w:val="en-GB"/>
+        </w:rPr>
+        <w:t>词汇</w:t>
+      </w:r>
+      <w:r>
+        <w:rPr>
+          <w:rFonts w:ascii="Microsoft GothicNeo" w:eastAsia="Microsoft GothicNeo" w:hAnsi="Microsoft GothicNeo" w:cs="Microsoft GothicNeo" w:hint="eastAsia"/>
+          <w:sz w:val="20"/>
+          <w:szCs w:val="21"/>
+          <w:lang w:val="en-GB"/>
+        </w:rPr>
+        <w:t>：</w:t>
+      </w:r>
+      <w:r>
+        <w:rPr>
+          <w:rFonts w:ascii="Microsoft GothicNeo" w:eastAsia="Microsoft GothicNeo" w:hAnsi="Microsoft GothicNeo" w:cs="Microsoft GothicNeo" w:hint="eastAsia"/>
+          <w:sz w:val="20"/>
+          <w:szCs w:val="21"/>
+          <w:lang w:val="en-GB"/>
+        </w:rPr>
+        <w:t>大量</w:t>
+      </w:r>
+      <w:r>
+        <w:rPr>
+          <w:rFonts w:ascii="宋体" w:eastAsia="宋体" w:hAnsi="宋体" w:cs="宋体" w:hint="eastAsia"/>
+          <w:sz w:val="20"/>
+          <w:szCs w:val="21"/>
+          <w:lang w:val="en-GB"/>
+        </w:rPr>
+        <w:t>军</w:t>
+      </w:r>
+      <w:r>
+        <w:rPr>
+          <w:rFonts w:ascii="Microsoft GothicNeo" w:eastAsia="Microsoft GothicNeo" w:hAnsi="Microsoft GothicNeo" w:cs="Microsoft GothicNeo" w:hint="eastAsia"/>
+          <w:sz w:val="20"/>
+          <w:szCs w:val="21"/>
+          <w:lang w:val="en-GB"/>
+        </w:rPr>
+        <w:t>事</w:t>
+      </w:r>
+      <w:r>
+        <w:rPr>
+          <w:rFonts w:ascii="宋体" w:eastAsia="宋体" w:hAnsi="宋体" w:cs="宋体" w:hint="eastAsia"/>
+          <w:sz w:val="20"/>
+          <w:szCs w:val="21"/>
+          <w:lang w:val="en-GB"/>
+        </w:rPr>
+        <w:t>复</w:t>
+      </w:r>
+      <w:r>
+        <w:rPr>
+          <w:rFonts w:ascii="Microsoft GothicNeo" w:eastAsia="Microsoft GothicNeo" w:hAnsi="Microsoft GothicNeo" w:cs="Microsoft GothicNeo" w:hint="eastAsia"/>
+          <w:sz w:val="20"/>
+          <w:szCs w:val="21"/>
+          <w:lang w:val="en-GB"/>
+        </w:rPr>
+        <w:t>合</w:t>
+      </w:r>
+      <w:r>
+        <w:rPr>
+          <w:rFonts w:ascii="宋体" w:eastAsia="宋体" w:hAnsi="宋体" w:cs="宋体" w:hint="eastAsia"/>
+          <w:sz w:val="20"/>
+          <w:szCs w:val="21"/>
+          <w:lang w:val="en-GB"/>
+        </w:rPr>
+        <w:t>词</w:t>
       </w:r>
     </w:p>
     <w:p>
       <w:pPr>
-        <w:rPr>
-          <w:rFonts w:hint="eastAsia"/>
+        <w:pStyle w:val="Prrafodelista"/>
+        <w:numPr>
+          <w:ilvl w:val="0"/>
+          <w:numId w:val="1"/>
+        </w:numPr>
+        <w:rPr>
+          <w:rFonts w:ascii="Microsoft GothicNeo" w:eastAsia="Microsoft GothicNeo" w:hAnsi="Microsoft GothicNeo" w:cs="Microsoft GothicNeo"/>
+          <w:sz w:val="20"/>
+          <w:szCs w:val="21"/>
           <w:lang w:val="en-GB"/>
         </w:rPr>
       </w:pPr>
       <w:r>
         <w:rPr>
-          <w:rFonts w:hint="eastAsia"/>
-          <w:lang w:val="en-GB"/>
-        </w:rPr>
-        <w:t>| **语法**   | 复杂敬语系统、保留古语变位（如虚拟式）                               | 敬语：**</w:t>
-      </w:r>
-      <w:proofErr w:type="spellStart"/>
-      <w:r>
-        <w:rPr>
-          <w:rFonts w:hint="eastAsia"/>
-          <w:lang w:val="en-GB"/>
-        </w:rPr>
-        <w:t>Er</w:t>
-      </w:r>
-      <w:proofErr w:type="spellEnd"/>
-      <w:r>
-        <w:rPr>
-          <w:rFonts w:hint="eastAsia"/>
-          <w:lang w:val="en-GB"/>
-        </w:rPr>
-        <w:t xml:space="preserve"> </w:t>
-      </w:r>
-      <w:proofErr w:type="spellStart"/>
-      <w:r>
-        <w:rPr>
-          <w:rFonts w:hint="eastAsia"/>
-          <w:lang w:val="en-GB"/>
-        </w:rPr>
-        <w:t>veo</w:t>
-      </w:r>
-      <w:proofErr w:type="spellEnd"/>
-      <w:r>
-        <w:rPr>
-          <w:rFonts w:hint="eastAsia"/>
-          <w:lang w:val="en-GB"/>
-        </w:rPr>
-        <w:t xml:space="preserve"> </w:t>
-      </w:r>
-      <w:proofErr w:type="spellStart"/>
-      <w:r>
-        <w:rPr>
-          <w:rFonts w:hint="eastAsia"/>
-          <w:lang w:val="en-GB"/>
-        </w:rPr>
-        <w:t>deud</w:t>
-      </w:r>
-      <w:proofErr w:type="spellEnd"/>
-      <w:r>
-        <w:rPr>
-          <w:rFonts w:hint="eastAsia"/>
-          <w:lang w:val="en-GB"/>
-        </w:rPr>
-        <w:t xml:space="preserve"> </w:t>
-      </w:r>
-      <w:proofErr w:type="spellStart"/>
-      <w:r>
-        <w:rPr>
-          <w:rFonts w:hint="eastAsia"/>
-          <w:lang w:val="en-GB"/>
-        </w:rPr>
-        <w:t>Bos</w:t>
-      </w:r>
-      <w:proofErr w:type="spellEnd"/>
-      <w:r>
-        <w:rPr>
-          <w:rFonts w:hint="eastAsia"/>
-          <w:lang w:val="en-GB"/>
-        </w:rPr>
-        <w:t>.** → 古语：**</w:t>
-      </w:r>
-      <w:proofErr w:type="spellStart"/>
-      <w:r>
-        <w:rPr>
-          <w:rFonts w:hint="eastAsia"/>
-          <w:lang w:val="en-GB"/>
-        </w:rPr>
-        <w:t>Er</w:t>
-      </w:r>
-      <w:proofErr w:type="spellEnd"/>
-      <w:r>
-        <w:rPr>
-          <w:rFonts w:hint="eastAsia"/>
-          <w:lang w:val="en-GB"/>
-        </w:rPr>
-        <w:t xml:space="preserve"> </w:t>
-      </w:r>
-      <w:proofErr w:type="spellStart"/>
-      <w:r>
-        <w:rPr>
-          <w:rFonts w:hint="eastAsia"/>
-          <w:lang w:val="en-GB"/>
-        </w:rPr>
-        <w:t>veam</w:t>
-      </w:r>
-      <w:proofErr w:type="spellEnd"/>
-      <w:r>
-        <w:rPr>
-          <w:rFonts w:hint="eastAsia"/>
-          <w:lang w:val="en-GB"/>
-        </w:rPr>
-        <w:t xml:space="preserve"> </w:t>
-      </w:r>
-      <w:proofErr w:type="spellStart"/>
-      <w:r>
-        <w:rPr>
-          <w:rFonts w:hint="eastAsia"/>
-          <w:lang w:val="en-GB"/>
-        </w:rPr>
-        <w:t>deud</w:t>
-      </w:r>
-      <w:proofErr w:type="spellEnd"/>
-      <w:r>
-        <w:rPr>
-          <w:rFonts w:hint="eastAsia"/>
-          <w:lang w:val="en-GB"/>
-        </w:rPr>
-        <w:t xml:space="preserve"> </w:t>
-      </w:r>
-      <w:proofErr w:type="spellStart"/>
-      <w:r>
-        <w:rPr>
-          <w:rFonts w:hint="eastAsia"/>
-          <w:lang w:val="en-GB"/>
-        </w:rPr>
-        <w:t>Bos</w:t>
-      </w:r>
-      <w:proofErr w:type="spellEnd"/>
-      <w:r>
-        <w:rPr>
-          <w:rFonts w:hint="eastAsia"/>
-          <w:lang w:val="en-GB"/>
-        </w:rPr>
-        <w:t>.**            |</w:t>
+          <w:rFonts w:ascii="Microsoft GothicNeo" w:eastAsia="Microsoft GothicNeo" w:hAnsi="Microsoft GothicNeo" w:cs="Microsoft GothicNeo" w:hint="eastAsia"/>
+          <w:sz w:val="20"/>
+          <w:szCs w:val="21"/>
+          <w:lang w:val="en-GB"/>
+        </w:rPr>
+        <w:t>威</w:t>
+      </w:r>
+      <w:r>
+        <w:rPr>
+          <w:rFonts w:ascii="宋体" w:eastAsia="宋体" w:hAnsi="宋体" w:cs="宋体" w:hint="eastAsia"/>
+          <w:sz w:val="20"/>
+          <w:szCs w:val="21"/>
+          <w:lang w:val="en-GB"/>
+        </w:rPr>
+        <w:t>尔</w:t>
+      </w:r>
+      <w:r>
+        <w:rPr>
+          <w:rFonts w:ascii="Microsoft GothicNeo" w:eastAsia="Microsoft GothicNeo" w:hAnsi="Microsoft GothicNeo" w:cs="Microsoft GothicNeo" w:hint="eastAsia"/>
+          <w:sz w:val="20"/>
+          <w:szCs w:val="21"/>
+          <w:lang w:val="en-GB"/>
+        </w:rPr>
+        <w:t>迪</w:t>
+      </w:r>
+      <w:r>
+        <w:rPr>
+          <w:rFonts w:ascii="宋体" w:eastAsia="宋体" w:hAnsi="宋体" w:cs="宋体" w:hint="eastAsia"/>
+          <w:sz w:val="20"/>
+          <w:szCs w:val="21"/>
+          <w:lang w:val="en-GB"/>
+        </w:rPr>
+        <w:t>亚</w:t>
+      </w:r>
+      <w:r>
+        <w:rPr>
+          <w:rFonts w:ascii="Microsoft GothicNeo" w:eastAsia="Microsoft GothicNeo" w:hAnsi="Microsoft GothicNeo" w:cs="Microsoft GothicNeo" w:hint="eastAsia"/>
+          <w:sz w:val="20"/>
+          <w:szCs w:val="21"/>
+          <w:lang w:val="en-GB"/>
+        </w:rPr>
+        <w:t>帝</w:t>
+      </w:r>
+      <w:r>
+        <w:rPr>
+          <w:rFonts w:ascii="宋体" w:eastAsia="宋体" w:hAnsi="宋体" w:cs="宋体" w:hint="eastAsia"/>
+          <w:sz w:val="20"/>
+          <w:szCs w:val="21"/>
+          <w:lang w:val="en-GB"/>
+        </w:rPr>
+        <w:t>国</w:t>
       </w:r>
     </w:p>
     <w:p>
       <w:pPr>
-        <w:rPr>
-          <w:rFonts w:hint="eastAsia"/>
+        <w:pStyle w:val="Prrafodelista"/>
+        <w:ind w:left="360"/>
+        <w:rPr>
+          <w:rFonts w:ascii="Microsoft GothicNeo" w:eastAsia="Microsoft GothicNeo" w:hAnsi="Microsoft GothicNeo" w:cs="Microsoft GothicNeo"/>
+          <w:sz w:val="20"/>
+          <w:szCs w:val="21"/>
           <w:lang w:val="en-GB"/>
         </w:rPr>
       </w:pPr>
       <w:r>
         <w:rPr>
-          <w:rFonts w:hint="eastAsia"/>
-          <w:lang w:val="en-GB"/>
-        </w:rPr>
-        <w:t>| **词汇**   | 宗教仪式词汇、神话隐喻                                               | **</w:t>
-      </w:r>
-      <w:proofErr w:type="spellStart"/>
-      <w:r>
-        <w:rPr>
-          <w:rFonts w:hint="eastAsia"/>
-          <w:lang w:val="en-GB"/>
-        </w:rPr>
-        <w:t>Luxdivina</w:t>
-      </w:r>
-      <w:proofErr w:type="spellEnd"/>
-      <w:r>
-        <w:rPr>
-          <w:rFonts w:hint="eastAsia"/>
-          <w:lang w:val="en-GB"/>
-        </w:rPr>
-        <w:t xml:space="preserve">**（圣光，源自拉丁语lux“光”+ </w:t>
-      </w:r>
-      <w:proofErr w:type="spellStart"/>
-      <w:r>
-        <w:rPr>
-          <w:rFonts w:hint="eastAsia"/>
-          <w:lang w:val="en-GB"/>
-        </w:rPr>
-        <w:t>divina</w:t>
-      </w:r>
-      <w:proofErr w:type="spellEnd"/>
-      <w:r>
-        <w:rPr>
-          <w:rFonts w:hint="eastAsia"/>
-          <w:lang w:val="en-GB"/>
-        </w:rPr>
-        <w:t>“神圣”）              |</w:t>
+          <w:rFonts w:ascii="宋体" w:eastAsia="宋体" w:hAnsi="宋体" w:cs="宋体" w:hint="eastAsia"/>
+          <w:sz w:val="20"/>
+          <w:szCs w:val="21"/>
+          <w:lang w:val="en-GB"/>
+        </w:rPr>
+        <w:t>发</w:t>
+      </w:r>
+      <w:r>
+        <w:rPr>
+          <w:rFonts w:ascii="Microsoft GothicNeo" w:eastAsia="Microsoft GothicNeo" w:hAnsi="Microsoft GothicNeo" w:cs="Microsoft GothicNeo" w:hint="eastAsia"/>
+          <w:sz w:val="20"/>
+          <w:szCs w:val="21"/>
+          <w:lang w:val="en-GB"/>
+        </w:rPr>
+        <w:t>音：保留</w:t>
+      </w:r>
+      <w:r>
+        <w:rPr>
+          <w:rFonts w:ascii="宋体" w:eastAsia="宋体" w:hAnsi="宋体" w:cs="宋体" w:hint="eastAsia"/>
+          <w:sz w:val="20"/>
+          <w:szCs w:val="21"/>
+          <w:lang w:val="en-GB"/>
+        </w:rPr>
+        <w:t>长</w:t>
+      </w:r>
+      <w:r>
+        <w:rPr>
+          <w:rFonts w:ascii="Microsoft GothicNeo" w:eastAsia="Microsoft GothicNeo" w:hAnsi="Microsoft GothicNeo" w:cs="Microsoft GothicNeo" w:hint="eastAsia"/>
+          <w:sz w:val="20"/>
+          <w:szCs w:val="21"/>
+          <w:lang w:val="en-GB"/>
+        </w:rPr>
+        <w:t>元音</w:t>
       </w:r>
     </w:p>
     <w:p>
       <w:pPr>
-        <w:rPr>
-          <w:rFonts w:hint="eastAsia"/>
+        <w:pStyle w:val="Prrafodelista"/>
+        <w:ind w:left="360"/>
+        <w:rPr>
+          <w:rFonts w:ascii="Microsoft GothicNeo" w:eastAsia="Microsoft GothicNeo" w:hAnsi="Microsoft GothicNeo" w:cs="Microsoft GothicNeo"/>
+          <w:sz w:val="20"/>
+          <w:szCs w:val="21"/>
           <w:lang w:val="en-GB"/>
         </w:rPr>
       </w:pPr>
+      <w:r>
+        <w:rPr>
+          <w:rFonts w:ascii="宋体" w:eastAsia="宋体" w:hAnsi="宋体" w:cs="宋体" w:hint="eastAsia"/>
+          <w:sz w:val="20"/>
+          <w:szCs w:val="21"/>
+          <w:lang w:val="en-GB"/>
+        </w:rPr>
+        <w:t>语</w:t>
+      </w:r>
+      <w:r>
+        <w:rPr>
+          <w:rFonts w:ascii="Microsoft GothicNeo" w:eastAsia="Microsoft GothicNeo" w:hAnsi="Microsoft GothicNeo" w:cs="Microsoft GothicNeo" w:hint="eastAsia"/>
+          <w:sz w:val="20"/>
+          <w:szCs w:val="21"/>
+          <w:lang w:val="en-GB"/>
+        </w:rPr>
+        <w:t>法：保留大部分</w:t>
+      </w:r>
+      <w:r>
+        <w:rPr>
+          <w:rFonts w:asciiTheme="minorEastAsia" w:hAnsiTheme="minorEastAsia" w:cs="Microsoft GothicNeo" w:hint="eastAsia"/>
+          <w:sz w:val="20"/>
+          <w:szCs w:val="21"/>
+          <w:lang w:val="en-GB"/>
+        </w:rPr>
+        <w:t>冠词，去除部分格</w:t>
+      </w:r>
     </w:p>
     <w:p>
       <w:pPr>
-        <w:rPr>
-          <w:rFonts w:hint="eastAsia"/>
+        <w:pStyle w:val="Prrafodelista"/>
+        <w:ind w:left="360"/>
+        <w:rPr>
+          <w:rFonts w:ascii="Microsoft GothicNeo" w:eastAsia="Microsoft GothicNeo" w:hAnsi="Microsoft GothicNeo" w:cs="Microsoft GothicNeo" w:hint="eastAsia"/>
+          <w:sz w:val="20"/>
+          <w:szCs w:val="21"/>
           <w:lang w:val="en-GB"/>
         </w:rPr>
       </w:pPr>
       <w:r>
         <w:rPr>
-          <w:rFonts w:hint="eastAsia"/>
-          <w:lang w:val="en-GB"/>
-        </w:rPr>
-        <w:t>#### **3. 卡特斯从国（寡头贸易）**</w:t>
+          <w:rFonts w:ascii="宋体" w:eastAsia="宋体" w:hAnsi="宋体" w:cs="宋体" w:hint="eastAsia"/>
+          <w:sz w:val="20"/>
+          <w:szCs w:val="21"/>
+          <w:lang w:val="en-GB"/>
+        </w:rPr>
+        <w:t>词汇</w:t>
+      </w:r>
+      <w:r>
+        <w:rPr>
+          <w:rFonts w:ascii="Microsoft GothicNeo" w:eastAsia="Microsoft GothicNeo" w:hAnsi="Microsoft GothicNeo" w:cs="Microsoft GothicNeo" w:hint="eastAsia"/>
+          <w:sz w:val="20"/>
+          <w:szCs w:val="21"/>
+          <w:lang w:val="en-GB"/>
+        </w:rPr>
+        <w:t>：宗</w:t>
+      </w:r>
+      <w:r>
+        <w:rPr>
+          <w:rFonts w:ascii="宋体" w:eastAsia="宋体" w:hAnsi="宋体" w:cs="宋体" w:hint="eastAsia"/>
+          <w:sz w:val="20"/>
+          <w:szCs w:val="21"/>
+          <w:lang w:val="en-GB"/>
+        </w:rPr>
+        <w:t>教</w:t>
+      </w:r>
+      <w:r>
+        <w:rPr>
+          <w:rFonts w:ascii="Microsoft GothicNeo" w:eastAsia="Microsoft GothicNeo" w:hAnsi="Microsoft GothicNeo" w:cs="Microsoft GothicNeo" w:hint="eastAsia"/>
+          <w:sz w:val="20"/>
+          <w:szCs w:val="21"/>
+          <w:lang w:val="en-GB"/>
+        </w:rPr>
+        <w:t>用</w:t>
+      </w:r>
+      <w:r>
+        <w:rPr>
+          <w:rFonts w:ascii="宋体" w:eastAsia="宋体" w:hAnsi="宋体" w:cs="宋体" w:hint="eastAsia"/>
+          <w:sz w:val="20"/>
+          <w:szCs w:val="21"/>
+          <w:lang w:val="en-GB"/>
+        </w:rPr>
+        <w:t>词</w:t>
       </w:r>
     </w:p>
     <w:p>
       <w:pPr>
-        <w:rPr>
-          <w:rFonts w:hint="eastAsia"/>
+        <w:pStyle w:val="Prrafodelista"/>
+        <w:numPr>
+          <w:ilvl w:val="0"/>
+          <w:numId w:val="1"/>
+        </w:numPr>
+        <w:rPr>
+          <w:rFonts w:ascii="Microsoft GothicNeo" w:eastAsia="Microsoft GothicNeo" w:hAnsi="Microsoft GothicNeo" w:cs="Microsoft GothicNeo"/>
+          <w:sz w:val="20"/>
+          <w:szCs w:val="21"/>
           <w:lang w:val="en-GB"/>
         </w:rPr>
       </w:pPr>
       <w:r>
         <w:rPr>
-          <w:rFonts w:hint="eastAsia"/>
-          <w:lang w:val="en-GB"/>
-        </w:rPr>
-        <w:t>| 层面       | 特征                                                                 | 示例                                                                 |</w:t>
+          <w:rFonts w:ascii="宋体" w:eastAsia="宋体" w:hAnsi="宋体" w:cs="宋体" w:hint="eastAsia"/>
+          <w:sz w:val="20"/>
+          <w:szCs w:val="21"/>
+          <w:lang w:val="en-GB"/>
+        </w:rPr>
+        <w:t>卡</w:t>
+      </w:r>
+      <w:r>
+        <w:rPr>
+          <w:rFonts w:ascii="Microsoft GothicNeo" w:eastAsia="Microsoft GothicNeo" w:hAnsi="Microsoft GothicNeo" w:cs="Microsoft GothicNeo" w:hint="eastAsia"/>
+          <w:sz w:val="20"/>
+          <w:szCs w:val="21"/>
+          <w:lang w:val="en-GB"/>
+        </w:rPr>
+        <w:t>特斯</w:t>
       </w:r>
     </w:p>
     <w:p>
       <w:pPr>
-        <w:rPr>
-          <w:rFonts w:hint="eastAsia"/>
+        <w:pStyle w:val="Prrafodelista"/>
+        <w:ind w:left="360"/>
+        <w:rPr>
+          <w:rFonts w:ascii="Microsoft GothicNeo" w:eastAsia="Microsoft GothicNeo" w:hAnsi="Microsoft GothicNeo" w:cs="Microsoft GothicNeo"/>
+          <w:sz w:val="20"/>
+          <w:szCs w:val="21"/>
           <w:lang w:val="en-GB"/>
         </w:rPr>
       </w:pPr>
       <w:r>
         <w:rPr>
-          <w:rFonts w:hint="eastAsia"/>
-          <w:lang w:val="en-GB"/>
-        </w:rPr>
-        <w:t>|------------|----------------------------------------------------------------------|----------------------------------------------------------------------|</w:t>
+          <w:rFonts w:ascii="宋体" w:eastAsia="宋体" w:hAnsi="宋体" w:cs="宋体" w:hint="eastAsia"/>
+          <w:sz w:val="20"/>
+          <w:szCs w:val="21"/>
+          <w:lang w:val="en-GB"/>
+        </w:rPr>
+        <w:t>发</w:t>
+      </w:r>
+      <w:r>
+        <w:rPr>
+          <w:rFonts w:ascii="Microsoft GothicNeo" w:eastAsia="Microsoft GothicNeo" w:hAnsi="Microsoft GothicNeo" w:cs="Microsoft GothicNeo" w:hint="eastAsia"/>
+          <w:sz w:val="20"/>
+          <w:szCs w:val="21"/>
+          <w:lang w:val="en-GB"/>
+        </w:rPr>
+        <w:t>音：</w:t>
+      </w:r>
+      <w:r>
+        <w:rPr>
+          <w:rFonts w:ascii="宋体" w:eastAsia="宋体" w:hAnsi="宋体" w:cs="宋体" w:hint="eastAsia"/>
+          <w:sz w:val="20"/>
+          <w:szCs w:val="21"/>
+          <w:lang w:val="en-GB"/>
+        </w:rPr>
+        <w:t>辅</w:t>
+      </w:r>
+      <w:r>
+        <w:rPr>
+          <w:rFonts w:ascii="Microsoft GothicNeo" w:eastAsia="Microsoft GothicNeo" w:hAnsi="Microsoft GothicNeo" w:cs="Microsoft GothicNeo" w:hint="eastAsia"/>
+          <w:sz w:val="20"/>
+          <w:szCs w:val="21"/>
+          <w:lang w:val="en-GB"/>
+        </w:rPr>
+        <w:t>音</w:t>
+      </w:r>
+      <w:r>
+        <w:rPr>
+          <w:rFonts w:ascii="宋体" w:eastAsia="宋体" w:hAnsi="宋体" w:cs="宋体" w:hint="eastAsia"/>
+          <w:sz w:val="20"/>
+          <w:szCs w:val="21"/>
+          <w:lang w:val="en-GB"/>
+        </w:rPr>
+        <w:t>软</w:t>
+      </w:r>
+      <w:r>
+        <w:rPr>
+          <w:rFonts w:ascii="Microsoft GothicNeo" w:eastAsia="Microsoft GothicNeo" w:hAnsi="Microsoft GothicNeo" w:cs="Microsoft GothicNeo" w:hint="eastAsia"/>
+          <w:sz w:val="20"/>
+          <w:szCs w:val="21"/>
+          <w:lang w:val="en-GB"/>
+        </w:rPr>
+        <w:t>化 K</w:t>
+      </w:r>
+      <w:r>
+        <w:rPr>
+          <w:rFonts w:ascii="Microsoft GothicNeo" w:eastAsia="Microsoft GothicNeo" w:hAnsi="Microsoft GothicNeo" w:cs="Microsoft GothicNeo" w:hint="eastAsia"/>
+          <w:sz w:val="20"/>
+          <w:szCs w:val="21"/>
+          <w:lang w:val="en-GB"/>
+        </w:rPr>
+        <w:t>→</w:t>
+      </w:r>
+      <w:r>
+        <w:rPr>
+          <w:rFonts w:ascii="Microsoft GothicNeo" w:eastAsia="Microsoft GothicNeo" w:hAnsi="Microsoft GothicNeo" w:cs="Microsoft GothicNeo" w:hint="eastAsia"/>
+          <w:sz w:val="20"/>
+          <w:szCs w:val="21"/>
+          <w:lang w:val="en-GB"/>
+        </w:rPr>
+        <w:t>Ch 重音只在</w:t>
+      </w:r>
+      <w:r>
+        <w:rPr>
+          <w:rFonts w:ascii="宋体" w:eastAsia="宋体" w:hAnsi="宋体" w:cs="宋体" w:hint="eastAsia"/>
+          <w:sz w:val="20"/>
+          <w:szCs w:val="21"/>
+          <w:lang w:val="en-GB"/>
+        </w:rPr>
+        <w:t>词</w:t>
+      </w:r>
+      <w:r>
+        <w:rPr>
+          <w:rFonts w:ascii="Microsoft GothicNeo" w:eastAsia="Microsoft GothicNeo" w:hAnsi="Microsoft GothicNeo" w:cs="Microsoft GothicNeo" w:hint="eastAsia"/>
+          <w:sz w:val="20"/>
+          <w:szCs w:val="21"/>
+          <w:lang w:val="en-GB"/>
+        </w:rPr>
+        <w:t>尾</w:t>
       </w:r>
     </w:p>
     <w:p>
       <w:pPr>
-        <w:rPr>
-          <w:rFonts w:hint="eastAsia"/>
+        <w:pStyle w:val="Prrafodelista"/>
+        <w:ind w:left="360"/>
+        <w:rPr>
+          <w:rFonts w:ascii="Microsoft GothicNeo" w:eastAsia="Microsoft GothicNeo" w:hAnsi="Microsoft GothicNeo" w:cs="Microsoft GothicNeo"/>
+          <w:sz w:val="20"/>
+          <w:szCs w:val="21"/>
           <w:lang w:val="en-GB"/>
         </w:rPr>
       </w:pPr>
       <w:r>
         <w:rPr>
-          <w:rFonts w:hint="eastAsia"/>
-          <w:lang w:val="en-GB"/>
-        </w:rPr>
-        <w:t>| **语音**   | 辅音软化（K→</w:t>
-      </w:r>
-      <w:proofErr w:type="spellStart"/>
-      <w:r>
-        <w:rPr>
-          <w:rFonts w:hint="eastAsia"/>
-          <w:lang w:val="en-GB"/>
-        </w:rPr>
-        <w:t>Ch</w:t>
-      </w:r>
-      <w:proofErr w:type="spellEnd"/>
-      <w:r>
-        <w:rPr>
-          <w:rFonts w:hint="eastAsia"/>
-          <w:lang w:val="en-GB"/>
-        </w:rPr>
-        <w:t>）、语调起伏（疑问句升调）                             | Kates → **</w:t>
-      </w:r>
-      <w:proofErr w:type="spellStart"/>
-      <w:r>
-        <w:rPr>
-          <w:rFonts w:hint="eastAsia"/>
-          <w:lang w:val="en-GB"/>
-        </w:rPr>
-        <w:t>Chates</w:t>
-      </w:r>
-      <w:proofErr w:type="spellEnd"/>
-      <w:r>
-        <w:rPr>
-          <w:rFonts w:hint="eastAsia"/>
-          <w:lang w:val="en-GB"/>
-        </w:rPr>
-        <w:t>**（卡特斯）                                         |</w:t>
+          <w:rFonts w:ascii="宋体" w:eastAsia="宋体" w:hAnsi="宋体" w:cs="宋体" w:hint="eastAsia"/>
+          <w:sz w:val="20"/>
+          <w:szCs w:val="21"/>
+          <w:lang w:val="en-GB"/>
+        </w:rPr>
+        <w:t>语</w:t>
+      </w:r>
+      <w:r>
+        <w:rPr>
+          <w:rFonts w:ascii="Microsoft GothicNeo" w:eastAsia="Microsoft GothicNeo" w:hAnsi="Microsoft GothicNeo" w:cs="Microsoft GothicNeo" w:hint="eastAsia"/>
+          <w:sz w:val="20"/>
+          <w:szCs w:val="21"/>
+          <w:lang w:val="en-GB"/>
+        </w:rPr>
+        <w:t>法：</w:t>
       </w:r>
     </w:p>
     <w:p>
       <w:pPr>
-        <w:rPr>
-          <w:rFonts w:hint="eastAsia"/>
+        <w:pStyle w:val="Prrafodelista"/>
+        <w:ind w:left="360"/>
+        <w:rPr>
+          <w:rFonts w:ascii="Microsoft GothicNeo" w:eastAsia="Microsoft GothicNeo" w:hAnsi="Microsoft GothicNeo" w:cs="Microsoft GothicNeo" w:hint="eastAsia"/>
+          <w:sz w:val="20"/>
+          <w:szCs w:val="21"/>
           <w:lang w:val="en-GB"/>
         </w:rPr>
       </w:pPr>
       <w:r>
         <w:rPr>
-          <w:rFonts w:hint="eastAsia"/>
-          <w:lang w:val="en-GB"/>
-        </w:rPr>
-        <w:t>| **语法**   | 词汇分层（贵族用拉丁词根，平民用简化词）                             | 贵族：**</w:t>
-      </w:r>
-      <w:proofErr w:type="spellStart"/>
-      <w:r>
-        <w:rPr>
-          <w:rFonts w:hint="eastAsia"/>
-          <w:lang w:val="en-GB"/>
-        </w:rPr>
-        <w:t>Argentium</w:t>
-      </w:r>
-      <w:proofErr w:type="spellEnd"/>
-      <w:r>
-        <w:rPr>
-          <w:rFonts w:hint="eastAsia"/>
-          <w:lang w:val="en-GB"/>
-        </w:rPr>
-        <w:t>**（银）→ 平民：**Plata**                           |</w:t>
+          <w:rFonts w:ascii="宋体" w:eastAsia="宋体" w:hAnsi="宋体" w:cs="宋体" w:hint="eastAsia"/>
+          <w:sz w:val="20"/>
+          <w:szCs w:val="21"/>
+          <w:lang w:val="en-GB"/>
+        </w:rPr>
+        <w:t>词汇</w:t>
+      </w:r>
+      <w:r>
+        <w:rPr>
+          <w:rFonts w:ascii="Microsoft GothicNeo" w:eastAsia="Microsoft GothicNeo" w:hAnsi="Microsoft GothicNeo" w:cs="Microsoft GothicNeo" w:hint="eastAsia"/>
+          <w:sz w:val="20"/>
+          <w:szCs w:val="21"/>
+          <w:lang w:val="en-GB"/>
+        </w:rPr>
+        <w:t>：商</w:t>
+      </w:r>
+      <w:r>
+        <w:rPr>
+          <w:rFonts w:ascii="宋体" w:eastAsia="宋体" w:hAnsi="宋体" w:cs="宋体" w:hint="eastAsia"/>
+          <w:sz w:val="20"/>
+          <w:szCs w:val="21"/>
+          <w:lang w:val="en-GB"/>
+        </w:rPr>
+        <w:t>业</w:t>
+      </w:r>
+      <w:r>
+        <w:rPr>
+          <w:rFonts w:ascii="Microsoft GothicNeo" w:eastAsia="Microsoft GothicNeo" w:hAnsi="Microsoft GothicNeo" w:cs="Microsoft GothicNeo" w:hint="eastAsia"/>
+          <w:sz w:val="20"/>
+          <w:szCs w:val="21"/>
+          <w:lang w:val="en-GB"/>
+        </w:rPr>
+        <w:t>化</w:t>
       </w:r>
     </w:p>
     <w:p>
       <w:pPr>
-        <w:rPr>
-          <w:rFonts w:hint="eastAsia"/>
-          <w:lang w:val="en-GB"/>
-        </w:rPr>
-      </w:pPr>
-      <w:r>
-        <w:rPr>
-          <w:rFonts w:hint="eastAsia"/>
-          <w:lang w:val="en-GB"/>
-        </w:rPr>
-        <w:t>| **词汇**   | 商业术语、外来借词（如阿拉伯语数字）                                 | **Bazar**（市场，借自波斯语）、**Dinar**（货币）                     |</w:t>
-      </w:r>
-    </w:p>
-    <w:p>
-      <w:pPr>
-        <w:pBdr>
-          <w:bottom w:val="single" w:sz="6" w:space="1" w:color="auto"/>
-        </w:pBdr>
-        <w:rPr>
-          <w:rFonts w:hint="eastAsia"/>
-          <w:lang w:val="en-GB"/>
-        </w:rPr>
-      </w:pPr>
-    </w:p>
-    <w:p>
-      <w:pPr>
-        <w:rPr>
+        <w:pStyle w:val="Prrafodelista"/>
+        <w:ind w:left="360"/>
+        <w:rPr>
+          <w:rFonts w:ascii="Microsoft GothicNeo" w:eastAsia="Microsoft GothicNeo" w:hAnsi="Microsoft GothicNeo" w:cs="Microsoft GothicNeo" w:hint="eastAsia"/>
+          <w:sz w:val="20"/>
+          <w:szCs w:val="21"/>
           <w:lang w:val="en-GB"/>
         </w:rPr>
       </w:pPr>
@@ -1080,7 +2671,7 @@
 </file>
 
 <file path=word/endnotes.xml><?xml version="1.0" encoding="utf-8"?>
-<w:endnotes xmlns:wpc="http://schemas.microsoft.com/office/word/2010/wordprocessingCanvas" xmlns:cx="http://schemas.microsoft.com/office/drawing/2014/chartex" xmlns:cx1="http://schemas.microsoft.com/office/drawing/2015/9/8/chartex" xmlns:cx2="http://schemas.microsoft.com/office/drawing/2015/10/21/chartex" xmlns:cx3="http://schemas.microsoft.com/office/drawing/2016/5/9/chartex" xmlns:cx4="http://schemas.microsoft.com/office/drawing/2016/5/10/chartex" xmlns:cx5="http://schemas.microsoft.com/office/drawing/2016/5/11/chartex" xmlns:cx6="http://schemas.microsoft.com/office/drawing/2016/5/12/chartex" xmlns:cx7="http://schemas.microsoft.com/office/drawing/2016/5/13/chartex" xmlns:cx8="http://schemas.microsoft.com/office/drawing/2016/5/14/chartex" xmlns:mc="http://schemas.openxmlformats.org/markup-compatibility/2006" xmlns:aink="http://schemas.microsoft.com/office/drawing/2016/ink" xmlns:am3d="http://schemas.microsoft.com/office/drawing/2017/model3d" xmlns:o="urn:schemas-microsoft-com:office:office" xmlns:r="http://schemas.openxmlformats.org/officeDocument/2006/relationships" xmlns:m="http://schemas.openxmlformats.org/officeDocument/2006/math" xmlns:v="urn:schemas-microsoft-com:vml" xmlns:wp14="http://schemas.microsoft.com/office/word/2010/wordprocessingDrawing" xmlns:wp="http://schemas.openxmlformats.org/drawingml/2006/wordprocessingDrawing" xmlns:w10="urn:schemas-microsoft-com:office:word" xmlns:w="http://schemas.openxmlformats.org/wordprocessingml/2006/main" xmlns:w14="http://schemas.microsoft.com/office/word/2010/wordml" xmlns:w15="http://schemas.microsoft.com/office/word/2012/wordml" xmlns:w16cex="http://schemas.microsoft.com/office/word/2018/wordml/cex" xmlns:w16cid="http://schemas.microsoft.com/office/word/2016/wordml/cid" xmlns:w16="http://schemas.microsoft.com/office/word/2018/wordml" xmlns:w16sdtdh="http://schemas.microsoft.com/office/word/2020/wordml/sdtdatahash" xmlns:w16se="http://schemas.microsoft.com/office/word/2015/wordml/symex" xmlns:wpg="http://schemas.microsoft.com/office/word/2010/wordprocessingGroup" xmlns:wpi="http://schemas.microsoft.com/office/word/2010/wordprocessingInk" xmlns:wne="http://schemas.microsoft.com/office/word/2006/wordml" xmlns:wps="http://schemas.microsoft.com/office/word/2010/wordprocessingShape" mc:Ignorable="w14 w15 w16se w16cid w16 w16cex w16sdtdh wp14">
+<w:endnotes xmlns:wpc="http://schemas.microsoft.com/office/word/2010/wordprocessingCanvas" xmlns:cx="http://schemas.microsoft.com/office/drawing/2014/chartex" xmlns:cx1="http://schemas.microsoft.com/office/drawing/2015/9/8/chartex" xmlns:cx2="http://schemas.microsoft.com/office/drawing/2015/10/21/chartex" xmlns:cx3="http://schemas.microsoft.com/office/drawing/2016/5/9/chartex" xmlns:cx4="http://schemas.microsoft.com/office/drawing/2016/5/10/chartex" xmlns:cx5="http://schemas.microsoft.com/office/drawing/2016/5/11/chartex" xmlns:cx6="http://schemas.microsoft.com/office/drawing/2016/5/12/chartex" xmlns:cx7="http://schemas.microsoft.com/office/drawing/2016/5/13/chartex" xmlns:cx8="http://schemas.microsoft.com/office/drawing/2016/5/14/chartex" xmlns:mc="http://schemas.openxmlformats.org/markup-compatibility/2006" xmlns:aink="http://schemas.microsoft.com/office/drawing/2016/ink" xmlns:am3d="http://schemas.microsoft.com/office/drawing/2017/model3d" xmlns:o="urn:schemas-microsoft-com:office:office" xmlns:oel="http://schemas.microsoft.com/office/2019/extlst" xmlns:r="http://schemas.openxmlformats.org/officeDocument/2006/relationships" xmlns:m="http://schemas.openxmlformats.org/officeDocument/2006/math" xmlns:v="urn:schemas-microsoft-com:vml" xmlns:wp14="http://schemas.microsoft.com/office/word/2010/wordprocessingDrawing" xmlns:wp="http://schemas.openxmlformats.org/drawingml/2006/wordprocessingDrawing" xmlns:w10="urn:schemas-microsoft-com:office:word" xmlns:w="http://schemas.openxmlformats.org/wordprocessingml/2006/main" xmlns:w14="http://schemas.microsoft.com/office/word/2010/wordml" xmlns:w15="http://schemas.microsoft.com/office/word/2012/wordml" xmlns:w16cex="http://schemas.microsoft.com/office/word/2018/wordml/cex" xmlns:w16cid="http://schemas.microsoft.com/office/word/2016/wordml/cid" xmlns:w16="http://schemas.microsoft.com/office/word/2018/wordml" xmlns:w16du="http://schemas.microsoft.com/office/word/2023/wordml/word16du" xmlns:w16sdtdh="http://schemas.microsoft.com/office/word/2020/wordml/sdtdatahash" xmlns:w16sdtfl="http://schemas.microsoft.com/office/word/2024/wordml/sdtformatlock" xmlns:w16se="http://schemas.microsoft.com/office/word/2015/wordml/symex" xmlns:wpg="http://schemas.microsoft.com/office/word/2010/wordprocessingGroup" xmlns:wpi="http://schemas.microsoft.com/office/word/2010/wordprocessingInk" xmlns:wne="http://schemas.microsoft.com/office/word/2006/wordml" xmlns:wps="http://schemas.microsoft.com/office/word/2010/wordprocessingShape" mc:Ignorable="w14 w15 w16se w16cid w16 w16cex w16sdtdh w16sdtfl w16du wp14">
   <w:endnote w:type="separator" w:id="-1">
     <w:p>
       <w:r>
@@ -1102,7 +2693,7 @@
 </file>
 
 <file path=word/footnotes.xml><?xml version="1.0" encoding="utf-8"?>
-<w:footnotes xmlns:wpc="http://schemas.microsoft.com/office/word/2010/wordprocessingCanvas" xmlns:cx="http://schemas.microsoft.com/office/drawing/2014/chartex" xmlns:cx1="http://schemas.microsoft.com/office/drawing/2015/9/8/chartex" xmlns:cx2="http://schemas.microsoft.com/office/drawing/2015/10/21/chartex" xmlns:cx3="http://schemas.microsoft.com/office/drawing/2016/5/9/chartex" xmlns:cx4="http://schemas.microsoft.com/office/drawing/2016/5/10/chartex" xmlns:cx5="http://schemas.microsoft.com/office/drawing/2016/5/11/chartex" xmlns:cx6="http://schemas.microsoft.com/office/drawing/2016/5/12/chartex" xmlns:cx7="http://schemas.microsoft.com/office/drawing/2016/5/13/chartex" xmlns:cx8="http://schemas.microsoft.com/office/drawing/2016/5/14/chartex" xmlns:mc="http://schemas.openxmlformats.org/markup-compatibility/2006" xmlns:aink="http://schemas.microsoft.com/office/drawing/2016/ink" xmlns:am3d="http://schemas.microsoft.com/office/drawing/2017/model3d" xmlns:o="urn:schemas-microsoft-com:office:office" xmlns:r="http://schemas.openxmlformats.org/officeDocument/2006/relationships" xmlns:m="http://schemas.openxmlformats.org/officeDocument/2006/math" xmlns:v="urn:schemas-microsoft-com:vml" xmlns:wp14="http://schemas.microsoft.com/office/word/2010/wordprocessingDrawing" xmlns:wp="http://schemas.openxmlformats.org/drawingml/2006/wordprocessingDrawing" xmlns:w10="urn:schemas-microsoft-com:office:word" xmlns:w="http://schemas.openxmlformats.org/wordprocessingml/2006/main" xmlns:w14="http://schemas.microsoft.com/office/word/2010/wordml" xmlns:w15="http://schemas.microsoft.com/office/word/2012/wordml" xmlns:w16cex="http://schemas.microsoft.com/office/word/2018/wordml/cex" xmlns:w16cid="http://schemas.microsoft.com/office/word/2016/wordml/cid" xmlns:w16="http://schemas.microsoft.com/office/word/2018/wordml" xmlns:w16sdtdh="http://schemas.microsoft.com/office/word/2020/wordml/sdtdatahash" xmlns:w16se="http://schemas.microsoft.com/office/word/2015/wordml/symex" xmlns:wpg="http://schemas.microsoft.com/office/word/2010/wordprocessingGroup" xmlns:wpi="http://schemas.microsoft.com/office/word/2010/wordprocessingInk" xmlns:wne="http://schemas.microsoft.com/office/word/2006/wordml" xmlns:wps="http://schemas.microsoft.com/office/word/2010/wordprocessingShape" mc:Ignorable="w14 w15 w16se w16cid w16 w16cex w16sdtdh wp14">
+<w:footnotes xmlns:wpc="http://schemas.microsoft.com/office/word/2010/wordprocessingCanvas" xmlns:cx="http://schemas.microsoft.com/office/drawing/2014/chartex" xmlns:cx1="http://schemas.microsoft.com/office/drawing/2015/9/8/chartex" xmlns:cx2="http://schemas.microsoft.com/office/drawing/2015/10/21/chartex" xmlns:cx3="http://schemas.microsoft.com/office/drawing/2016/5/9/chartex" xmlns:cx4="http://schemas.microsoft.com/office/drawing/2016/5/10/chartex" xmlns:cx5="http://schemas.microsoft.com/office/drawing/2016/5/11/chartex" xmlns:cx6="http://schemas.microsoft.com/office/drawing/2016/5/12/chartex" xmlns:cx7="http://schemas.microsoft.com/office/drawing/2016/5/13/chartex" xmlns:cx8="http://schemas.microsoft.com/office/drawing/2016/5/14/chartex" xmlns:mc="http://schemas.openxmlformats.org/markup-compatibility/2006" xmlns:aink="http://schemas.microsoft.com/office/drawing/2016/ink" xmlns:am3d="http://schemas.microsoft.com/office/drawing/2017/model3d" xmlns:o="urn:schemas-microsoft-com:office:office" xmlns:oel="http://schemas.microsoft.com/office/2019/extlst" xmlns:r="http://schemas.openxmlformats.org/officeDocument/2006/relationships" xmlns:m="http://schemas.openxmlformats.org/officeDocument/2006/math" xmlns:v="urn:schemas-microsoft-com:vml" xmlns:wp14="http://schemas.microsoft.com/office/word/2010/wordprocessingDrawing" xmlns:wp="http://schemas.openxmlformats.org/drawingml/2006/wordprocessingDrawing" xmlns:w10="urn:schemas-microsoft-com:office:word" xmlns:w="http://schemas.openxmlformats.org/wordprocessingml/2006/main" xmlns:w14="http://schemas.microsoft.com/office/word/2010/wordml" xmlns:w15="http://schemas.microsoft.com/office/word/2012/wordml" xmlns:w16cex="http://schemas.microsoft.com/office/word/2018/wordml/cex" xmlns:w16cid="http://schemas.microsoft.com/office/word/2016/wordml/cid" xmlns:w16="http://schemas.microsoft.com/office/word/2018/wordml" xmlns:w16du="http://schemas.microsoft.com/office/word/2023/wordml/word16du" xmlns:w16sdtdh="http://schemas.microsoft.com/office/word/2020/wordml/sdtdatahash" xmlns:w16sdtfl="http://schemas.microsoft.com/office/word/2024/wordml/sdtformatlock" xmlns:w16se="http://schemas.microsoft.com/office/word/2015/wordml/symex" xmlns:wpg="http://schemas.microsoft.com/office/word/2010/wordprocessingGroup" xmlns:wpi="http://schemas.microsoft.com/office/word/2010/wordprocessingInk" xmlns:wne="http://schemas.microsoft.com/office/word/2006/wordml" xmlns:wps="http://schemas.microsoft.com/office/word/2010/wordprocessingShape" mc:Ignorable="w14 w15 w16se w16cid w16 w16cex w16sdtdh w16sdtfl w16du wp14">
   <w:footnote w:type="separator" w:id="-1">
     <w:p>
       <w:r>
@@ -1124,11 +2715,104 @@
 </file>
 
 <file path=word/numbering.xml><?xml version="1.0" encoding="utf-8"?>
-<w:numbering xmlns:wpc="http://schemas.microsoft.com/office/word/2010/wordprocessingCanvas" xmlns:cx="http://schemas.microsoft.com/office/drawing/2014/chartex" xmlns:cx1="http://schemas.microsoft.com/office/drawing/2015/9/8/chartex" xmlns:cx2="http://schemas.microsoft.com/office/drawing/2015/10/21/chartex" xmlns:cx3="http://schemas.microsoft.com/office/drawing/2016/5/9/chartex" xmlns:cx4="http://schemas.microsoft.com/office/drawing/2016/5/10/chartex" xmlns:cx5="http://schemas.microsoft.com/office/drawing/2016/5/11/chartex" xmlns:cx6="http://schemas.microsoft.com/office/drawing/2016/5/12/chartex" xmlns:cx7="http://schemas.microsoft.com/office/drawing/2016/5/13/chartex" xmlns:cx8="http://schemas.microsoft.com/office/drawing/2016/5/14/chartex" xmlns:mc="http://schemas.openxmlformats.org/markup-compatibility/2006" xmlns:aink="http://schemas.microsoft.com/office/drawing/2016/ink" xmlns:am3d="http://schemas.microsoft.com/office/drawing/2017/model3d" xmlns:o="urn:schemas-microsoft-com:office:office" xmlns:r="http://schemas.openxmlformats.org/officeDocument/2006/relationships" xmlns:m="http://schemas.openxmlformats.org/officeDocument/2006/math" xmlns:v="urn:schemas-microsoft-com:vml" xmlns:wp14="http://schemas.microsoft.com/office/word/2010/wordprocessingDrawing" xmlns:wp="http://schemas.openxmlformats.org/drawingml/2006/wordprocessingDrawing" xmlns:w10="urn:schemas-microsoft-com:office:word" xmlns:w="http://schemas.openxmlformats.org/wordprocessingml/2006/main" xmlns:w14="http://schemas.microsoft.com/office/word/2010/wordml" xmlns:w15="http://schemas.microsoft.com/office/word/2012/wordml" xmlns:w16cex="http://schemas.microsoft.com/office/word/2018/wordml/cex" xmlns:w16cid="http://schemas.microsoft.com/office/word/2016/wordml/cid" xmlns:w16="http://schemas.microsoft.com/office/word/2018/wordml" xmlns:w16sdtdh="http://schemas.microsoft.com/office/word/2020/wordml/sdtdatahash" xmlns:w16se="http://schemas.microsoft.com/office/word/2015/wordml/symex" xmlns:wpg="http://schemas.microsoft.com/office/word/2010/wordprocessingGroup" xmlns:wpi="http://schemas.microsoft.com/office/word/2010/wordprocessingInk" xmlns:wne="http://schemas.microsoft.com/office/word/2006/wordml" xmlns:wps="http://schemas.microsoft.com/office/word/2010/wordprocessingShape" mc:Ignorable="w14 w15 w16se w16cid w16 w16cex w16sdtdh wp14"/>
+<w:numbering xmlns:wpc="http://schemas.microsoft.com/office/word/2010/wordprocessingCanvas" xmlns:cx="http://schemas.microsoft.com/office/drawing/2014/chartex" xmlns:cx1="http://schemas.microsoft.com/office/drawing/2015/9/8/chartex" xmlns:cx2="http://schemas.microsoft.com/office/drawing/2015/10/21/chartex" xmlns:cx3="http://schemas.microsoft.com/office/drawing/2016/5/9/chartex" xmlns:cx4="http://schemas.microsoft.com/office/drawing/2016/5/10/chartex" xmlns:cx5="http://schemas.microsoft.com/office/drawing/2016/5/11/chartex" xmlns:cx6="http://schemas.microsoft.com/office/drawing/2016/5/12/chartex" xmlns:cx7="http://schemas.microsoft.com/office/drawing/2016/5/13/chartex" xmlns:cx8="http://schemas.microsoft.com/office/drawing/2016/5/14/chartex" xmlns:mc="http://schemas.openxmlformats.org/markup-compatibility/2006" xmlns:aink="http://schemas.microsoft.com/office/drawing/2016/ink" xmlns:am3d="http://schemas.microsoft.com/office/drawing/2017/model3d" xmlns:o="urn:schemas-microsoft-com:office:office" xmlns:oel="http://schemas.microsoft.com/office/2019/extlst" xmlns:r="http://schemas.openxmlformats.org/officeDocument/2006/relationships" xmlns:m="http://schemas.openxmlformats.org/officeDocument/2006/math" xmlns:v="urn:schemas-microsoft-com:vml" xmlns:wp14="http://schemas.microsoft.com/office/word/2010/wordprocessingDrawing" xmlns:wp="http://schemas.openxmlformats.org/drawingml/2006/wordprocessingDrawing" xmlns:w10="urn:schemas-microsoft-com:office:word" xmlns:w="http://schemas.openxmlformats.org/wordprocessingml/2006/main" xmlns:w14="http://schemas.microsoft.com/office/word/2010/wordml" xmlns:w15="http://schemas.microsoft.com/office/word/2012/wordml" xmlns:w16cex="http://schemas.microsoft.com/office/word/2018/wordml/cex" xmlns:w16cid="http://schemas.microsoft.com/office/word/2016/wordml/cid" xmlns:w16="http://schemas.microsoft.com/office/word/2018/wordml" xmlns:w16du="http://schemas.microsoft.com/office/word/2023/wordml/word16du" xmlns:w16sdtdh="http://schemas.microsoft.com/office/word/2020/wordml/sdtdatahash" xmlns:w16sdtfl="http://schemas.microsoft.com/office/word/2024/wordml/sdtformatlock" xmlns:w16se="http://schemas.microsoft.com/office/word/2015/wordml/symex" xmlns:wpg="http://schemas.microsoft.com/office/word/2010/wordprocessingGroup" xmlns:wpi="http://schemas.microsoft.com/office/word/2010/wordprocessingInk" xmlns:wne="http://schemas.microsoft.com/office/word/2006/wordml" xmlns:wps="http://schemas.microsoft.com/office/word/2010/wordprocessingShape" mc:Ignorable="w14 w15 w16se w16cid w16 w16cex w16sdtdh w16sdtfl w16du wp14">
+  <w:abstractNum w:abstractNumId="0" w15:restartNumberingAfterBreak="0">
+    <w:nsid w:val="784C5F71"/>
+    <w:multiLevelType w:val="hybridMultilevel"/>
+    <w:tmpl w:val="67C68594"/>
+    <w:lvl w:ilvl="0" w:tplc="7968F16C">
+      <w:start w:val="1"/>
+      <w:numFmt w:val="decimal"/>
+      <w:lvlText w:val="%1."/>
+      <w:lvlJc w:val="left"/>
+      <w:pPr>
+        <w:ind w:left="360" w:hanging="360"/>
+      </w:pPr>
+      <w:rPr>
+        <w:rFonts w:hint="default"/>
+      </w:rPr>
+    </w:lvl>
+    <w:lvl w:ilvl="1" w:tplc="04090019" w:tentative="1">
+      <w:start w:val="1"/>
+      <w:numFmt w:val="lowerLetter"/>
+      <w:lvlText w:val="%2)"/>
+      <w:lvlJc w:val="left"/>
+      <w:pPr>
+        <w:ind w:left="880" w:hanging="440"/>
+      </w:pPr>
+    </w:lvl>
+    <w:lvl w:ilvl="2" w:tplc="0409001B" w:tentative="1">
+      <w:start w:val="1"/>
+      <w:numFmt w:val="lowerRoman"/>
+      <w:lvlText w:val="%3."/>
+      <w:lvlJc w:val="right"/>
+      <w:pPr>
+        <w:ind w:left="1320" w:hanging="440"/>
+      </w:pPr>
+    </w:lvl>
+    <w:lvl w:ilvl="3" w:tplc="0409000F" w:tentative="1">
+      <w:start w:val="1"/>
+      <w:numFmt w:val="decimal"/>
+      <w:lvlText w:val="%4."/>
+      <w:lvlJc w:val="left"/>
+      <w:pPr>
+        <w:ind w:left="1760" w:hanging="440"/>
+      </w:pPr>
+    </w:lvl>
+    <w:lvl w:ilvl="4" w:tplc="04090019" w:tentative="1">
+      <w:start w:val="1"/>
+      <w:numFmt w:val="lowerLetter"/>
+      <w:lvlText w:val="%5)"/>
+      <w:lvlJc w:val="left"/>
+      <w:pPr>
+        <w:ind w:left="2200" w:hanging="440"/>
+      </w:pPr>
+    </w:lvl>
+    <w:lvl w:ilvl="5" w:tplc="0409001B" w:tentative="1">
+      <w:start w:val="1"/>
+      <w:numFmt w:val="lowerRoman"/>
+      <w:lvlText w:val="%6."/>
+      <w:lvlJc w:val="right"/>
+      <w:pPr>
+        <w:ind w:left="2640" w:hanging="440"/>
+      </w:pPr>
+    </w:lvl>
+    <w:lvl w:ilvl="6" w:tplc="0409000F" w:tentative="1">
+      <w:start w:val="1"/>
+      <w:numFmt w:val="decimal"/>
+      <w:lvlText w:val="%7."/>
+      <w:lvlJc w:val="left"/>
+      <w:pPr>
+        <w:ind w:left="3080" w:hanging="440"/>
+      </w:pPr>
+    </w:lvl>
+    <w:lvl w:ilvl="7" w:tplc="04090019" w:tentative="1">
+      <w:start w:val="1"/>
+      <w:numFmt w:val="lowerLetter"/>
+      <w:lvlText w:val="%8)"/>
+      <w:lvlJc w:val="left"/>
+      <w:pPr>
+        <w:ind w:left="3520" w:hanging="440"/>
+      </w:pPr>
+    </w:lvl>
+    <w:lvl w:ilvl="8" w:tplc="0409001B" w:tentative="1">
+      <w:start w:val="1"/>
+      <w:numFmt w:val="lowerRoman"/>
+      <w:lvlText w:val="%9."/>
+      <w:lvlJc w:val="right"/>
+      <w:pPr>
+        <w:ind w:left="3960" w:hanging="440"/>
+      </w:pPr>
+    </w:lvl>
+  </w:abstractNum>
+  <w:num w:numId="1" w16cid:durableId="279190550">
+    <w:abstractNumId w:val="0"/>
+  </w:num>
+</w:numbering>
 </file>
 
 <file path=word/styles.xml><?xml version="1.0" encoding="utf-8"?>
-<w:styles xmlns:mc="http://schemas.openxmlformats.org/markup-compatibility/2006" xmlns:r="http://schemas.openxmlformats.org/officeDocument/2006/relationships" xmlns:w="http://schemas.openxmlformats.org/wordprocessingml/2006/main" xmlns:w14="http://schemas.microsoft.com/office/word/2010/wordml" xmlns:w15="http://schemas.microsoft.com/office/word/2012/wordml" xmlns:w16cex="http://schemas.microsoft.com/office/word/2018/wordml/cex" xmlns:w16cid="http://schemas.microsoft.com/office/word/2016/wordml/cid" xmlns:w16="http://schemas.microsoft.com/office/word/2018/wordml" xmlns:w16sdtdh="http://schemas.microsoft.com/office/word/2020/wordml/sdtdatahash" xmlns:w16se="http://schemas.microsoft.com/office/word/2015/wordml/symex" mc:Ignorable="w14 w15 w16se w16cid w16 w16cex w16sdtdh">
+<w:styles xmlns:mc="http://schemas.openxmlformats.org/markup-compatibility/2006" xmlns:r="http://schemas.openxmlformats.org/officeDocument/2006/relationships" xmlns:w="http://schemas.openxmlformats.org/wordprocessingml/2006/main" xmlns:w14="http://schemas.microsoft.com/office/word/2010/wordml" xmlns:w15="http://schemas.microsoft.com/office/word/2012/wordml" xmlns:w16cex="http://schemas.microsoft.com/office/word/2018/wordml/cex" xmlns:w16cid="http://schemas.microsoft.com/office/word/2016/wordml/cid" xmlns:w16="http://schemas.microsoft.com/office/word/2018/wordml" xmlns:w16du="http://schemas.microsoft.com/office/word/2023/wordml/word16du" xmlns:w16sdtdh="http://schemas.microsoft.com/office/word/2020/wordml/sdtdatahash" xmlns:w16sdtfl="http://schemas.microsoft.com/office/word/2024/wordml/sdtformatlock" xmlns:w16se="http://schemas.microsoft.com/office/word/2015/wordml/symex" mc:Ignorable="w14 w15 w16se w16cid w16 w16cex w16sdtdh w16sdtfl w16du">
   <w:docDefaults>
     <w:rPrDefault>
       <w:rPr>
@@ -1520,7 +3204,7 @@
     <w:lsdException w:name="Unresolved Mention" w:semiHidden="1" w:unhideWhenUsed="1"/>
     <w:lsdException w:name="Smart Link" w:semiHidden="1" w:unhideWhenUsed="1"/>
   </w:latentStyles>
-  <w:style w:type="paragraph" w:default="1" w:styleId="a">
+  <w:style w:type="paragraph" w:default="1" w:styleId="Normal">
     <w:name w:val="Normal"/>
     <w:qFormat/>
     <w:rsid w:val="00D35C0C"/>
@@ -1529,11 +3213,11 @@
       <w:jc w:val="both"/>
     </w:pPr>
   </w:style>
-  <w:style w:type="paragraph" w:styleId="1">
+  <w:style w:type="paragraph" w:styleId="Ttulo1">
     <w:name w:val="heading 1"/>
-    <w:basedOn w:val="a"/>
-    <w:next w:val="a"/>
-    <w:link w:val="10"/>
+    <w:basedOn w:val="Normal"/>
+    <w:next w:val="Normal"/>
+    <w:link w:val="Ttulo1Car"/>
     <w:uiPriority w:val="9"/>
     <w:qFormat/>
     <w:rsid w:val="00C90F00"/>
@@ -1550,11 +3234,11 @@
       <w:szCs w:val="48"/>
     </w:rPr>
   </w:style>
-  <w:style w:type="paragraph" w:styleId="2">
+  <w:style w:type="paragraph" w:styleId="Ttulo2">
     <w:name w:val="heading 2"/>
-    <w:basedOn w:val="a"/>
-    <w:next w:val="a"/>
-    <w:link w:val="20"/>
+    <w:basedOn w:val="Normal"/>
+    <w:next w:val="Normal"/>
+    <w:link w:val="Ttulo2Car"/>
     <w:uiPriority w:val="9"/>
     <w:semiHidden/>
     <w:unhideWhenUsed/>
@@ -1573,11 +3257,11 @@
       <w:szCs w:val="40"/>
     </w:rPr>
   </w:style>
-  <w:style w:type="paragraph" w:styleId="3">
+  <w:style w:type="paragraph" w:styleId="Ttulo3">
     <w:name w:val="heading 3"/>
-    <w:basedOn w:val="a"/>
-    <w:next w:val="a"/>
-    <w:link w:val="30"/>
+    <w:basedOn w:val="Normal"/>
+    <w:next w:val="Normal"/>
+    <w:link w:val="Ttulo3Car"/>
     <w:uiPriority w:val="9"/>
     <w:semiHidden/>
     <w:unhideWhenUsed/>
@@ -1596,11 +3280,11 @@
       <w:szCs w:val="32"/>
     </w:rPr>
   </w:style>
-  <w:style w:type="paragraph" w:styleId="4">
+  <w:style w:type="paragraph" w:styleId="Ttulo4">
     <w:name w:val="heading 4"/>
-    <w:basedOn w:val="a"/>
-    <w:next w:val="a"/>
-    <w:link w:val="40"/>
+    <w:basedOn w:val="Normal"/>
+    <w:next w:val="Normal"/>
+    <w:link w:val="Ttulo4Car"/>
     <w:uiPriority w:val="9"/>
     <w:semiHidden/>
     <w:unhideWhenUsed/>
@@ -1619,11 +3303,11 @@
       <w:szCs w:val="28"/>
     </w:rPr>
   </w:style>
-  <w:style w:type="paragraph" w:styleId="5">
+  <w:style w:type="paragraph" w:styleId="Ttulo5">
     <w:name w:val="heading 5"/>
-    <w:basedOn w:val="a"/>
-    <w:next w:val="a"/>
-    <w:link w:val="50"/>
+    <w:basedOn w:val="Normal"/>
+    <w:next w:val="Normal"/>
+    <w:link w:val="Ttulo5Car"/>
     <w:uiPriority w:val="9"/>
     <w:semiHidden/>
     <w:unhideWhenUsed/>
@@ -1642,11 +3326,11 @@
       <w:szCs w:val="24"/>
     </w:rPr>
   </w:style>
-  <w:style w:type="paragraph" w:styleId="6">
+  <w:style w:type="paragraph" w:styleId="Ttulo6">
     <w:name w:val="heading 6"/>
-    <w:basedOn w:val="a"/>
-    <w:next w:val="a"/>
-    <w:link w:val="60"/>
+    <w:basedOn w:val="Normal"/>
+    <w:next w:val="Normal"/>
+    <w:link w:val="Ttulo6Car"/>
     <w:uiPriority w:val="9"/>
     <w:semiHidden/>
     <w:unhideWhenUsed/>
@@ -1665,11 +3349,11 @@
       <w:color w:val="2F5496" w:themeColor="accent1" w:themeShade="BF"/>
     </w:rPr>
   </w:style>
-  <w:style w:type="paragraph" w:styleId="7">
+  <w:style w:type="paragraph" w:styleId="Ttulo7">
     <w:name w:val="heading 7"/>
-    <w:basedOn w:val="a"/>
-    <w:next w:val="a"/>
-    <w:link w:val="70"/>
+    <w:basedOn w:val="Normal"/>
+    <w:next w:val="Normal"/>
+    <w:link w:val="Ttulo7Car"/>
     <w:uiPriority w:val="9"/>
     <w:semiHidden/>
     <w:unhideWhenUsed/>
@@ -1688,11 +3372,11 @@
       <w:color w:val="595959" w:themeColor="text1" w:themeTint="A6"/>
     </w:rPr>
   </w:style>
-  <w:style w:type="paragraph" w:styleId="8">
+  <w:style w:type="paragraph" w:styleId="Ttulo8">
     <w:name w:val="heading 8"/>
-    <w:basedOn w:val="a"/>
-    <w:next w:val="a"/>
-    <w:link w:val="80"/>
+    <w:basedOn w:val="Normal"/>
+    <w:next w:val="Normal"/>
+    <w:link w:val="Ttulo8Car"/>
     <w:uiPriority w:val="9"/>
     <w:semiHidden/>
     <w:unhideWhenUsed/>
@@ -1708,11 +3392,11 @@
       <w:color w:val="595959" w:themeColor="text1" w:themeTint="A6"/>
     </w:rPr>
   </w:style>
-  <w:style w:type="paragraph" w:styleId="9">
+  <w:style w:type="paragraph" w:styleId="Ttulo9">
     <w:name w:val="heading 9"/>
-    <w:basedOn w:val="a"/>
-    <w:next w:val="a"/>
-    <w:link w:val="90"/>
+    <w:basedOn w:val="Normal"/>
+    <w:next w:val="Normal"/>
+    <w:link w:val="Ttulo9Car"/>
     <w:uiPriority w:val="9"/>
     <w:semiHidden/>
     <w:unhideWhenUsed/>
@@ -1728,13 +3412,13 @@
       <w:color w:val="595959" w:themeColor="text1" w:themeTint="A6"/>
     </w:rPr>
   </w:style>
-  <w:style w:type="character" w:default="1" w:styleId="a0">
+  <w:style w:type="character" w:default="1" w:styleId="Fuentedeprrafopredeter">
     <w:name w:val="Default Paragraph Font"/>
     <w:uiPriority w:val="1"/>
     <w:semiHidden/>
     <w:unhideWhenUsed/>
   </w:style>
-  <w:style w:type="table" w:default="1" w:styleId="a1">
+  <w:style w:type="table" w:default="1" w:styleId="Tablanormal">
     <w:name w:val="Normal Table"/>
     <w:uiPriority w:val="99"/>
     <w:semiHidden/>
@@ -1749,16 +3433,16 @@
       </w:tblCellMar>
     </w:tblPr>
   </w:style>
-  <w:style w:type="numbering" w:default="1" w:styleId="a2">
+  <w:style w:type="numbering" w:default="1" w:styleId="Sinlista">
     <w:name w:val="No List"/>
     <w:uiPriority w:val="99"/>
     <w:semiHidden/>
     <w:unhideWhenUsed/>
   </w:style>
-  <w:style w:type="character" w:customStyle="1" w:styleId="10">
-    <w:name w:val="标题 1 字符"/>
-    <w:basedOn w:val="a0"/>
-    <w:link w:val="1"/>
+  <w:style w:type="character" w:customStyle="1" w:styleId="Ttulo1Car">
+    <w:name w:val="Título 1 Car"/>
+    <w:basedOn w:val="Fuentedeprrafopredeter"/>
+    <w:link w:val="Ttulo1"/>
     <w:uiPriority w:val="9"/>
     <w:rsid w:val="00C90F00"/>
     <w:rPr>
@@ -1768,10 +3452,10 @@
       <w:szCs w:val="48"/>
     </w:rPr>
   </w:style>
-  <w:style w:type="character" w:customStyle="1" w:styleId="20">
-    <w:name w:val="标题 2 字符"/>
-    <w:basedOn w:val="a0"/>
-    <w:link w:val="2"/>
+  <w:style w:type="character" w:customStyle="1" w:styleId="Ttulo2Car">
+    <w:name w:val="Título 2 Car"/>
+    <w:basedOn w:val="Fuentedeprrafopredeter"/>
+    <w:link w:val="Ttulo2"/>
     <w:uiPriority w:val="9"/>
     <w:semiHidden/>
     <w:rsid w:val="00C90F00"/>
@@ -1782,10 +3466,10 @@
       <w:szCs w:val="40"/>
     </w:rPr>
   </w:style>
-  <w:style w:type="character" w:customStyle="1" w:styleId="30">
-    <w:name w:val="标题 3 字符"/>
-    <w:basedOn w:val="a0"/>
-    <w:link w:val="3"/>
+  <w:style w:type="character" w:customStyle="1" w:styleId="Ttulo3Car">
+    <w:name w:val="Título 3 Car"/>
+    <w:basedOn w:val="Fuentedeprrafopredeter"/>
+    <w:link w:val="Ttulo3"/>
     <w:uiPriority w:val="9"/>
     <w:semiHidden/>
     <w:rsid w:val="00C90F00"/>
@@ -1796,10 +3480,10 @@
       <w:szCs w:val="32"/>
     </w:rPr>
   </w:style>
-  <w:style w:type="character" w:customStyle="1" w:styleId="40">
-    <w:name w:val="标题 4 字符"/>
-    <w:basedOn w:val="a0"/>
-    <w:link w:val="4"/>
+  <w:style w:type="character" w:customStyle="1" w:styleId="Ttulo4Car">
+    <w:name w:val="Título 4 Car"/>
+    <w:basedOn w:val="Fuentedeprrafopredeter"/>
+    <w:link w:val="Ttulo4"/>
     <w:uiPriority w:val="9"/>
     <w:semiHidden/>
     <w:rsid w:val="00C90F00"/>
@@ -1810,10 +3494,10 @@
       <w:szCs w:val="28"/>
     </w:rPr>
   </w:style>
-  <w:style w:type="character" w:customStyle="1" w:styleId="50">
-    <w:name w:val="标题 5 字符"/>
-    <w:basedOn w:val="a0"/>
-    <w:link w:val="5"/>
+  <w:style w:type="character" w:customStyle="1" w:styleId="Ttulo5Car">
+    <w:name w:val="Título 5 Car"/>
+    <w:basedOn w:val="Fuentedeprrafopredeter"/>
+    <w:link w:val="Ttulo5"/>
     <w:uiPriority w:val="9"/>
     <w:semiHidden/>
     <w:rsid w:val="00C90F00"/>
@@ -1824,10 +3508,10 @@
       <w:szCs w:val="24"/>
     </w:rPr>
   </w:style>
-  <w:style w:type="character" w:customStyle="1" w:styleId="60">
-    <w:name w:val="标题 6 字符"/>
-    <w:basedOn w:val="a0"/>
-    <w:link w:val="6"/>
+  <w:style w:type="character" w:customStyle="1" w:styleId="Ttulo6Car">
+    <w:name w:val="Título 6 Car"/>
+    <w:basedOn w:val="Fuentedeprrafopredeter"/>
+    <w:link w:val="Ttulo6"/>
     <w:uiPriority w:val="9"/>
     <w:semiHidden/>
     <w:rsid w:val="00C90F00"/>
@@ -1838,10 +3522,10 @@
       <w:color w:val="2F5496" w:themeColor="accent1" w:themeShade="BF"/>
     </w:rPr>
   </w:style>
-  <w:style w:type="character" w:customStyle="1" w:styleId="70">
-    <w:name w:val="标题 7 字符"/>
-    <w:basedOn w:val="a0"/>
-    <w:link w:val="7"/>
+  <w:style w:type="character" w:customStyle="1" w:styleId="Ttulo7Car">
+    <w:name w:val="Título 7 Car"/>
+    <w:basedOn w:val="Fuentedeprrafopredeter"/>
+    <w:link w:val="Ttulo7"/>
     <w:uiPriority w:val="9"/>
     <w:semiHidden/>
     <w:rsid w:val="00C90F00"/>
@@ -1852,10 +3536,10 @@
       <w:color w:val="595959" w:themeColor="text1" w:themeTint="A6"/>
     </w:rPr>
   </w:style>
-  <w:style w:type="character" w:customStyle="1" w:styleId="80">
-    <w:name w:val="标题 8 字符"/>
-    <w:basedOn w:val="a0"/>
-    <w:link w:val="8"/>
+  <w:style w:type="character" w:customStyle="1" w:styleId="Ttulo8Car">
+    <w:name w:val="Título 8 Car"/>
+    <w:basedOn w:val="Fuentedeprrafopredeter"/>
+    <w:link w:val="Ttulo8"/>
     <w:uiPriority w:val="9"/>
     <w:semiHidden/>
     <w:rsid w:val="00C90F00"/>
@@ -1864,10 +3548,10 @@
       <w:color w:val="595959" w:themeColor="text1" w:themeTint="A6"/>
     </w:rPr>
   </w:style>
-  <w:style w:type="character" w:customStyle="1" w:styleId="90">
-    <w:name w:val="标题 9 字符"/>
-    <w:basedOn w:val="a0"/>
-    <w:link w:val="9"/>
+  <w:style w:type="character" w:customStyle="1" w:styleId="Ttulo9Car">
+    <w:name w:val="Título 9 Car"/>
+    <w:basedOn w:val="Fuentedeprrafopredeter"/>
+    <w:link w:val="Ttulo9"/>
     <w:uiPriority w:val="9"/>
     <w:semiHidden/>
     <w:rsid w:val="00C90F00"/>
@@ -1876,11 +3560,11 @@
       <w:color w:val="595959" w:themeColor="text1" w:themeTint="A6"/>
     </w:rPr>
   </w:style>
-  <w:style w:type="paragraph" w:styleId="a3">
+  <w:style w:type="paragraph" w:styleId="Ttulo">
     <w:name w:val="Title"/>
-    <w:basedOn w:val="a"/>
-    <w:next w:val="a"/>
-    <w:link w:val="a4"/>
+    <w:basedOn w:val="Normal"/>
+    <w:next w:val="Normal"/>
+    <w:link w:val="TtuloCar"/>
     <w:uiPriority w:val="10"/>
     <w:qFormat/>
     <w:rsid w:val="00C90F00"/>
@@ -1897,10 +3581,10 @@
       <w:szCs w:val="56"/>
     </w:rPr>
   </w:style>
-  <w:style w:type="character" w:customStyle="1" w:styleId="a4">
-    <w:name w:val="标题 字符"/>
-    <w:basedOn w:val="a0"/>
-    <w:link w:val="a3"/>
+  <w:style w:type="character" w:customStyle="1" w:styleId="TtuloCar">
+    <w:name w:val="Título Car"/>
+    <w:basedOn w:val="Fuentedeprrafopredeter"/>
+    <w:link w:val="Ttulo"/>
     <w:uiPriority w:val="10"/>
     <w:rsid w:val="00C90F00"/>
     <w:rPr>
@@ -1911,11 +3595,11 @@
       <w:szCs w:val="56"/>
     </w:rPr>
   </w:style>
-  <w:style w:type="paragraph" w:styleId="a5">
+  <w:style w:type="paragraph" w:styleId="Subttulo">
     <w:name w:val="Subtitle"/>
-    <w:basedOn w:val="a"/>
-    <w:next w:val="a"/>
-    <w:link w:val="a6"/>
+    <w:basedOn w:val="Normal"/>
+    <w:next w:val="Normal"/>
+    <w:link w:val="SubttuloCar"/>
     <w:uiPriority w:val="11"/>
     <w:qFormat/>
     <w:rsid w:val="00C90F00"/>
@@ -1934,10 +3618,10 @@
       <w:szCs w:val="28"/>
     </w:rPr>
   </w:style>
-  <w:style w:type="character" w:customStyle="1" w:styleId="a6">
-    <w:name w:val="副标题 字符"/>
-    <w:basedOn w:val="a0"/>
-    <w:link w:val="a5"/>
+  <w:style w:type="character" w:customStyle="1" w:styleId="SubttuloCar">
+    <w:name w:val="Subtítulo Car"/>
+    <w:basedOn w:val="Fuentedeprrafopredeter"/>
+    <w:link w:val="Subttulo"/>
     <w:uiPriority w:val="11"/>
     <w:rsid w:val="00C90F00"/>
     <w:rPr>
@@ -1948,11 +3632,11 @@
       <w:szCs w:val="28"/>
     </w:rPr>
   </w:style>
-  <w:style w:type="paragraph" w:styleId="a7">
+  <w:style w:type="paragraph" w:styleId="Cita">
     <w:name w:val="Quote"/>
-    <w:basedOn w:val="a"/>
-    <w:next w:val="a"/>
-    <w:link w:val="a8"/>
+    <w:basedOn w:val="Normal"/>
+    <w:next w:val="Normal"/>
+    <w:link w:val="CitaCar"/>
     <w:uiPriority w:val="29"/>
     <w:qFormat/>
     <w:rsid w:val="00C90F00"/>
@@ -1966,10 +3650,10 @@
       <w:color w:val="404040" w:themeColor="text1" w:themeTint="BF"/>
     </w:rPr>
   </w:style>
-  <w:style w:type="character" w:customStyle="1" w:styleId="a8">
-    <w:name w:val="引用 字符"/>
-    <w:basedOn w:val="a0"/>
-    <w:link w:val="a7"/>
+  <w:style w:type="character" w:customStyle="1" w:styleId="CitaCar">
+    <w:name w:val="Cita Car"/>
+    <w:basedOn w:val="Fuentedeprrafopredeter"/>
+    <w:link w:val="Cita"/>
     <w:uiPriority w:val="29"/>
     <w:rsid w:val="00C90F00"/>
     <w:rPr>
@@ -1978,9 +3662,9 @@
       <w:color w:val="404040" w:themeColor="text1" w:themeTint="BF"/>
     </w:rPr>
   </w:style>
-  <w:style w:type="paragraph" w:styleId="a9">
+  <w:style w:type="paragraph" w:styleId="Prrafodelista">
     <w:name w:val="List Paragraph"/>
-    <w:basedOn w:val="a"/>
+    <w:basedOn w:val="Normal"/>
     <w:uiPriority w:val="34"/>
     <w:qFormat/>
     <w:rsid w:val="00C90F00"/>
@@ -1989,9 +3673,9 @@
       <w:contextualSpacing/>
     </w:pPr>
   </w:style>
-  <w:style w:type="character" w:styleId="aa">
+  <w:style w:type="character" w:styleId="nfasisintenso">
     <w:name w:val="Intense Emphasis"/>
-    <w:basedOn w:val="a0"/>
+    <w:basedOn w:val="Fuentedeprrafopredeter"/>
     <w:uiPriority w:val="21"/>
     <w:qFormat/>
     <w:rsid w:val="00C90F00"/>
@@ -2001,11 +3685,11 @@
       <w:color w:val="2F5496" w:themeColor="accent1" w:themeShade="BF"/>
     </w:rPr>
   </w:style>
-  <w:style w:type="paragraph" w:styleId="ab">
+  <w:style w:type="paragraph" w:styleId="Citadestacada">
     <w:name w:val="Intense Quote"/>
-    <w:basedOn w:val="a"/>
-    <w:next w:val="a"/>
-    <w:link w:val="ac"/>
+    <w:basedOn w:val="Normal"/>
+    <w:next w:val="Normal"/>
+    <w:link w:val="CitadestacadaCar"/>
     <w:uiPriority w:val="30"/>
     <w:qFormat/>
     <w:rsid w:val="00C90F00"/>
@@ -2024,10 +3708,10 @@
       <w:color w:val="2F5496" w:themeColor="accent1" w:themeShade="BF"/>
     </w:rPr>
   </w:style>
-  <w:style w:type="character" w:customStyle="1" w:styleId="ac">
-    <w:name w:val="明显引用 字符"/>
-    <w:basedOn w:val="a0"/>
-    <w:link w:val="ab"/>
+  <w:style w:type="character" w:customStyle="1" w:styleId="CitadestacadaCar">
+    <w:name w:val="Cita destacada Car"/>
+    <w:basedOn w:val="Fuentedeprrafopredeter"/>
+    <w:link w:val="Citadestacada"/>
     <w:uiPriority w:val="30"/>
     <w:rsid w:val="00C90F00"/>
     <w:rPr>
@@ -2036,9 +3720,9 @@
       <w:color w:val="2F5496" w:themeColor="accent1" w:themeShade="BF"/>
     </w:rPr>
   </w:style>
-  <w:style w:type="character" w:styleId="ad">
+  <w:style w:type="character" w:styleId="Referenciaintensa">
     <w:name w:val="Intense Reference"/>
-    <w:basedOn w:val="a0"/>
+    <w:basedOn w:val="Fuentedeprrafopredeter"/>
     <w:uiPriority w:val="32"/>
     <w:qFormat/>
     <w:rsid w:val="00C90F00"/>
@@ -2050,10 +3734,10 @@
       <w:spacing w:val="5"/>
     </w:rPr>
   </w:style>
-  <w:style w:type="paragraph" w:styleId="ae">
+  <w:style w:type="paragraph" w:styleId="Encabezado">
     <w:name w:val="header"/>
-    <w:basedOn w:val="a"/>
-    <w:link w:val="af"/>
+    <w:basedOn w:val="Normal"/>
+    <w:link w:val="EncabezadoCar"/>
     <w:uiPriority w:val="99"/>
     <w:unhideWhenUsed/>
     <w:rsid w:val="00D35C0C"/>
@@ -2070,10 +3754,10 @@
       <w:szCs w:val="18"/>
     </w:rPr>
   </w:style>
-  <w:style w:type="character" w:customStyle="1" w:styleId="af">
-    <w:name w:val="页眉 字符"/>
-    <w:basedOn w:val="a0"/>
-    <w:link w:val="ae"/>
+  <w:style w:type="character" w:customStyle="1" w:styleId="EncabezadoCar">
+    <w:name w:val="Encabezado Car"/>
+    <w:basedOn w:val="Fuentedeprrafopredeter"/>
+    <w:link w:val="Encabezado"/>
     <w:uiPriority w:val="99"/>
     <w:rsid w:val="00D35C0C"/>
     <w:rPr>
@@ -2081,10 +3765,10 @@
       <w:szCs w:val="18"/>
     </w:rPr>
   </w:style>
-  <w:style w:type="paragraph" w:styleId="af0">
+  <w:style w:type="paragraph" w:styleId="Piedepgina">
     <w:name w:val="footer"/>
-    <w:basedOn w:val="a"/>
-    <w:link w:val="af1"/>
+    <w:basedOn w:val="Normal"/>
+    <w:link w:val="PiedepginaCar"/>
     <w:uiPriority w:val="99"/>
     <w:unhideWhenUsed/>
     <w:rsid w:val="00D35C0C"/>
@@ -2101,10 +3785,10 @@
       <w:szCs w:val="18"/>
     </w:rPr>
   </w:style>
-  <w:style w:type="character" w:customStyle="1" w:styleId="af1">
-    <w:name w:val="页脚 字符"/>
-    <w:basedOn w:val="a0"/>
-    <w:link w:val="af0"/>
+  <w:style w:type="character" w:customStyle="1" w:styleId="PiedepginaCar">
+    <w:name w:val="Pie de página Car"/>
+    <w:basedOn w:val="Fuentedeprrafopredeter"/>
+    <w:link w:val="Piedepgina"/>
     <w:uiPriority w:val="99"/>
     <w:rsid w:val="00D35C0C"/>
     <w:rPr>
